--- a/カスタムビジュアルPC稼働状況の使い方.docx
+++ b/カスタムビジュアルPC稼働状況の使い方.docx
@@ -13,15 +13,13 @@
       </w:pPr>
       <w:r>
         <w:rPr>
-          <w:rFonts w:hint="eastAsia"/>
+          <w:rFonts w:hint="eastAsia" w:ascii="ＭＳ ゴシック" w:hAnsi="ＭＳ ゴシック" w:eastAsia="ＭＳ ゴシック" w:cs="ＭＳ ゴシック"/>
           <w:sz w:val="28"/>
           <w:szCs w:val="28"/>
           <w:lang w:val="en-US" w:eastAsia="ja-JP"/>
         </w:rPr>
         <w:t>カスタムビジュアルPCの稼働状況の仕様</w:t>
       </w:r>
-      <w:bookmarkStart w:id="0" w:name="_GoBack"/>
-      <w:bookmarkEnd w:id="0"/>
     </w:p>
     <w:p>
       <w:pPr>
@@ -63,7 +61,7 @@
     <w:p>
       <w:pPr>
         <w:rPr>
-          <w:rFonts w:hint="default" w:ascii="ＭＳ ゴシック" w:hAnsi="ＭＳ ゴシック" w:eastAsia="ＭＳ ゴシック" w:cs="ＭＳ ゴシック"/>
+          <w:rFonts w:hint="eastAsia" w:ascii="ＭＳ ゴシック" w:hAnsi="ＭＳ ゴシック" w:eastAsia="ＭＳ ゴシック" w:cs="ＭＳ ゴシック"/>
           <w:lang w:val="en-US" w:eastAsia="ja-JP"/>
         </w:rPr>
       </w:pPr>
@@ -77,21 +75,22 @@
       </w:pPr>
       <w:r>
         <w:rPr>
+          <w:rFonts w:hint="eastAsia" w:ascii="ＭＳ ゴシック" w:hAnsi="ＭＳ ゴシック" w:eastAsia="ＭＳ ゴシック" w:cs="ＭＳ ゴシック"/>
           <w:sz w:val="21"/>
         </w:rPr>
         <mc:AlternateContent>
           <mc:Choice Requires="wps">
             <w:drawing>
-              <wp:anchor distT="0" distB="0" distL="114300" distR="114300" simplePos="0" relativeHeight="251661312" behindDoc="0" locked="0" layoutInCell="1" allowOverlap="1">
+              <wp:anchor distT="0" distB="0" distL="114300" distR="114300" simplePos="0" relativeHeight="251668480" behindDoc="0" locked="0" layoutInCell="1" allowOverlap="1">
                 <wp:simplePos x="0" y="0"/>
                 <wp:positionH relativeFrom="column">
-                  <wp:posOffset>4055110</wp:posOffset>
+                  <wp:posOffset>3903345</wp:posOffset>
                 </wp:positionH>
                 <wp:positionV relativeFrom="paragraph">
                   <wp:posOffset>3159125</wp:posOffset>
                 </wp:positionV>
-                <wp:extent cx="1115695" cy="545465"/>
-                <wp:effectExtent l="100330" t="6350" r="15875" b="222885"/>
+                <wp:extent cx="1267460" cy="545465"/>
+                <wp:effectExtent l="113030" t="6350" r="16510" b="222885"/>
                 <wp:wrapNone/>
                 <wp:docPr id="11" name="角丸四角形吹き出し 11"/>
                 <wp:cNvGraphicFramePr/>
@@ -102,7 +101,7 @@
                       <wps:spPr>
                         <a:xfrm>
                           <a:off x="0" y="0"/>
-                          <a:ext cx="1115695" cy="545465"/>
+                          <a:ext cx="1267460" cy="545465"/>
                         </a:xfrm>
                         <a:prstGeom prst="wedgeRoundRectCallout">
                           <a:avLst>
@@ -111,23 +110,13 @@
                             <a:gd name="adj3" fmla="val 16667"/>
                           </a:avLst>
                         </a:prstGeom>
-                        <a:solidFill>
-                          <a:schemeClr val="bg1"/>
-                        </a:solidFill>
-                        <a:ln>
-                          <a:solidFill>
-                            <a:schemeClr val="accent2"/>
-                          </a:solidFill>
-                        </a:ln>
                       </wps:spPr>
                       <wps:style>
                         <a:lnRef idx="2">
-                          <a:schemeClr val="accent1">
-                            <a:lumMod val="75000"/>
-                          </a:schemeClr>
+                          <a:schemeClr val="accent3"/>
                         </a:lnRef>
-                        <a:fillRef idx="1">
-                          <a:schemeClr val="accent1"/>
+                        <a:fillRef idx="2">
+                          <a:schemeClr val="accent3"/>
                         </a:fillRef>
                         <a:effectRef idx="0">
                           <a:srgbClr val="FFFFFF"/>
@@ -142,7 +131,7 @@
                             <w:pPr>
                               <w:jc w:val="center"/>
                               <w:rPr>
-                                <w:rFonts w:hint="default" w:eastAsiaTheme="minorEastAsia"/>
+                                <w:rFonts w:hint="eastAsia" w:ascii="メイリオ" w:hAnsi="メイリオ" w:eastAsia="メイリオ" w:cs="メイリオ"/>
                                 <w:color w:val="000000" w:themeColor="text1"/>
                                 <w:lang w:val="en-US" w:eastAsia="ja-JP"/>
                                 <w14:textFill>
@@ -154,7 +143,7 @@
                             </w:pPr>
                             <w:r>
                               <w:rPr>
-                                <w:rFonts w:hint="eastAsia"/>
+                                <w:rFonts w:hint="eastAsia" w:ascii="メイリオ" w:hAnsi="メイリオ" w:eastAsia="メイリオ" w:cs="メイリオ"/>
                                 <w:color w:val="000000" w:themeColor="text1"/>
                                 <w:lang w:val="en-US" w:eastAsia="ja-JP"/>
                                 <w14:textFill>
@@ -163,7 +152,7 @@
                                   </w14:solidFill>
                                 </w14:textFill>
                               </w:rPr>
-                              <w:t>tooltipを表示</w:t>
+                              <w:t>②tooltipを表示</w:t>
                             </w:r>
                           </w:p>
                         </w:txbxContent>
@@ -179,9 +168,11 @@
           </mc:Choice>
           <mc:Fallback>
             <w:pict>
-              <v:shape id="_x0000_s1026" o:spid="_x0000_s1026" o:spt="62" type="#_x0000_t62" style="position:absolute;left:0pt;margin-left:319.3pt;margin-top:248.75pt;height:42.95pt;width:87.85pt;z-index:251661312;v-text-anchor:middle;mso-width-relative:page;mso-height-relative:page;" fillcolor="#FFFFFF [3212]" filled="t" stroked="t" coordsize="21600,21600" o:gfxdata="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" adj="-1243,29244,14400">
-                <v:fill on="t" focussize="0,0"/>
-                <v:stroke weight="1pt" color="#EE822F [3205]" miterlimit="8" joinstyle="miter"/>
+              <v:shape id="_x0000_s1026" o:spid="_x0000_s1026" o:spt="62" type="#_x0000_t62" style="position:absolute;left:0pt;margin-left:307.35pt;margin-top:248.75pt;height:42.95pt;width:99.8pt;z-index:251668480;v-text-anchor:middle;mso-width-relative:page;mso-height-relative:page;" fillcolor="#FED550 [3216]" filled="t" stroked="t" coordsize="21600,21600" o:gfxdata="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" adj="-1243,29244,14400">
+                <v:fill type="gradient" on="t" color2="#F2BA02 [3216]" angle="45" focus="100%" focussize="0,0" rotate="t">
+                  <o:fill type="gradientUnscaled" v:ext="backwardCompatible"/>
+                </v:fill>
+                <v:stroke weight="1pt" color="#F2BA02 [3206]" miterlimit="8" joinstyle="miter"/>
                 <v:imagedata o:title=""/>
                 <o:lock v:ext="edit" aspectratio="f"/>
                 <v:textbox>
@@ -190,7 +181,7 @@
                       <w:pPr>
                         <w:jc w:val="center"/>
                         <w:rPr>
-                          <w:rFonts w:hint="default" w:eastAsiaTheme="minorEastAsia"/>
+                          <w:rFonts w:hint="eastAsia" w:ascii="メイリオ" w:hAnsi="メイリオ" w:eastAsia="メイリオ" w:cs="メイリオ"/>
                           <w:color w:val="000000" w:themeColor="text1"/>
                           <w:lang w:val="en-US" w:eastAsia="ja-JP"/>
                           <w14:textFill>
@@ -202,7 +193,7 @@
                       </w:pPr>
                       <w:r>
                         <w:rPr>
-                          <w:rFonts w:hint="eastAsia"/>
+                          <w:rFonts w:hint="eastAsia" w:ascii="メイリオ" w:hAnsi="メイリオ" w:eastAsia="メイリオ" w:cs="メイリオ"/>
                           <w:color w:val="000000" w:themeColor="text1"/>
                           <w:lang w:val="en-US" w:eastAsia="ja-JP"/>
                           <w14:textFill>
@@ -211,7 +202,7 @@
                             </w14:solidFill>
                           </w14:textFill>
                         </w:rPr>
-                        <w:t>tooltipを表示</w:t>
+                        <w:t>②tooltipを表示</w:t>
                       </w:r>
                     </w:p>
                   </w:txbxContent>
@@ -333,23 +324,24 @@
       </w:pPr>
       <w:r>
         <w:rPr>
+          <w:rFonts w:hint="eastAsia" w:ascii="ＭＳ ゴシック" w:hAnsi="ＭＳ ゴシック" w:eastAsia="ＭＳ ゴシック" w:cs="ＭＳ ゴシック"/>
           <w:sz w:val="21"/>
         </w:rPr>
         <mc:AlternateContent>
           <mc:Choice Requires="wps">
             <w:drawing>
-              <wp:anchor distT="0" distB="0" distL="114300" distR="114300" simplePos="0" relativeHeight="251660288" behindDoc="0" locked="0" layoutInCell="1" allowOverlap="1">
+              <wp:anchor distT="0" distB="0" distL="114300" distR="114300" simplePos="0" relativeHeight="251665408" behindDoc="0" locked="0" layoutInCell="1" allowOverlap="1">
                 <wp:simplePos x="0" y="0"/>
                 <wp:positionH relativeFrom="column">
-                  <wp:posOffset>2160270</wp:posOffset>
+                  <wp:posOffset>819150</wp:posOffset>
                 </wp:positionH>
                 <wp:positionV relativeFrom="paragraph">
-                  <wp:posOffset>1358265</wp:posOffset>
+                  <wp:posOffset>383540</wp:posOffset>
                 </wp:positionV>
-                <wp:extent cx="2856230" cy="592455"/>
-                <wp:effectExtent l="0" t="0" r="1270" b="4445"/>
+                <wp:extent cx="1399540" cy="617220"/>
+                <wp:effectExtent l="6350" t="6350" r="143510" b="240030"/>
                 <wp:wrapNone/>
-                <wp:docPr id="8" name="四角形 8"/>
+                <wp:docPr id="10" name="角丸四角形吹き出し 10"/>
                 <wp:cNvGraphicFramePr/>
                 <a:graphic xmlns:a="http://schemas.openxmlformats.org/drawingml/2006/main">
                   <a:graphicData uri="http://schemas.microsoft.com/office/word/2010/wordprocessingShape">
@@ -358,29 +350,22 @@
                       <wps:spPr>
                         <a:xfrm>
                           <a:off x="0" y="0"/>
-                          <a:ext cx="2856230" cy="592455"/>
+                          <a:ext cx="1399540" cy="617220"/>
                         </a:xfrm>
-                        <a:prstGeom prst="rect">
-                          <a:avLst/>
+                        <a:prstGeom prst="wedgeRoundRectCallout">
+                          <a:avLst>
+                            <a:gd name="adj1" fmla="val 56975"/>
+                            <a:gd name="adj2" fmla="val 84670"/>
+                            <a:gd name="adj3" fmla="val 16667"/>
+                          </a:avLst>
                         </a:prstGeom>
-                        <a:solidFill>
-                          <a:schemeClr val="bg1">
-                            <a:lumMod val="65000"/>
-                            <a:alpha val="61000"/>
-                          </a:schemeClr>
-                        </a:solidFill>
-                        <a:ln>
-                          <a:noFill/>
-                        </a:ln>
                       </wps:spPr>
                       <wps:style>
                         <a:lnRef idx="2">
-                          <a:schemeClr val="accent1">
-                            <a:lumMod val="75000"/>
-                          </a:schemeClr>
+                          <a:schemeClr val="accent3"/>
                         </a:lnRef>
-                        <a:fillRef idx="1">
-                          <a:schemeClr val="accent1"/>
+                        <a:fillRef idx="2">
+                          <a:schemeClr val="accent3"/>
                         </a:fillRef>
                         <a:effectRef idx="0">
                           <a:srgbClr val="FFFFFF"/>
@@ -395,8 +380,231 @@
                             <w:pPr>
                               <w:jc w:val="center"/>
                               <w:rPr>
-                                <w:color w:val="auto"/>
+                                <w:rFonts w:hint="eastAsia" w:ascii="メイリオ" w:hAnsi="メイリオ" w:eastAsia="メイリオ" w:cs="メイリオ"/>
+                                <w:color w:val="000000" w:themeColor="text1"/>
+                                <w:lang w:eastAsia="ja-JP"/>
+                                <w14:textFill>
+                                  <w14:solidFill>
+                                    <w14:schemeClr w14:val="tx1"/>
+                                  </w14:solidFill>
+                                </w14:textFill>
                               </w:rPr>
+                            </w:pPr>
+                            <w:r>
+                              <w:rPr>
+                                <w:rFonts w:hint="eastAsia" w:ascii="メイリオ" w:hAnsi="メイリオ" w:eastAsia="メイリオ" w:cs="メイリオ"/>
+                                <w:color w:val="000000" w:themeColor="text1"/>
+                                <w:lang w:eastAsia="ja-JP"/>
+                                <w14:textFill>
+                                  <w14:solidFill>
+                                    <w14:schemeClr w14:val="tx1"/>
+                                  </w14:solidFill>
+                                </w14:textFill>
+                              </w:rPr>
+                              <w:t>①マウスでホバー</w:t>
+                            </w:r>
+                          </w:p>
+                        </w:txbxContent>
+                      </wps:txbx>
+                      <wps:bodyPr rot="0" spcFirstLastPara="0" vertOverflow="overflow" horzOverflow="overflow" vert="horz" wrap="square" lIns="91440" tIns="45720" rIns="91440" bIns="45720" numCol="1" spcCol="0" rtlCol="0" fromWordArt="0" anchor="ctr" anchorCtr="0" forceAA="0" compatLnSpc="1">
+                        <a:noAutofit/>
+                      </wps:bodyPr>
+                    </wps:wsp>
+                  </a:graphicData>
+                </a:graphic>
+              </wp:anchor>
+            </w:drawing>
+          </mc:Choice>
+          <mc:Fallback>
+            <w:pict>
+              <v:shape id="_x0000_s1026" o:spid="_x0000_s1026" o:spt="62" type="#_x0000_t62" style="position:absolute;left:0pt;margin-left:64.5pt;margin-top:30.2pt;height:48.6pt;width:110.2pt;z-index:251665408;v-text-anchor:middle;mso-width-relative:page;mso-height-relative:page;" fillcolor="#FED550 [3216]" filled="t" stroked="t" coordsize="21600,21600" o:gfxdata="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" adj="23107,29089,14400">
+                <v:fill type="gradient" on="t" color2="#F2BA02 [3216]" angle="45" focus="100%" focussize="0,0" rotate="t">
+                  <o:fill type="gradientUnscaled" v:ext="backwardCompatible"/>
+                </v:fill>
+                <v:stroke weight="1pt" color="#F2BA02 [3206]" miterlimit="8" joinstyle="miter"/>
+                <v:imagedata o:title=""/>
+                <o:lock v:ext="edit" aspectratio="f"/>
+                <v:textbox>
+                  <w:txbxContent>
+                    <w:p>
+                      <w:pPr>
+                        <w:jc w:val="center"/>
+                        <w:rPr>
+                          <w:rFonts w:hint="eastAsia" w:ascii="メイリオ" w:hAnsi="メイリオ" w:eastAsia="メイリオ" w:cs="メイリオ"/>
+                          <w:color w:val="000000" w:themeColor="text1"/>
+                          <w:lang w:eastAsia="ja-JP"/>
+                          <w14:textFill>
+                            <w14:solidFill>
+                              <w14:schemeClr w14:val="tx1"/>
+                            </w14:solidFill>
+                          </w14:textFill>
+                        </w:rPr>
+                      </w:pPr>
+                      <w:r>
+                        <w:rPr>
+                          <w:rFonts w:hint="eastAsia" w:ascii="メイリオ" w:hAnsi="メイリオ" w:eastAsia="メイリオ" w:cs="メイリオ"/>
+                          <w:color w:val="000000" w:themeColor="text1"/>
+                          <w:lang w:eastAsia="ja-JP"/>
+                          <w14:textFill>
+                            <w14:solidFill>
+                              <w14:schemeClr w14:val="tx1"/>
+                            </w14:solidFill>
+                          </w14:textFill>
+                        </w:rPr>
+                        <w:t>①マウスでホバー</w:t>
+                      </w:r>
+                    </w:p>
+                  </w:txbxContent>
+                </v:textbox>
+              </v:shape>
+            </w:pict>
+          </mc:Fallback>
+        </mc:AlternateContent>
+      </w:r>
+      <w:r>
+        <w:rPr>
+          <w:rFonts w:hint="eastAsia" w:ascii="ＭＳ ゴシック" w:hAnsi="ＭＳ ゴシック" w:eastAsia="ＭＳ ゴシック" w:cs="ＭＳ ゴシック"/>
+          <w:sz w:val="21"/>
+        </w:rPr>
+        <mc:AlternateContent>
+          <mc:Choice Requires="wps">
+            <w:drawing>
+              <wp:anchor distT="0" distB="0" distL="114300" distR="114300" simplePos="0" relativeHeight="251667456" behindDoc="0" locked="0" layoutInCell="1" allowOverlap="1">
+                <wp:simplePos x="0" y="0"/>
+                <wp:positionH relativeFrom="column">
+                  <wp:posOffset>2702560</wp:posOffset>
+                </wp:positionH>
+                <wp:positionV relativeFrom="paragraph">
+                  <wp:posOffset>224790</wp:posOffset>
+                </wp:positionV>
+                <wp:extent cx="1980565" cy="971550"/>
+                <wp:effectExtent l="9525" t="9525" r="16510" b="9525"/>
+                <wp:wrapNone/>
+                <wp:docPr id="4" name="四角形 4"/>
+                <wp:cNvGraphicFramePr/>
+                <a:graphic xmlns:a="http://schemas.openxmlformats.org/drawingml/2006/main">
+                  <a:graphicData uri="http://schemas.microsoft.com/office/word/2010/wordprocessingShape">
+                    <wps:wsp>
+                      <wps:cNvSpPr/>
+                      <wps:spPr>
+                        <a:xfrm>
+                          <a:off x="0" y="0"/>
+                          <a:ext cx="1980565" cy="971550"/>
+                        </a:xfrm>
+                        <a:prstGeom prst="rect">
+                          <a:avLst/>
+                        </a:prstGeom>
+                        <a:ln w="19050"/>
+                      </wps:spPr>
+                      <wps:style>
+                        <a:lnRef idx="2">
+                          <a:schemeClr val="accent6"/>
+                        </a:lnRef>
+                        <a:fillRef idx="0">
+                          <a:srgbClr val="FFFFFF"/>
+                        </a:fillRef>
+                        <a:effectRef idx="0">
+                          <a:srgbClr val="FFFFFF"/>
+                        </a:effectRef>
+                        <a:fontRef idx="minor">
+                          <a:schemeClr val="tx1"/>
+                        </a:fontRef>
+                      </wps:style>
+                      <wps:txbx>
+                        <w:txbxContent>
+                          <w:p>
+                            <w:pPr>
+                              <w:jc w:val="center"/>
+                            </w:pPr>
+                          </w:p>
+                          <w:p/>
+                        </w:txbxContent>
+                      </wps:txbx>
+                      <wps:bodyPr rot="0" spcFirstLastPara="0" vertOverflow="overflow" horzOverflow="overflow" vert="horz" wrap="square" lIns="91440" tIns="45720" rIns="91440" bIns="45720" numCol="1" spcCol="0" rtlCol="0" fromWordArt="0" anchor="ctr" anchorCtr="0" forceAA="0" compatLnSpc="1">
+                        <a:noAutofit/>
+                      </wps:bodyPr>
+                    </wps:wsp>
+                  </a:graphicData>
+                </a:graphic>
+              </wp:anchor>
+            </w:drawing>
+          </mc:Choice>
+          <mc:Fallback>
+            <w:pict>
+              <v:rect id="_x0000_s1026" o:spid="_x0000_s1026" o:spt="1" style="position:absolute;left:0pt;margin-left:212.8pt;margin-top:17.7pt;height:76.5pt;width:155.95pt;z-index:251667456;v-text-anchor:middle;mso-width-relative:page;mso-height-relative:page;" filled="f" stroked="t" coordsize="21600,21600" o:gfxdata="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">
+                <v:fill on="f" focussize="0,0"/>
+                <v:stroke weight="1.5pt" color="#E54C5E [3209]" miterlimit="8" joinstyle="miter"/>
+                <v:imagedata o:title=""/>
+                <o:lock v:ext="edit" aspectratio="f"/>
+                <v:textbox>
+                  <w:txbxContent>
+                    <w:p>
+                      <w:pPr>
+                        <w:jc w:val="center"/>
+                      </w:pPr>
+                    </w:p>
+                    <w:p/>
+                  </w:txbxContent>
+                </v:textbox>
+              </v:rect>
+            </w:pict>
+          </mc:Fallback>
+        </mc:AlternateContent>
+      </w:r>
+      <w:r>
+        <w:rPr>
+          <w:rFonts w:hint="eastAsia" w:ascii="ＭＳ ゴシック" w:hAnsi="ＭＳ ゴシック" w:eastAsia="ＭＳ ゴシック" w:cs="ＭＳ ゴシック"/>
+          <w:sz w:val="21"/>
+        </w:rPr>
+        <mc:AlternateContent>
+          <mc:Choice Requires="wps">
+            <w:drawing>
+              <wp:anchor distT="0" distB="0" distL="114300" distR="114300" simplePos="0" relativeHeight="251664384" behindDoc="0" locked="0" layoutInCell="1" allowOverlap="1">
+                <wp:simplePos x="0" y="0"/>
+                <wp:positionH relativeFrom="column">
+                  <wp:posOffset>2175510</wp:posOffset>
+                </wp:positionH>
+                <wp:positionV relativeFrom="paragraph">
+                  <wp:posOffset>885190</wp:posOffset>
+                </wp:positionV>
+                <wp:extent cx="425450" cy="406400"/>
+                <wp:effectExtent l="9525" t="9525" r="9525" b="15875"/>
+                <wp:wrapNone/>
+                <wp:docPr id="2" name="四角形 2"/>
+                <wp:cNvGraphicFramePr/>
+                <a:graphic xmlns:a="http://schemas.openxmlformats.org/drawingml/2006/main">
+                  <a:graphicData uri="http://schemas.microsoft.com/office/word/2010/wordprocessingShape">
+                    <wps:wsp>
+                      <wps:cNvSpPr/>
+                      <wps:spPr>
+                        <a:xfrm>
+                          <a:off x="3261995" y="6900545"/>
+                          <a:ext cx="425450" cy="406400"/>
+                        </a:xfrm>
+                        <a:prstGeom prst="rect">
+                          <a:avLst/>
+                        </a:prstGeom>
+                        <a:ln w="19050"/>
+                      </wps:spPr>
+                      <wps:style>
+                        <a:lnRef idx="2">
+                          <a:schemeClr val="accent6"/>
+                        </a:lnRef>
+                        <a:fillRef idx="0">
+                          <a:srgbClr val="FFFFFF"/>
+                        </a:fillRef>
+                        <a:effectRef idx="0">
+                          <a:srgbClr val="FFFFFF"/>
+                        </a:effectRef>
+                        <a:fontRef idx="minor">
+                          <a:schemeClr val="tx1"/>
+                        </a:fontRef>
+                      </wps:style>
+                      <wps:txbx>
+                        <w:txbxContent>
+                          <w:p>
+                            <w:pPr>
+                              <w:jc w:val="center"/>
                             </w:pPr>
                           </w:p>
                         </w:txbxContent>
@@ -412,9 +620,9 @@
           </mc:Choice>
           <mc:Fallback>
             <w:pict>
-              <v:rect id="_x0000_s1026" o:spid="_x0000_s1026" o:spt="1" style="position:absolute;left:0pt;margin-left:170.1pt;margin-top:106.95pt;height:46.65pt;width:224.9pt;z-index:251660288;v-text-anchor:middle;mso-width-relative:page;mso-height-relative:page;" fillcolor="#A6A6A6 [2092]" filled="t" stroked="f" coordsize="21600,21600" o:gfxdata="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">
-                <v:fill on="t" opacity="39976f" focussize="0,0"/>
-                <v:stroke on="f" weight="1pt" miterlimit="8" joinstyle="miter"/>
+              <v:rect id="_x0000_s1026" o:spid="_x0000_s1026" o:spt="1" style="position:absolute;left:0pt;margin-left:171.3pt;margin-top:69.7pt;height:32pt;width:33.5pt;z-index:251664384;v-text-anchor:middle;mso-width-relative:page;mso-height-relative:page;" filled="f" stroked="t" coordsize="21600,21600" o:gfxdata="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">
+                <v:fill on="f" focussize="0,0"/>
+                <v:stroke weight="1.5pt" color="#E54C5E [3209]" miterlimit="8" joinstyle="miter"/>
                 <v:imagedata o:title=""/>
                 <o:lock v:ext="edit" aspectratio="f"/>
                 <v:textbox>
@@ -422,9 +630,6 @@
                     <w:p>
                       <w:pPr>
                         <w:jc w:val="center"/>
-                        <w:rPr>
-                          <w:color w:val="auto"/>
-                        </w:rPr>
                       </w:pPr>
                     </w:p>
                   </w:txbxContent>
@@ -436,261 +641,13 @@
       </w:r>
       <w:r>
         <w:rPr>
+          <w:rFonts w:hint="eastAsia" w:ascii="ＭＳ ゴシック" w:hAnsi="ＭＳ ゴシック" w:eastAsia="ＭＳ ゴシック" w:cs="ＭＳ ゴシック"/>
           <w:sz w:val="21"/>
         </w:rPr>
         <mc:AlternateContent>
           <mc:Choice Requires="wps">
             <w:drawing>
-              <wp:anchor distT="0" distB="0" distL="114300" distR="114300" simplePos="0" relativeHeight="251659264" behindDoc="0" locked="0" layoutInCell="1" allowOverlap="1">
-                <wp:simplePos x="0" y="0"/>
-                <wp:positionH relativeFrom="column">
-                  <wp:posOffset>0</wp:posOffset>
-                </wp:positionH>
-                <wp:positionV relativeFrom="paragraph">
-                  <wp:posOffset>57150</wp:posOffset>
-                </wp:positionV>
-                <wp:extent cx="2160905" cy="1896745"/>
-                <wp:effectExtent l="0" t="0" r="10795" b="8255"/>
-                <wp:wrapNone/>
-                <wp:docPr id="7" name="四角形 7"/>
-                <wp:cNvGraphicFramePr/>
-                <a:graphic xmlns:a="http://schemas.openxmlformats.org/drawingml/2006/main">
-                  <a:graphicData uri="http://schemas.microsoft.com/office/word/2010/wordprocessingShape">
-                    <wps:wsp>
-                      <wps:cNvSpPr/>
-                      <wps:spPr>
-                        <a:xfrm>
-                          <a:off x="1072515" y="6066155"/>
-                          <a:ext cx="2160905" cy="1896745"/>
-                        </a:xfrm>
-                        <a:prstGeom prst="rect">
-                          <a:avLst/>
-                        </a:prstGeom>
-                        <a:solidFill>
-                          <a:schemeClr val="bg1">
-                            <a:lumMod val="65000"/>
-                            <a:alpha val="61000"/>
-                          </a:schemeClr>
-                        </a:solidFill>
-                        <a:ln>
-                          <a:noFill/>
-                        </a:ln>
-                      </wps:spPr>
-                      <wps:style>
-                        <a:lnRef idx="2">
-                          <a:schemeClr val="accent1">
-                            <a:lumMod val="75000"/>
-                          </a:schemeClr>
-                        </a:lnRef>
-                        <a:fillRef idx="1">
-                          <a:schemeClr val="accent1"/>
-                        </a:fillRef>
-                        <a:effectRef idx="0">
-                          <a:srgbClr val="FFFFFF"/>
-                        </a:effectRef>
-                        <a:fontRef idx="minor">
-                          <a:schemeClr val="lt1"/>
-                        </a:fontRef>
-                      </wps:style>
-                      <wps:txbx>
-                        <w:txbxContent>
-                          <w:p>
-                            <w:pPr>
-                              <w:jc w:val="center"/>
-                              <w:rPr>
-                                <w:color w:val="auto"/>
-                              </w:rPr>
-                            </w:pPr>
-                          </w:p>
-                        </w:txbxContent>
-                      </wps:txbx>
-                      <wps:bodyPr rot="0" spcFirstLastPara="0" vertOverflow="overflow" horzOverflow="overflow" vert="horz" wrap="square" lIns="91440" tIns="45720" rIns="91440" bIns="45720" numCol="1" spcCol="0" rtlCol="0" fromWordArt="0" anchor="ctr" anchorCtr="0" forceAA="0" compatLnSpc="1">
-                        <a:noAutofit/>
-                      </wps:bodyPr>
-                    </wps:wsp>
-                  </a:graphicData>
-                </a:graphic>
-              </wp:anchor>
-            </w:drawing>
-          </mc:Choice>
-          <mc:Fallback>
-            <w:pict>
-              <v:rect id="_x0000_s1026" o:spid="_x0000_s1026" o:spt="1" style="position:absolute;left:0pt;margin-left:0pt;margin-top:4.5pt;height:149.35pt;width:170.15pt;z-index:251659264;v-text-anchor:middle;mso-width-relative:page;mso-height-relative:page;" fillcolor="#A6A6A6 [2092]" filled="t" stroked="f" coordsize="21600,21600" o:gfxdata="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">
-                <v:fill on="t" opacity="39976f" focussize="0,0"/>
-                <v:stroke on="f" weight="1pt" miterlimit="8" joinstyle="miter"/>
-                <v:imagedata o:title=""/>
-                <o:lock v:ext="edit" aspectratio="f"/>
-                <v:textbox>
-                  <w:txbxContent>
-                    <w:p>
-                      <w:pPr>
-                        <w:jc w:val="center"/>
-                        <w:rPr>
-                          <w:color w:val="auto"/>
-                        </w:rPr>
-                      </w:pPr>
-                    </w:p>
-                  </w:txbxContent>
-                </v:textbox>
-              </v:rect>
-            </w:pict>
-          </mc:Fallback>
-        </mc:AlternateContent>
-      </w:r>
-      <w:r>
-        <w:rPr>
-          <w:sz w:val="21"/>
-        </w:rPr>
-        <mc:AlternateContent>
-          <mc:Choice Requires="wps">
-            <w:drawing>
-              <wp:anchor distT="0" distB="0" distL="114300" distR="114300" simplePos="0" relativeHeight="251663360" behindDoc="0" locked="0" layoutInCell="1" allowOverlap="1">
-                <wp:simplePos x="0" y="0"/>
-                <wp:positionH relativeFrom="column">
-                  <wp:posOffset>971550</wp:posOffset>
-                </wp:positionH>
-                <wp:positionV relativeFrom="paragraph">
-                  <wp:posOffset>383540</wp:posOffset>
-                </wp:positionV>
-                <wp:extent cx="1247140" cy="617220"/>
-                <wp:effectExtent l="6350" t="6350" r="130810" b="240030"/>
-                <wp:wrapNone/>
-                <wp:docPr id="10" name="角丸四角形吹き出し 10"/>
-                <wp:cNvGraphicFramePr/>
-                <a:graphic xmlns:a="http://schemas.openxmlformats.org/drawingml/2006/main">
-                  <a:graphicData uri="http://schemas.microsoft.com/office/word/2010/wordprocessingShape">
-                    <wps:wsp>
-                      <wps:cNvSpPr/>
-                      <wps:spPr>
-                        <a:xfrm>
-                          <a:off x="0" y="0"/>
-                          <a:ext cx="1247140" cy="617220"/>
-                        </a:xfrm>
-                        <a:prstGeom prst="wedgeRoundRectCallout">
-                          <a:avLst>
-                            <a:gd name="adj1" fmla="val 56975"/>
-                            <a:gd name="adj2" fmla="val 84670"/>
-                            <a:gd name="adj3" fmla="val 16667"/>
-                          </a:avLst>
-                        </a:prstGeom>
-                        <a:solidFill>
-                          <a:schemeClr val="bg1"/>
-                        </a:solidFill>
-                        <a:ln>
-                          <a:solidFill>
-                            <a:schemeClr val="accent2"/>
-                          </a:solidFill>
-                        </a:ln>
-                      </wps:spPr>
-                      <wps:style>
-                        <a:lnRef idx="2">
-                          <a:schemeClr val="accent1">
-                            <a:lumMod val="75000"/>
-                          </a:schemeClr>
-                        </a:lnRef>
-                        <a:fillRef idx="1">
-                          <a:schemeClr val="accent1"/>
-                        </a:fillRef>
-                        <a:effectRef idx="0">
-                          <a:srgbClr val="FFFFFF"/>
-                        </a:effectRef>
-                        <a:fontRef idx="minor">
-                          <a:schemeClr val="lt1"/>
-                        </a:fontRef>
-                      </wps:style>
-                      <wps:txbx>
-                        <w:txbxContent>
-                          <w:p>
-                            <w:pPr>
-                              <w:jc w:val="center"/>
-                              <w:rPr>
-                                <w:rFonts w:hint="eastAsia" w:eastAsiaTheme="minorEastAsia"/>
-                                <w:color w:val="000000" w:themeColor="text1"/>
-                                <w:lang w:eastAsia="ja-JP"/>
-                                <w14:textFill>
-                                  <w14:solidFill>
-                                    <w14:schemeClr w14:val="tx1"/>
-                                  </w14:solidFill>
-                                </w14:textFill>
-                              </w:rPr>
-                            </w:pPr>
-                            <w:r>
-                              <w:rPr>
-                                <w:rFonts w:hint="eastAsia"/>
-                                <w:color w:val="000000" w:themeColor="text1"/>
-                                <w:lang w:eastAsia="ja-JP"/>
-                                <w14:textFill>
-                                  <w14:solidFill>
-                                    <w14:schemeClr w14:val="tx1"/>
-                                  </w14:solidFill>
-                                </w14:textFill>
-                              </w:rPr>
-                              <w:t>マウスでホバー</w:t>
-                            </w:r>
-                          </w:p>
-                        </w:txbxContent>
-                      </wps:txbx>
-                      <wps:bodyPr rot="0" spcFirstLastPara="0" vertOverflow="overflow" horzOverflow="overflow" vert="horz" wrap="square" lIns="91440" tIns="45720" rIns="91440" bIns="45720" numCol="1" spcCol="0" rtlCol="0" fromWordArt="0" anchor="ctr" anchorCtr="0" forceAA="0" compatLnSpc="1">
-                        <a:noAutofit/>
-                      </wps:bodyPr>
-                    </wps:wsp>
-                  </a:graphicData>
-                </a:graphic>
-              </wp:anchor>
-            </w:drawing>
-          </mc:Choice>
-          <mc:Fallback>
-            <w:pict>
-              <v:shape id="_x0000_s1026" o:spid="_x0000_s1026" o:spt="62" type="#_x0000_t62" style="position:absolute;left:0pt;margin-left:76.5pt;margin-top:30.2pt;height:48.6pt;width:98.2pt;z-index:251663360;v-text-anchor:middle;mso-width-relative:page;mso-height-relative:page;" fillcolor="#FFFFFF [3212]" filled="t" stroked="t" coordsize="21600,21600" o:gfxdata="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" adj="23107,29089,14400">
-                <v:fill on="t" focussize="0,0"/>
-                <v:stroke weight="1pt" color="#EE822F [3205]" miterlimit="8" joinstyle="miter"/>
-                <v:imagedata o:title=""/>
-                <o:lock v:ext="edit" aspectratio="f"/>
-                <v:textbox>
-                  <w:txbxContent>
-                    <w:p>
-                      <w:pPr>
-                        <w:jc w:val="center"/>
-                        <w:rPr>
-                          <w:rFonts w:hint="eastAsia" w:eastAsiaTheme="minorEastAsia"/>
-                          <w:color w:val="000000" w:themeColor="text1"/>
-                          <w:lang w:eastAsia="ja-JP"/>
-                          <w14:textFill>
-                            <w14:solidFill>
-                              <w14:schemeClr w14:val="tx1"/>
-                            </w14:solidFill>
-                          </w14:textFill>
-                        </w:rPr>
-                      </w:pPr>
-                      <w:r>
-                        <w:rPr>
-                          <w:rFonts w:hint="eastAsia"/>
-                          <w:color w:val="000000" w:themeColor="text1"/>
-                          <w:lang w:eastAsia="ja-JP"/>
-                          <w14:textFill>
-                            <w14:solidFill>
-                              <w14:schemeClr w14:val="tx1"/>
-                            </w14:solidFill>
-                          </w14:textFill>
-                        </w:rPr>
-                        <w:t>マウスでホバー</w:t>
-                      </w:r>
-                    </w:p>
-                  </w:txbxContent>
-                </v:textbox>
-              </v:shape>
-            </w:pict>
-          </mc:Fallback>
-        </mc:AlternateContent>
-      </w:r>
-      <w:r>
-        <w:rPr>
-          <w:sz w:val="21"/>
-        </w:rPr>
-        <mc:AlternateContent>
-          <mc:Choice Requires="wps">
-            <w:drawing>
-              <wp:anchor distT="0" distB="0" distL="114300" distR="114300" simplePos="0" relativeHeight="251667456" behindDoc="0" locked="0" layoutInCell="1" allowOverlap="1">
+              <wp:anchor distT="0" distB="0" distL="114300" distR="114300" simplePos="0" relativeHeight="251666432" behindDoc="0" locked="0" layoutInCell="1" allowOverlap="1">
                 <wp:simplePos x="0" y="0"/>
                 <wp:positionH relativeFrom="column">
                   <wp:posOffset>2394585</wp:posOffset>
@@ -754,7 +711,7 @@
           </mc:Choice>
           <mc:Fallback>
             <w:pict>
-              <v:shape id="_x0000_s1026" o:spid="_x0000_s1026" o:spt="66" type="#_x0000_t66" style="position:absolute;left:0pt;margin-left:188.55pt;margin-top:94.5pt;height:13.15pt;width:17.75pt;rotation:2686976f;z-index:251667456;v-text-anchor:middle;mso-width-relative:page;mso-height-relative:page;" fillcolor="#FFFFFF [3212]" filled="t" stroked="t" coordsize="21600,21600" o:gfxdata="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" adj="8539,7066">
+              <v:shape id="_x0000_s1026" o:spid="_x0000_s1026" o:spt="66" type="#_x0000_t66" style="position:absolute;left:0pt;margin-left:188.55pt;margin-top:94.5pt;height:13.15pt;width:17.75pt;rotation:2686976f;z-index:251666432;v-text-anchor:middle;mso-width-relative:page;mso-height-relative:page;" fillcolor="#FFFFFF [3212]" filled="t" stroked="t" coordsize="21600,21600" o:gfxdata="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" adj="8539,7066">
                 <v:fill on="t" focussize="0,0"/>
                 <v:stroke weight="1pt" color="#000000 [3213]" miterlimit="8" joinstyle="miter"/>
                 <v:imagedata o:title=""/>
@@ -765,6 +722,9 @@
         </mc:AlternateContent>
       </w:r>
       <w:r>
+        <w:rPr>
+          <w:rFonts w:hint="eastAsia" w:ascii="ＭＳ ゴシック" w:hAnsi="ＭＳ ゴシック" w:eastAsia="ＭＳ ゴシック" w:cs="ＭＳ ゴシック"/>
+        </w:rPr>
         <w:drawing>
           <wp:inline distT="0" distB="0" distL="114300" distR="114300">
             <wp:extent cx="4996180" cy="1885315"/>
@@ -846,6 +806,99 @@
         </w:rPr>
       </w:pPr>
       <w:r>
+        <w:rPr>
+          <w:rFonts w:hint="eastAsia" w:ascii="ＭＳ ゴシック" w:hAnsi="ＭＳ ゴシック" w:eastAsia="ＭＳ ゴシック" w:cs="ＭＳ ゴシック"/>
+          <w:sz w:val="21"/>
+        </w:rPr>
+        <mc:AlternateContent>
+          <mc:Choice Requires="wps">
+            <w:drawing>
+              <wp:anchor distT="0" distB="0" distL="114300" distR="114300" simplePos="0" relativeHeight="251669504" behindDoc="0" locked="0" layoutInCell="1" allowOverlap="1">
+                <wp:simplePos x="0" y="0"/>
+                <wp:positionH relativeFrom="column">
+                  <wp:posOffset>130810</wp:posOffset>
+                </wp:positionH>
+                <wp:positionV relativeFrom="paragraph">
+                  <wp:posOffset>382270</wp:posOffset>
+                </wp:positionV>
+                <wp:extent cx="1612265" cy="469900"/>
+                <wp:effectExtent l="9525" t="9525" r="16510" b="15875"/>
+                <wp:wrapNone/>
+                <wp:docPr id="7" name="四角形 7"/>
+                <wp:cNvGraphicFramePr/>
+                <a:graphic xmlns:a="http://schemas.openxmlformats.org/drawingml/2006/main">
+                  <a:graphicData uri="http://schemas.microsoft.com/office/word/2010/wordprocessingShape">
+                    <wps:wsp>
+                      <wps:cNvSpPr/>
+                      <wps:spPr>
+                        <a:xfrm>
+                          <a:off x="0" y="0"/>
+                          <a:ext cx="1612265" cy="469900"/>
+                        </a:xfrm>
+                        <a:prstGeom prst="rect">
+                          <a:avLst/>
+                        </a:prstGeom>
+                        <a:ln w="19050"/>
+                      </wps:spPr>
+                      <wps:style>
+                        <a:lnRef idx="2">
+                          <a:schemeClr val="accent6"/>
+                        </a:lnRef>
+                        <a:fillRef idx="0">
+                          <a:srgbClr val="FFFFFF"/>
+                        </a:fillRef>
+                        <a:effectRef idx="0">
+                          <a:srgbClr val="FFFFFF"/>
+                        </a:effectRef>
+                        <a:fontRef idx="minor">
+                          <a:schemeClr val="tx1"/>
+                        </a:fontRef>
+                      </wps:style>
+                      <wps:txbx>
+                        <w:txbxContent>
+                          <w:p>
+                            <w:pPr>
+                              <w:jc w:val="center"/>
+                            </w:pPr>
+                          </w:p>
+                          <w:p/>
+                        </w:txbxContent>
+                      </wps:txbx>
+                      <wps:bodyPr rot="0" spcFirstLastPara="0" vertOverflow="overflow" horzOverflow="overflow" vert="horz" wrap="square" lIns="91440" tIns="45720" rIns="91440" bIns="45720" numCol="1" spcCol="0" rtlCol="0" fromWordArt="0" anchor="ctr" anchorCtr="0" forceAA="0" compatLnSpc="1">
+                        <a:noAutofit/>
+                      </wps:bodyPr>
+                    </wps:wsp>
+                  </a:graphicData>
+                </a:graphic>
+              </wp:anchor>
+            </w:drawing>
+          </mc:Choice>
+          <mc:Fallback>
+            <w:pict>
+              <v:rect id="_x0000_s1026" o:spid="_x0000_s1026" o:spt="1" style="position:absolute;left:0pt;margin-left:10.3pt;margin-top:30.1pt;height:37pt;width:126.95pt;z-index:251669504;v-text-anchor:middle;mso-width-relative:page;mso-height-relative:page;" filled="f" stroked="t" coordsize="21600,21600" o:gfxdata="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">
+                <v:fill on="f" focussize="0,0"/>
+                <v:stroke weight="1.5pt" color="#E54C5E [3209]" miterlimit="8" joinstyle="miter"/>
+                <v:imagedata o:title=""/>
+                <o:lock v:ext="edit" aspectratio="f"/>
+                <v:textbox>
+                  <w:txbxContent>
+                    <w:p>
+                      <w:pPr>
+                        <w:jc w:val="center"/>
+                      </w:pPr>
+                    </w:p>
+                    <w:p/>
+                  </w:txbxContent>
+                </v:textbox>
+              </v:rect>
+            </w:pict>
+          </mc:Fallback>
+        </mc:AlternateContent>
+      </w:r>
+      <w:r>
+        <w:rPr>
+          <w:rFonts w:hint="eastAsia" w:ascii="ＭＳ ゴシック" w:hAnsi="ＭＳ ゴシック" w:eastAsia="ＭＳ ゴシック" w:cs="ＭＳ ゴシック"/>
+        </w:rPr>
         <w:drawing>
           <wp:inline distT="0" distB="0" distL="114300" distR="114300">
             <wp:extent cx="1885950" cy="1009650"/>
@@ -899,7 +952,7 @@
     <w:p>
       <w:pPr>
         <w:rPr>
-          <w:rFonts w:hint="default" w:ascii="ＭＳ ゴシック" w:hAnsi="ＭＳ ゴシック" w:eastAsia="ＭＳ ゴシック" w:cs="ＭＳ ゴシック"/>
+          <w:rFonts w:hint="eastAsia" w:ascii="ＭＳ ゴシック" w:hAnsi="ＭＳ ゴシック" w:eastAsia="ＭＳ ゴシック" w:cs="ＭＳ ゴシック"/>
           <w:lang w:val="en-US" w:eastAsia="ja-JP"/>
         </w:rPr>
       </w:pPr>
@@ -935,12 +988,414 @@
       </w:pPr>
       <w:r>
         <w:rPr>
+          <w:rFonts w:hint="eastAsia" w:ascii="ＭＳ ゴシック" w:hAnsi="ＭＳ ゴシック" w:eastAsia="ＭＳ ゴシック" w:cs="ＭＳ ゴシック"/>
           <w:sz w:val="21"/>
         </w:rPr>
         <mc:AlternateContent>
           <mc:Choice Requires="wps">
             <w:drawing>
-              <wp:anchor distT="0" distB="0" distL="114300" distR="114300" simplePos="0" relativeHeight="251665408" behindDoc="0" locked="0" layoutInCell="1" allowOverlap="1">
+              <wp:anchor distT="0" distB="0" distL="114300" distR="114300" simplePos="0" relativeHeight="251677696" behindDoc="0" locked="0" layoutInCell="1" allowOverlap="1">
+                <wp:simplePos x="0" y="0"/>
+                <wp:positionH relativeFrom="column">
+                  <wp:posOffset>3928110</wp:posOffset>
+                </wp:positionH>
+                <wp:positionV relativeFrom="paragraph">
+                  <wp:posOffset>201930</wp:posOffset>
+                </wp:positionV>
+                <wp:extent cx="1186180" cy="148590"/>
+                <wp:effectExtent l="9525" t="9525" r="10795" b="19685"/>
+                <wp:wrapNone/>
+                <wp:docPr id="22" name="四角形 22"/>
+                <wp:cNvGraphicFramePr/>
+                <a:graphic xmlns:a="http://schemas.openxmlformats.org/drawingml/2006/main">
+                  <a:graphicData uri="http://schemas.microsoft.com/office/word/2010/wordprocessingShape">
+                    <wps:wsp>
+                      <wps:cNvSpPr/>
+                      <wps:spPr>
+                        <a:xfrm>
+                          <a:off x="0" y="0"/>
+                          <a:ext cx="1186180" cy="148590"/>
+                        </a:xfrm>
+                        <a:prstGeom prst="rect">
+                          <a:avLst/>
+                        </a:prstGeom>
+                        <a:ln w="19050"/>
+                      </wps:spPr>
+                      <wps:style>
+                        <a:lnRef idx="2">
+                          <a:schemeClr val="accent6"/>
+                        </a:lnRef>
+                        <a:fillRef idx="0">
+                          <a:srgbClr val="FFFFFF"/>
+                        </a:fillRef>
+                        <a:effectRef idx="0">
+                          <a:srgbClr val="FFFFFF"/>
+                        </a:effectRef>
+                        <a:fontRef idx="minor">
+                          <a:schemeClr val="tx1"/>
+                        </a:fontRef>
+                      </wps:style>
+                      <wps:txbx>
+                        <w:txbxContent>
+                          <w:p>
+                            <w:pPr>
+                              <w:jc w:val="center"/>
+                            </w:pPr>
+                          </w:p>
+                          <w:p/>
+                        </w:txbxContent>
+                      </wps:txbx>
+                      <wps:bodyPr rot="0" spcFirstLastPara="0" vertOverflow="overflow" horzOverflow="overflow" vert="horz" wrap="square" lIns="91440" tIns="45720" rIns="91440" bIns="45720" numCol="1" spcCol="0" rtlCol="0" fromWordArt="0" anchor="ctr" anchorCtr="0" forceAA="0" compatLnSpc="1">
+                        <a:noAutofit/>
+                      </wps:bodyPr>
+                    </wps:wsp>
+                  </a:graphicData>
+                </a:graphic>
+              </wp:anchor>
+            </w:drawing>
+          </mc:Choice>
+          <mc:Fallback>
+            <w:pict>
+              <v:rect id="_x0000_s1026" o:spid="_x0000_s1026" o:spt="1" style="position:absolute;left:0pt;margin-left:309.3pt;margin-top:15.9pt;height:11.7pt;width:93.4pt;z-index:251677696;v-text-anchor:middle;mso-width-relative:page;mso-height-relative:page;" filled="f" stroked="t" coordsize="21600,21600" o:gfxdata="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">
+                <v:fill on="f" focussize="0,0"/>
+                <v:stroke weight="1.5pt" color="#E54C5E [3209]" miterlimit="8" joinstyle="miter"/>
+                <v:imagedata o:title=""/>
+                <o:lock v:ext="edit" aspectratio="f"/>
+                <v:textbox>
+                  <w:txbxContent>
+                    <w:p>
+                      <w:pPr>
+                        <w:jc w:val="center"/>
+                      </w:pPr>
+                    </w:p>
+                    <w:p/>
+                  </w:txbxContent>
+                </v:textbox>
+              </v:rect>
+            </w:pict>
+          </mc:Fallback>
+        </mc:AlternateContent>
+      </w:r>
+      <w:r>
+        <w:rPr>
+          <w:rFonts w:hint="eastAsia" w:ascii="ＭＳ ゴシック" w:hAnsi="ＭＳ ゴシック" w:eastAsia="ＭＳ ゴシック" w:cs="ＭＳ ゴシック"/>
+          <w:sz w:val="21"/>
+        </w:rPr>
+        <mc:AlternateContent>
+          <mc:Choice Requires="wps">
+            <w:drawing>
+              <wp:anchor distT="0" distB="0" distL="114300" distR="114300" simplePos="0" relativeHeight="251673600" behindDoc="0" locked="0" layoutInCell="1" allowOverlap="1">
+                <wp:simplePos x="0" y="0"/>
+                <wp:positionH relativeFrom="column">
+                  <wp:posOffset>1927860</wp:posOffset>
+                </wp:positionH>
+                <wp:positionV relativeFrom="paragraph">
+                  <wp:posOffset>525780</wp:posOffset>
+                </wp:positionV>
+                <wp:extent cx="374015" cy="351155"/>
+                <wp:effectExtent l="9525" t="9525" r="10160" b="20320"/>
+                <wp:wrapNone/>
+                <wp:docPr id="18" name="四角形 18"/>
+                <wp:cNvGraphicFramePr/>
+                <a:graphic xmlns:a="http://schemas.openxmlformats.org/drawingml/2006/main">
+                  <a:graphicData uri="http://schemas.microsoft.com/office/word/2010/wordprocessingShape">
+                    <wps:wsp>
+                      <wps:cNvSpPr/>
+                      <wps:spPr>
+                        <a:xfrm>
+                          <a:off x="0" y="0"/>
+                          <a:ext cx="374015" cy="351155"/>
+                        </a:xfrm>
+                        <a:prstGeom prst="rect">
+                          <a:avLst/>
+                        </a:prstGeom>
+                        <a:ln w="19050"/>
+                      </wps:spPr>
+                      <wps:style>
+                        <a:lnRef idx="2">
+                          <a:schemeClr val="accent6"/>
+                        </a:lnRef>
+                        <a:fillRef idx="0">
+                          <a:srgbClr val="FFFFFF"/>
+                        </a:fillRef>
+                        <a:effectRef idx="0">
+                          <a:srgbClr val="FFFFFF"/>
+                        </a:effectRef>
+                        <a:fontRef idx="minor">
+                          <a:schemeClr val="tx1"/>
+                        </a:fontRef>
+                      </wps:style>
+                      <wps:txbx>
+                        <w:txbxContent>
+                          <w:p>
+                            <w:pPr>
+                              <w:jc w:val="center"/>
+                            </w:pPr>
+                          </w:p>
+                          <w:p/>
+                        </w:txbxContent>
+                      </wps:txbx>
+                      <wps:bodyPr rot="0" spcFirstLastPara="0" vertOverflow="overflow" horzOverflow="overflow" vert="horz" wrap="square" lIns="91440" tIns="45720" rIns="91440" bIns="45720" numCol="1" spcCol="0" rtlCol="0" fromWordArt="0" anchor="ctr" anchorCtr="0" forceAA="0" compatLnSpc="1">
+                        <a:noAutofit/>
+                      </wps:bodyPr>
+                    </wps:wsp>
+                  </a:graphicData>
+                </a:graphic>
+              </wp:anchor>
+            </w:drawing>
+          </mc:Choice>
+          <mc:Fallback>
+            <w:pict>
+              <v:rect id="_x0000_s1026" o:spid="_x0000_s1026" o:spt="1" style="position:absolute;left:0pt;margin-left:151.8pt;margin-top:41.4pt;height:27.65pt;width:29.45pt;z-index:251673600;v-text-anchor:middle;mso-width-relative:page;mso-height-relative:page;" filled="f" stroked="t" coordsize="21600,21600" o:gfxdata="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">
+                <v:fill on="f" focussize="0,0"/>
+                <v:stroke weight="1.5pt" color="#E54C5E [3209]" miterlimit="8" joinstyle="miter"/>
+                <v:imagedata o:title=""/>
+                <o:lock v:ext="edit" aspectratio="f"/>
+                <v:textbox>
+                  <w:txbxContent>
+                    <w:p>
+                      <w:pPr>
+                        <w:jc w:val="center"/>
+                      </w:pPr>
+                    </w:p>
+                    <w:p/>
+                  </w:txbxContent>
+                </v:textbox>
+              </v:rect>
+            </w:pict>
+          </mc:Fallback>
+        </mc:AlternateContent>
+      </w:r>
+      <w:r>
+        <w:rPr>
+          <w:rFonts w:hint="eastAsia" w:ascii="ＭＳ ゴシック" w:hAnsi="ＭＳ ゴシック" w:eastAsia="ＭＳ ゴシック" w:cs="ＭＳ ゴシック"/>
+          <w:sz w:val="21"/>
+        </w:rPr>
+        <mc:AlternateContent>
+          <mc:Choice Requires="wps">
+            <w:drawing>
+              <wp:anchor distT="0" distB="0" distL="114300" distR="114300" simplePos="0" relativeHeight="251676672" behindDoc="0" locked="0" layoutInCell="1" allowOverlap="1">
+                <wp:simplePos x="0" y="0"/>
+                <wp:positionH relativeFrom="column">
+                  <wp:posOffset>2204085</wp:posOffset>
+                </wp:positionH>
+                <wp:positionV relativeFrom="paragraph">
+                  <wp:posOffset>819150</wp:posOffset>
+                </wp:positionV>
+                <wp:extent cx="225425" cy="167005"/>
+                <wp:effectExtent l="0" t="1905" r="11430" b="21590"/>
+                <wp:wrapNone/>
+                <wp:docPr id="20" name="左矢印 20"/>
+                <wp:cNvGraphicFramePr/>
+                <a:graphic xmlns:a="http://schemas.openxmlformats.org/drawingml/2006/main">
+                  <a:graphicData uri="http://schemas.microsoft.com/office/word/2010/wordprocessingShape">
+                    <wps:wsp>
+                      <wps:cNvSpPr/>
+                      <wps:spPr>
+                        <a:xfrm rot="2460000">
+                          <a:off x="0" y="0"/>
+                          <a:ext cx="225425" cy="167005"/>
+                        </a:xfrm>
+                        <a:prstGeom prst="leftArrow">
+                          <a:avLst>
+                            <a:gd name="adj1" fmla="val 34570"/>
+                            <a:gd name="adj2" fmla="val 53364"/>
+                          </a:avLst>
+                        </a:prstGeom>
+                        <a:solidFill>
+                          <a:schemeClr val="bg1"/>
+                        </a:solidFill>
+                        <a:ln>
+                          <a:solidFill>
+                            <a:schemeClr val="tx1"/>
+                          </a:solidFill>
+                        </a:ln>
+                      </wps:spPr>
+                      <wps:style>
+                        <a:lnRef idx="2">
+                          <a:schemeClr val="accent1">
+                            <a:lumMod val="75000"/>
+                          </a:schemeClr>
+                        </a:lnRef>
+                        <a:fillRef idx="1">
+                          <a:schemeClr val="accent1"/>
+                        </a:fillRef>
+                        <a:effectRef idx="0">
+                          <a:srgbClr val="FFFFFF"/>
+                        </a:effectRef>
+                        <a:fontRef idx="minor">
+                          <a:schemeClr val="lt1"/>
+                        </a:fontRef>
+                      </wps:style>
+                      <wps:bodyPr rot="0" spcFirstLastPara="0" vertOverflow="overflow" horzOverflow="overflow" vert="horz" wrap="square" lIns="91440" tIns="45720" rIns="91440" bIns="45720" numCol="1" spcCol="0" rtlCol="0" fromWordArt="0" anchor="ctr" anchorCtr="0" forceAA="0" compatLnSpc="1">
+                        <a:noAutofit/>
+                      </wps:bodyPr>
+                    </wps:wsp>
+                  </a:graphicData>
+                </a:graphic>
+              </wp:anchor>
+            </w:drawing>
+          </mc:Choice>
+          <mc:Fallback>
+            <w:pict>
+              <v:shape id="_x0000_s1026" o:spid="_x0000_s1026" o:spt="66" type="#_x0000_t66" style="position:absolute;left:0pt;margin-left:173.55pt;margin-top:64.5pt;height:13.15pt;width:17.75pt;rotation:2686976f;z-index:251676672;v-text-anchor:middle;mso-width-relative:page;mso-height-relative:page;" fillcolor="#FFFFFF [3212]" filled="t" stroked="t" coordsize="21600,21600" o:gfxdata="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" adj="8539,7066">
+                <v:fill on="t" focussize="0,0"/>
+                <v:stroke weight="1pt" color="#000000 [3213]" miterlimit="8" joinstyle="miter"/>
+                <v:imagedata o:title=""/>
+                <o:lock v:ext="edit" aspectratio="f"/>
+              </v:shape>
+            </w:pict>
+          </mc:Fallback>
+        </mc:AlternateContent>
+      </w:r>
+      <w:r>
+        <w:rPr>
+          <w:rFonts w:hint="eastAsia" w:ascii="ＭＳ ゴシック" w:hAnsi="ＭＳ ゴシック" w:eastAsia="ＭＳ ゴシック" w:cs="ＭＳ ゴシック"/>
+          <w:sz w:val="21"/>
+        </w:rPr>
+        <mc:AlternateContent>
+          <mc:Choice Requires="wps">
+            <w:drawing>
+              <wp:anchor distT="0" distB="0" distL="114300" distR="114300" simplePos="0" relativeHeight="251659264" behindDoc="0" locked="0" layoutInCell="1" allowOverlap="1">
+                <wp:simplePos x="0" y="0"/>
+                <wp:positionH relativeFrom="column">
+                  <wp:posOffset>82550</wp:posOffset>
+                </wp:positionH>
+                <wp:positionV relativeFrom="paragraph">
+                  <wp:posOffset>247650</wp:posOffset>
+                </wp:positionV>
+                <wp:extent cx="1520190" cy="617220"/>
+                <wp:effectExtent l="6350" t="6350" r="403860" b="11430"/>
+                <wp:wrapNone/>
+                <wp:docPr id="16" name="角丸四角形吹き出し 16"/>
+                <wp:cNvGraphicFramePr/>
+                <a:graphic xmlns:a="http://schemas.openxmlformats.org/drawingml/2006/main">
+                  <a:graphicData uri="http://schemas.microsoft.com/office/word/2010/wordprocessingShape">
+                    <wps:wsp>
+                      <wps:cNvSpPr/>
+                      <wps:spPr>
+                        <a:xfrm>
+                          <a:off x="0" y="0"/>
+                          <a:ext cx="1520190" cy="617220"/>
+                        </a:xfrm>
+                        <a:prstGeom prst="wedgeRoundRectCallout">
+                          <a:avLst>
+                            <a:gd name="adj1" fmla="val 73778"/>
+                            <a:gd name="adj2" fmla="val 28086"/>
+                            <a:gd name="adj3" fmla="val 16667"/>
+                          </a:avLst>
+                        </a:prstGeom>
+                      </wps:spPr>
+                      <wps:style>
+                        <a:lnRef idx="2">
+                          <a:schemeClr val="accent3"/>
+                        </a:lnRef>
+                        <a:fillRef idx="2">
+                          <a:schemeClr val="accent3"/>
+                        </a:fillRef>
+                        <a:effectRef idx="0">
+                          <a:srgbClr val="FFFFFF"/>
+                        </a:effectRef>
+                        <a:fontRef idx="minor">
+                          <a:schemeClr val="lt1"/>
+                        </a:fontRef>
+                      </wps:style>
+                      <wps:txbx>
+                        <w:txbxContent>
+                          <w:p>
+                            <w:pPr>
+                              <w:jc w:val="center"/>
+                              <w:rPr>
+                                <w:rFonts w:hint="eastAsia" w:ascii="メイリオ" w:hAnsi="メイリオ" w:eastAsia="メイリオ" w:cs="メイリオ"/>
+                                <w:color w:val="000000" w:themeColor="text1"/>
+                                <w:lang w:eastAsia="ja-JP"/>
+                                <w14:textFill>
+                                  <w14:solidFill>
+                                    <w14:schemeClr w14:val="tx1"/>
+                                  </w14:solidFill>
+                                </w14:textFill>
+                              </w:rPr>
+                            </w:pPr>
+                            <w:r>
+                              <w:rPr>
+                                <w:rFonts w:hint="eastAsia" w:ascii="メイリオ" w:hAnsi="メイリオ" w:eastAsia="メイリオ" w:cs="メイリオ"/>
+                                <w:color w:val="000000" w:themeColor="text1"/>
+                                <w:lang w:eastAsia="ja-JP"/>
+                                <w14:textFill>
+                                  <w14:solidFill>
+                                    <w14:schemeClr w14:val="tx1"/>
+                                  </w14:solidFill>
+                                </w14:textFill>
+                              </w:rPr>
+                              <w:t>①マウスでクリック</w:t>
+                            </w:r>
+                          </w:p>
+                        </w:txbxContent>
+                      </wps:txbx>
+                      <wps:bodyPr rot="0" spcFirstLastPara="0" vertOverflow="overflow" horzOverflow="overflow" vert="horz" wrap="square" lIns="91440" tIns="45720" rIns="91440" bIns="45720" numCol="1" spcCol="0" rtlCol="0" fromWordArt="0" anchor="ctr" anchorCtr="0" forceAA="0" compatLnSpc="1">
+                        <a:noAutofit/>
+                      </wps:bodyPr>
+                    </wps:wsp>
+                  </a:graphicData>
+                </a:graphic>
+              </wp:anchor>
+            </w:drawing>
+          </mc:Choice>
+          <mc:Fallback>
+            <w:pict>
+              <v:shape id="_x0000_s1026" o:spid="_x0000_s1026" o:spt="62" type="#_x0000_t62" style="position:absolute;left:0pt;margin-left:6.5pt;margin-top:19.5pt;height:48.6pt;width:119.7pt;z-index:251659264;v-text-anchor:middle;mso-width-relative:page;mso-height-relative:page;" fillcolor="#FED550 [3216]" filled="t" stroked="t" coordsize="21600,21600" o:gfxdata="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" adj="26736,16867,14400">
+                <v:fill type="gradient" on="t" color2="#F2BA02 [3216]" angle="45" focus="100%" focussize="0,0" rotate="t">
+                  <o:fill type="gradientUnscaled" v:ext="backwardCompatible"/>
+                </v:fill>
+                <v:stroke weight="1pt" color="#F2BA02 [3206]" miterlimit="8" joinstyle="miter"/>
+                <v:imagedata o:title=""/>
+                <o:lock v:ext="edit" aspectratio="f"/>
+                <v:textbox>
+                  <w:txbxContent>
+                    <w:p>
+                      <w:pPr>
+                        <w:jc w:val="center"/>
+                        <w:rPr>
+                          <w:rFonts w:hint="eastAsia" w:ascii="メイリオ" w:hAnsi="メイリオ" w:eastAsia="メイリオ" w:cs="メイリオ"/>
+                          <w:color w:val="000000" w:themeColor="text1"/>
+                          <w:lang w:eastAsia="ja-JP"/>
+                          <w14:textFill>
+                            <w14:solidFill>
+                              <w14:schemeClr w14:val="tx1"/>
+                            </w14:solidFill>
+                          </w14:textFill>
+                        </w:rPr>
+                      </w:pPr>
+                      <w:r>
+                        <w:rPr>
+                          <w:rFonts w:hint="eastAsia" w:ascii="メイリオ" w:hAnsi="メイリオ" w:eastAsia="メイリオ" w:cs="メイリオ"/>
+                          <w:color w:val="000000" w:themeColor="text1"/>
+                          <w:lang w:eastAsia="ja-JP"/>
+                          <w14:textFill>
+                            <w14:solidFill>
+                              <w14:schemeClr w14:val="tx1"/>
+                            </w14:solidFill>
+                          </w14:textFill>
+                        </w:rPr>
+                        <w:t>①マウスでクリック</w:t>
+                      </w:r>
+                    </w:p>
+                  </w:txbxContent>
+                </v:textbox>
+              </v:shape>
+            </w:pict>
+          </mc:Fallback>
+        </mc:AlternateContent>
+      </w:r>
+      <w:r>
+        <w:rPr>
+          <w:rFonts w:hint="eastAsia" w:ascii="ＭＳ ゴシック" w:hAnsi="ＭＳ ゴシック" w:eastAsia="ＭＳ ゴシック" w:cs="ＭＳ ゴシック"/>
+          <w:sz w:val="21"/>
+        </w:rPr>
+        <mc:AlternateContent>
+          <mc:Choice Requires="wps">
+            <w:drawing>
+              <wp:anchor distT="0" distB="0" distL="114300" distR="114300" simplePos="0" relativeHeight="251660288" behindDoc="0" locked="0" layoutInCell="1" allowOverlap="1">
                 <wp:simplePos x="0" y="0"/>
                 <wp:positionH relativeFrom="column">
                   <wp:posOffset>4013200</wp:posOffset>
@@ -969,23 +1424,13 @@
                             <a:gd name="adj3" fmla="val 16667"/>
                           </a:avLst>
                         </a:prstGeom>
-                        <a:solidFill>
-                          <a:schemeClr val="bg1"/>
-                        </a:solidFill>
-                        <a:ln>
-                          <a:solidFill>
-                            <a:schemeClr val="accent2"/>
-                          </a:solidFill>
-                        </a:ln>
                       </wps:spPr>
                       <wps:style>
                         <a:lnRef idx="2">
-                          <a:schemeClr val="accent1">
-                            <a:lumMod val="75000"/>
-                          </a:schemeClr>
+                          <a:schemeClr val="accent3"/>
                         </a:lnRef>
-                        <a:fillRef idx="1">
-                          <a:schemeClr val="accent1"/>
+                        <a:fillRef idx="2">
+                          <a:schemeClr val="accent3"/>
                         </a:fillRef>
                         <a:effectRef idx="0">
                           <a:srgbClr val="FFFFFF"/>
@@ -1000,7 +1445,7 @@
                             <w:pPr>
                               <w:jc w:val="center"/>
                               <w:rPr>
-                                <w:rFonts w:hint="eastAsia"/>
+                                <w:rFonts w:hint="eastAsia" w:ascii="メイリオ" w:hAnsi="メイリオ" w:eastAsia="メイリオ" w:cs="メイリオ"/>
                                 <w:color w:val="000000" w:themeColor="text1"/>
                                 <w:lang w:eastAsia="ja-JP"/>
                                 <w14:textFill>
@@ -1012,7 +1457,7 @@
                             </w:pPr>
                             <w:r>
                               <w:rPr>
-                                <w:rFonts w:hint="eastAsia"/>
+                                <w:rFonts w:hint="eastAsia" w:ascii="メイリオ" w:hAnsi="メイリオ" w:eastAsia="メイリオ" w:cs="メイリオ"/>
                                 <w:color w:val="000000" w:themeColor="text1"/>
                                 <w:lang w:eastAsia="ja-JP"/>
                                 <w14:textFill>
@@ -1021,7 +1466,7 @@
                                   </w14:solidFill>
                                 </w14:textFill>
                               </w:rPr>
-                              <w:t>データ絞り込み</w:t>
+                              <w:t>②データ絞り込み</w:t>
                             </w:r>
                           </w:p>
                         </w:txbxContent>
@@ -1037,9 +1482,11 @@
           </mc:Choice>
           <mc:Fallback>
             <w:pict>
-              <v:shape id="_x0000_s1026" o:spid="_x0000_s1026" o:spt="62" type="#_x0000_t62" style="position:absolute;left:0pt;margin-left:316pt;margin-top:43.5pt;height:48.6pt;width:112.7pt;z-index:251665408;v-text-anchor:middle;mso-width-relative:page;mso-height-relative:page;" fillcolor="#FFFFFF [3212]" filled="t" stroked="t" coordsize="21600,21600" o:gfxdata="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" adj="5845,-5356,14400">
-                <v:fill on="t" focussize="0,0"/>
-                <v:stroke weight="1pt" color="#EE822F [3205]" miterlimit="8" joinstyle="miter"/>
+              <v:shape id="_x0000_s1026" o:spid="_x0000_s1026" o:spt="62" type="#_x0000_t62" style="position:absolute;left:0pt;margin-left:316pt;margin-top:43.5pt;height:48.6pt;width:112.7pt;z-index:251660288;v-text-anchor:middle;mso-width-relative:page;mso-height-relative:page;" fillcolor="#FED550 [3216]" filled="t" stroked="t" coordsize="21600,21600" o:gfxdata="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" adj="5846,-5356,14400">
+                <v:fill type="gradient" on="t" color2="#F2BA02 [3216]" angle="45" focus="100%" focussize="0,0" rotate="t">
+                  <o:fill type="gradientUnscaled" v:ext="backwardCompatible"/>
+                </v:fill>
+                <v:stroke weight="1pt" color="#F2BA02 [3206]" miterlimit="8" joinstyle="miter"/>
                 <v:imagedata o:title=""/>
                 <o:lock v:ext="edit" aspectratio="f"/>
                 <v:textbox>
@@ -1048,7 +1495,7 @@
                       <w:pPr>
                         <w:jc w:val="center"/>
                         <w:rPr>
-                          <w:rFonts w:hint="eastAsia"/>
+                          <w:rFonts w:hint="eastAsia" w:ascii="メイリオ" w:hAnsi="メイリオ" w:eastAsia="メイリオ" w:cs="メイリオ"/>
                           <w:color w:val="000000" w:themeColor="text1"/>
                           <w:lang w:eastAsia="ja-JP"/>
                           <w14:textFill>
@@ -1060,7 +1507,7 @@
                       </w:pPr>
                       <w:r>
                         <w:rPr>
-                          <w:rFonts w:hint="eastAsia"/>
+                          <w:rFonts w:hint="eastAsia" w:ascii="メイリオ" w:hAnsi="メイリオ" w:eastAsia="メイリオ" w:cs="メイリオ"/>
                           <w:color w:val="000000" w:themeColor="text1"/>
                           <w:lang w:eastAsia="ja-JP"/>
                           <w14:textFill>
@@ -1069,7 +1516,7 @@
                             </w14:solidFill>
                           </w14:textFill>
                         </w:rPr>
-                        <w:t>データ絞り込み</w:t>
+                        <w:t>②データ絞り込み</w:t>
                       </w:r>
                     </w:p>
                   </w:txbxContent>
@@ -1081,151 +1528,8 @@
       </w:r>
       <w:r>
         <w:rPr>
-          <w:sz w:val="21"/>
-        </w:rPr>
-        <mc:AlternateContent>
-          <mc:Choice Requires="wps">
-            <w:drawing>
-              <wp:anchor distT="0" distB="0" distL="114300" distR="114300" simplePos="0" relativeHeight="251664384" behindDoc="0" locked="0" layoutInCell="1" allowOverlap="1">
-                <wp:simplePos x="0" y="0"/>
-                <wp:positionH relativeFrom="column">
-                  <wp:posOffset>152400</wp:posOffset>
-                </wp:positionH>
-                <wp:positionV relativeFrom="paragraph">
-                  <wp:posOffset>228600</wp:posOffset>
-                </wp:positionV>
-                <wp:extent cx="1431290" cy="617220"/>
-                <wp:effectExtent l="6350" t="6350" r="378460" b="11430"/>
-                <wp:wrapNone/>
-                <wp:docPr id="16" name="角丸四角形吹き出し 16"/>
-                <wp:cNvGraphicFramePr/>
-                <a:graphic xmlns:a="http://schemas.openxmlformats.org/drawingml/2006/main">
-                  <a:graphicData uri="http://schemas.microsoft.com/office/word/2010/wordprocessingShape">
-                    <wps:wsp>
-                      <wps:cNvSpPr/>
-                      <wps:spPr>
-                        <a:xfrm>
-                          <a:off x="0" y="0"/>
-                          <a:ext cx="1431290" cy="617220"/>
-                        </a:xfrm>
-                        <a:prstGeom prst="wedgeRoundRectCallout">
-                          <a:avLst>
-                            <a:gd name="adj1" fmla="val 73778"/>
-                            <a:gd name="adj2" fmla="val 28086"/>
-                            <a:gd name="adj3" fmla="val 16667"/>
-                          </a:avLst>
-                        </a:prstGeom>
-                        <a:solidFill>
-                          <a:schemeClr val="bg1"/>
-                        </a:solidFill>
-                        <a:ln>
-                          <a:solidFill>
-                            <a:schemeClr val="accent2"/>
-                          </a:solidFill>
-                        </a:ln>
-                      </wps:spPr>
-                      <wps:style>
-                        <a:lnRef idx="2">
-                          <a:schemeClr val="accent1">
-                            <a:lumMod val="75000"/>
-                          </a:schemeClr>
-                        </a:lnRef>
-                        <a:fillRef idx="1">
-                          <a:schemeClr val="accent1"/>
-                        </a:fillRef>
-                        <a:effectRef idx="0">
-                          <a:srgbClr val="FFFFFF"/>
-                        </a:effectRef>
-                        <a:fontRef idx="minor">
-                          <a:schemeClr val="lt1"/>
-                        </a:fontRef>
-                      </wps:style>
-                      <wps:txbx>
-                        <w:txbxContent>
-                          <w:p>
-                            <w:pPr>
-                              <w:jc w:val="center"/>
-                              <w:rPr>
-                                <w:rFonts w:hint="eastAsia" w:eastAsiaTheme="minorEastAsia"/>
-                                <w:color w:val="000000" w:themeColor="text1"/>
-                                <w:lang w:eastAsia="ja-JP"/>
-                                <w14:textFill>
-                                  <w14:solidFill>
-                                    <w14:schemeClr w14:val="tx1"/>
-                                  </w14:solidFill>
-                                </w14:textFill>
-                              </w:rPr>
-                            </w:pPr>
-                            <w:r>
-                              <w:rPr>
-                                <w:rFonts w:hint="eastAsia"/>
-                                <w:color w:val="000000" w:themeColor="text1"/>
-                                <w:lang w:eastAsia="ja-JP"/>
-                                <w14:textFill>
-                                  <w14:solidFill>
-                                    <w14:schemeClr w14:val="tx1"/>
-                                  </w14:solidFill>
-                                </w14:textFill>
-                              </w:rPr>
-                              <w:t>マウスでクリック</w:t>
-                            </w:r>
-                          </w:p>
-                        </w:txbxContent>
-                      </wps:txbx>
-                      <wps:bodyPr rot="0" spcFirstLastPara="0" vertOverflow="overflow" horzOverflow="overflow" vert="horz" wrap="square" lIns="91440" tIns="45720" rIns="91440" bIns="45720" numCol="1" spcCol="0" rtlCol="0" fromWordArt="0" anchor="ctr" anchorCtr="0" forceAA="0" compatLnSpc="1">
-                        <a:noAutofit/>
-                      </wps:bodyPr>
-                    </wps:wsp>
-                  </a:graphicData>
-                </a:graphic>
-              </wp:anchor>
-            </w:drawing>
-          </mc:Choice>
-          <mc:Fallback>
-            <w:pict>
-              <v:shape id="_x0000_s1026" o:spid="_x0000_s1026" o:spt="62" type="#_x0000_t62" style="position:absolute;left:0pt;margin-left:12pt;margin-top:18pt;height:48.6pt;width:112.7pt;z-index:251664384;v-text-anchor:middle;mso-width-relative:page;mso-height-relative:page;" fillcolor="#FFFFFF [3212]" filled="t" stroked="t" coordsize="21600,21600" o:gfxdata="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" adj="26736,16867,14400">
-                <v:fill on="t" focussize="0,0"/>
-                <v:stroke weight="1pt" color="#EE822F [3205]" miterlimit="8" joinstyle="miter"/>
-                <v:imagedata o:title=""/>
-                <o:lock v:ext="edit" aspectratio="f"/>
-                <v:textbox>
-                  <w:txbxContent>
-                    <w:p>
-                      <w:pPr>
-                        <w:jc w:val="center"/>
-                        <w:rPr>
-                          <w:rFonts w:hint="eastAsia" w:eastAsiaTheme="minorEastAsia"/>
-                          <w:color w:val="000000" w:themeColor="text1"/>
-                          <w:lang w:eastAsia="ja-JP"/>
-                          <w14:textFill>
-                            <w14:solidFill>
-                              <w14:schemeClr w14:val="tx1"/>
-                            </w14:solidFill>
-                          </w14:textFill>
-                        </w:rPr>
-                      </w:pPr>
-                      <w:r>
-                        <w:rPr>
-                          <w:rFonts w:hint="eastAsia"/>
-                          <w:color w:val="000000" w:themeColor="text1"/>
-                          <w:lang w:eastAsia="ja-JP"/>
-                          <w14:textFill>
-                            <w14:solidFill>
-                              <w14:schemeClr w14:val="tx1"/>
-                            </w14:solidFill>
-                          </w14:textFill>
-                        </w:rPr>
-                        <w:t>マウスでクリック</w:t>
-                      </w:r>
-                    </w:p>
-                  </w:txbxContent>
-                </v:textbox>
-              </v:shape>
-            </w:pict>
-          </mc:Fallback>
-        </mc:AlternateContent>
-      </w:r>
-      <w:r>
+          <w:rFonts w:hint="eastAsia" w:ascii="ＭＳ ゴシック" w:hAnsi="ＭＳ ゴシック" w:eastAsia="ＭＳ ゴシック" w:cs="ＭＳ ゴシック"/>
+        </w:rPr>
         <w:drawing>
           <wp:inline distT="0" distB="0" distL="114300" distR="114300">
             <wp:extent cx="5398135" cy="1055370"/>
@@ -1268,109 +1572,6 @@
           </wp:inline>
         </w:drawing>
       </w:r>
-      <w:r>
-        <w:rPr>
-          <w:sz w:val="21"/>
-        </w:rPr>
-        <mc:AlternateContent>
-          <mc:Choice Requires="wps">
-            <w:drawing>
-              <wp:anchor distT="0" distB="0" distL="114300" distR="114300" simplePos="0" relativeHeight="251662336" behindDoc="0" locked="0" layoutInCell="1" allowOverlap="1">
-                <wp:simplePos x="0" y="0"/>
-                <wp:positionH relativeFrom="column">
-                  <wp:posOffset>19050</wp:posOffset>
-                </wp:positionH>
-                <wp:positionV relativeFrom="paragraph">
-                  <wp:posOffset>30480</wp:posOffset>
-                </wp:positionV>
-                <wp:extent cx="1626870" cy="1064895"/>
-                <wp:effectExtent l="0" t="0" r="11430" b="1905"/>
-                <wp:wrapNone/>
-                <wp:docPr id="15" name="四角形 15"/>
-                <wp:cNvGraphicFramePr/>
-                <a:graphic xmlns:a="http://schemas.openxmlformats.org/drawingml/2006/main">
-                  <a:graphicData uri="http://schemas.microsoft.com/office/word/2010/wordprocessingShape">
-                    <wps:wsp>
-                      <wps:cNvSpPr/>
-                      <wps:spPr>
-                        <a:xfrm>
-                          <a:off x="0" y="0"/>
-                          <a:ext cx="1626870" cy="1064895"/>
-                        </a:xfrm>
-                        <a:prstGeom prst="rect">
-                          <a:avLst/>
-                        </a:prstGeom>
-                        <a:solidFill>
-                          <a:schemeClr val="bg1">
-                            <a:lumMod val="65000"/>
-                            <a:alpha val="61000"/>
-                          </a:schemeClr>
-                        </a:solidFill>
-                        <a:ln>
-                          <a:noFill/>
-                        </a:ln>
-                      </wps:spPr>
-                      <wps:style>
-                        <a:lnRef idx="2">
-                          <a:schemeClr val="accent1">
-                            <a:lumMod val="75000"/>
-                          </a:schemeClr>
-                        </a:lnRef>
-                        <a:fillRef idx="1">
-                          <a:schemeClr val="accent1"/>
-                        </a:fillRef>
-                        <a:effectRef idx="0">
-                          <a:srgbClr val="FFFFFF"/>
-                        </a:effectRef>
-                        <a:fontRef idx="minor">
-                          <a:schemeClr val="lt1"/>
-                        </a:fontRef>
-                      </wps:style>
-                      <wps:txbx>
-                        <w:txbxContent>
-                          <w:p>
-                            <w:pPr>
-                              <w:jc w:val="center"/>
-                              <w:rPr>
-                                <w:color w:val="auto"/>
-                              </w:rPr>
-                            </w:pPr>
-                          </w:p>
-                        </w:txbxContent>
-                      </wps:txbx>
-                      <wps:bodyPr rot="0" spcFirstLastPara="0" vertOverflow="overflow" horzOverflow="overflow" vert="horz" wrap="square" lIns="91440" tIns="45720" rIns="91440" bIns="45720" numCol="1" spcCol="0" rtlCol="0" fromWordArt="0" anchor="ctr" anchorCtr="0" forceAA="0" compatLnSpc="1">
-                        <a:noAutofit/>
-                      </wps:bodyPr>
-                    </wps:wsp>
-                  </a:graphicData>
-                </a:graphic>
-              </wp:anchor>
-            </w:drawing>
-          </mc:Choice>
-          <mc:Fallback>
-            <w:pict>
-              <v:rect id="_x0000_s1026" o:spid="_x0000_s1026" o:spt="1" style="position:absolute;left:0pt;margin-left:1.5pt;margin-top:2.4pt;height:83.85pt;width:128.1pt;z-index:251662336;v-text-anchor:middle;mso-width-relative:page;mso-height-relative:page;" fillcolor="#A6A6A6 [2092]" filled="t" stroked="f" coordsize="21600,21600" o:gfxdata="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">
-                <v:fill on="t" opacity="39976f" focussize="0,0"/>
-                <v:stroke on="f" weight="1pt" miterlimit="8" joinstyle="miter"/>
-                <v:imagedata o:title=""/>
-                <o:lock v:ext="edit" aspectratio="f"/>
-                <v:textbox>
-                  <w:txbxContent>
-                    <w:p>
-                      <w:pPr>
-                        <w:jc w:val="center"/>
-                        <w:rPr>
-                          <w:color w:val="auto"/>
-                        </w:rPr>
-                      </w:pPr>
-                    </w:p>
-                  </w:txbxContent>
-                </v:textbox>
-              </v:rect>
-            </w:pict>
-          </mc:Fallback>
-        </mc:AlternateContent>
-      </w:r>
     </w:p>
     <w:p>
       <w:pPr>
@@ -1383,18 +1584,19 @@
     <w:p>
       <w:pPr>
         <w:rPr>
-          <w:rFonts w:hint="default" w:ascii="ＭＳ ゴシック" w:hAnsi="ＭＳ ゴシック" w:eastAsia="ＭＳ ゴシック" w:cs="ＭＳ ゴシック"/>
+          <w:rFonts w:hint="eastAsia" w:ascii="ＭＳ ゴシック" w:hAnsi="ＭＳ ゴシック" w:eastAsia="ＭＳ ゴシック" w:cs="ＭＳ ゴシック"/>
           <w:lang w:val="en-US" w:eastAsia="ja-JP"/>
         </w:rPr>
       </w:pPr>
       <w:r>
         <w:rPr>
-          <w:sz w:val="21"/>
+          <w:rFonts w:hint="eastAsia" w:ascii="ＭＳ ゴシック" w:hAnsi="ＭＳ ゴシック" w:eastAsia="ＭＳ ゴシック" w:cs="ＭＳ ゴシック"/>
+          <w:lang w:val="en-US" w:eastAsia="ja-JP"/>
         </w:rPr>
         <mc:AlternateContent>
           <mc:Choice Requires="wps">
             <w:drawing>
-              <wp:anchor distT="0" distB="0" distL="114300" distR="114300" simplePos="0" relativeHeight="251668480" behindDoc="0" locked="0" layoutInCell="1" allowOverlap="1">
+              <wp:anchor distT="0" distB="0" distL="114300" distR="114300" simplePos="0" relativeHeight="251661312" behindDoc="0" locked="0" layoutInCell="1" allowOverlap="1">
                 <wp:simplePos x="0" y="0"/>
                 <wp:positionH relativeFrom="column">
                   <wp:posOffset>577850</wp:posOffset>
@@ -1423,23 +1625,13 @@
                             <a:gd name="adj3" fmla="val 16667"/>
                           </a:avLst>
                         </a:prstGeom>
-                        <a:solidFill>
-                          <a:schemeClr val="bg1"/>
-                        </a:solidFill>
-                        <a:ln>
-                          <a:solidFill>
-                            <a:schemeClr val="accent2"/>
-                          </a:solidFill>
-                        </a:ln>
                       </wps:spPr>
                       <wps:style>
                         <a:lnRef idx="2">
-                          <a:schemeClr val="accent1">
-                            <a:lumMod val="75000"/>
-                          </a:schemeClr>
+                          <a:schemeClr val="accent3"/>
                         </a:lnRef>
-                        <a:fillRef idx="1">
-                          <a:schemeClr val="accent1"/>
+                        <a:fillRef idx="2">
+                          <a:schemeClr val="accent3"/>
                         </a:fillRef>
                         <a:effectRef idx="0">
                           <a:srgbClr val="FFFFFF"/>
@@ -1454,7 +1646,7 @@
                             <w:pPr>
                               <w:jc w:val="center"/>
                               <w:rPr>
-                                <w:rFonts w:hint="default"/>
+                                <w:rFonts w:hint="eastAsia" w:ascii="メイリオ" w:hAnsi="メイリオ" w:eastAsia="メイリオ" w:cs="メイリオ"/>
                                 <w:color w:val="000000" w:themeColor="text1"/>
                                 <w:lang w:val="en-US" w:eastAsia="ja-JP"/>
                                 <w14:textFill>
@@ -1466,7 +1658,7 @@
                             </w:pPr>
                             <w:r>
                               <w:rPr>
-                                <w:rFonts w:hint="eastAsia"/>
+                                <w:rFonts w:hint="eastAsia" w:ascii="メイリオ" w:hAnsi="メイリオ" w:eastAsia="メイリオ" w:cs="メイリオ"/>
                                 <w:color w:val="000000" w:themeColor="text1"/>
                                 <w:lang w:val="en-US" w:eastAsia="ja-JP"/>
                                 <w14:textFill>
@@ -1475,7 +1667,7 @@
                                   </w14:solidFill>
                                 </w14:textFill>
                               </w:rPr>
-                              <w:t>何もないところをクリック</w:t>
+                              <w:t>①何もないところをクリック</w:t>
                             </w:r>
                           </w:p>
                         </w:txbxContent>
@@ -1491,9 +1683,11 @@
           </mc:Choice>
           <mc:Fallback>
             <w:pict>
-              <v:shape id="_x0000_s1026" o:spid="_x0000_s1026" o:spt="62" type="#_x0000_t62" style="position:absolute;left:0pt;margin-left:45.5pt;margin-top:28.6pt;height:48.6pt;width:169.65pt;z-index:251668480;v-text-anchor:middle;mso-width-relative:page;mso-height-relative:page;" fillcolor="#FFFFFF [3212]" filled="t" stroked="t" coordsize="21600,21600" o:gfxdata="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" adj="11892,28422,14400">
-                <v:fill on="t" focussize="0,0"/>
-                <v:stroke weight="1pt" color="#EE822F [3205]" miterlimit="8" joinstyle="miter"/>
+              <v:shape id="_x0000_s1026" o:spid="_x0000_s1026" o:spt="62" type="#_x0000_t62" style="position:absolute;left:0pt;margin-left:45.5pt;margin-top:28.6pt;height:48.6pt;width:169.65pt;z-index:251661312;v-text-anchor:middle;mso-width-relative:page;mso-height-relative:page;" fillcolor="#FED550 [3216]" filled="t" stroked="t" coordsize="21600,21600" o:gfxdata="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" adj="11892,28422,14400">
+                <v:fill type="gradient" on="t" color2="#F2BA02 [3216]" angle="45" focus="100%" focussize="0,0" rotate="t">
+                  <o:fill type="gradientUnscaled" v:ext="backwardCompatible"/>
+                </v:fill>
+                <v:stroke weight="1pt" color="#F2BA02 [3206]" miterlimit="8" joinstyle="miter"/>
                 <v:imagedata o:title=""/>
                 <o:lock v:ext="edit" aspectratio="f"/>
                 <v:textbox>
@@ -1502,7 +1696,7 @@
                       <w:pPr>
                         <w:jc w:val="center"/>
                         <w:rPr>
-                          <w:rFonts w:hint="default"/>
+                          <w:rFonts w:hint="eastAsia" w:ascii="メイリオ" w:hAnsi="メイリオ" w:eastAsia="メイリオ" w:cs="メイリオ"/>
                           <w:color w:val="000000" w:themeColor="text1"/>
                           <w:lang w:val="en-US" w:eastAsia="ja-JP"/>
                           <w14:textFill>
@@ -1514,7 +1708,7 @@
                       </w:pPr>
                       <w:r>
                         <w:rPr>
-                          <w:rFonts w:hint="eastAsia"/>
+                          <w:rFonts w:hint="eastAsia" w:ascii="メイリオ" w:hAnsi="メイリオ" w:eastAsia="メイリオ" w:cs="メイリオ"/>
                           <w:color w:val="000000" w:themeColor="text1"/>
                           <w:lang w:val="en-US" w:eastAsia="ja-JP"/>
                           <w14:textFill>
@@ -1523,7 +1717,7 @@
                             </w14:solidFill>
                           </w14:textFill>
                         </w:rPr>
-                        <w:t>何もないところをクリック</w:t>
+                        <w:t>①何もないところをクリック</w:t>
                       </w:r>
                     </w:p>
                   </w:txbxContent>
@@ -1535,18 +1729,10 @@
       </w:r>
       <w:r>
         <w:rPr>
-          <w:rFonts w:hint="eastAsia"/>
-          <w:sz w:val="21"/>
-          <w:lang w:eastAsia="ja-JP"/>
-        </w:rPr>
-        <w:t>また、</w:t>
-      </w:r>
-      <w:r>
-        <w:rPr>
-          <w:rFonts w:hint="eastAsia" w:ascii="ＭＳ ゴシック" w:hAnsi="ＭＳ ゴシック" w:eastAsia="ＭＳ ゴシック" w:cs="ＭＳ ゴシック"/>
-          <w:lang w:eastAsia="ja-JP"/>
-        </w:rPr>
-        <w:t>絞り込みの解除は、画像上の装置以外（</w:t>
+          <w:rFonts w:hint="eastAsia" w:ascii="ＭＳ ゴシック" w:hAnsi="ＭＳ ゴシック" w:eastAsia="ＭＳ ゴシック" w:cs="ＭＳ ゴシック"/>
+          <w:lang w:val="en-US" w:eastAsia="ja-JP"/>
+        </w:rPr>
+        <w:t>また、絞り込みの解除は、画像上の装置以外（</w:t>
       </w:r>
       <w:r>
         <w:rPr>
@@ -1557,20 +1743,116 @@
       </w:r>
     </w:p>
     <w:p>
-      <w:r>
-        <w:rPr>
+      <w:pPr>
+        <w:rPr>
+          <w:rFonts w:hint="eastAsia" w:ascii="ＭＳ ゴシック" w:hAnsi="ＭＳ ゴシック" w:eastAsia="ＭＳ ゴシック" w:cs="ＭＳ ゴシック"/>
+        </w:rPr>
+      </w:pPr>
+      <w:r>
+        <w:rPr>
+          <w:rFonts w:hint="eastAsia" w:ascii="ＭＳ ゴシック" w:hAnsi="ＭＳ ゴシック" w:eastAsia="ＭＳ ゴシック" w:cs="ＭＳ ゴシック"/>
           <w:sz w:val="21"/>
         </w:rPr>
         <mc:AlternateContent>
           <mc:Choice Requires="wps">
             <w:drawing>
-              <wp:anchor distT="0" distB="0" distL="114300" distR="114300" simplePos="0" relativeHeight="251666432" behindDoc="0" locked="0" layoutInCell="1" allowOverlap="1">
+              <wp:anchor distT="0" distB="0" distL="114300" distR="114300" simplePos="0" relativeHeight="251674624" behindDoc="0" locked="0" layoutInCell="1" allowOverlap="1">
                 <wp:simplePos x="0" y="0"/>
                 <wp:positionH relativeFrom="column">
-                  <wp:posOffset>1626235</wp:posOffset>
+                  <wp:posOffset>1305560</wp:posOffset>
                 </wp:positionH>
                 <wp:positionV relativeFrom="paragraph">
-                  <wp:posOffset>858520</wp:posOffset>
+                  <wp:posOffset>647700</wp:posOffset>
+                </wp:positionV>
+                <wp:extent cx="297815" cy="236855"/>
+                <wp:effectExtent l="9525" t="9525" r="10160" b="20320"/>
+                <wp:wrapNone/>
+                <wp:docPr id="19" name="四角形 19"/>
+                <wp:cNvGraphicFramePr/>
+                <a:graphic xmlns:a="http://schemas.openxmlformats.org/drawingml/2006/main">
+                  <a:graphicData uri="http://schemas.microsoft.com/office/word/2010/wordprocessingShape">
+                    <wps:wsp>
+                      <wps:cNvSpPr/>
+                      <wps:spPr>
+                        <a:xfrm>
+                          <a:off x="0" y="0"/>
+                          <a:ext cx="297815" cy="236855"/>
+                        </a:xfrm>
+                        <a:prstGeom prst="rect">
+                          <a:avLst/>
+                        </a:prstGeom>
+                        <a:ln w="19050"/>
+                      </wps:spPr>
+                      <wps:style>
+                        <a:lnRef idx="2">
+                          <a:schemeClr val="accent6"/>
+                        </a:lnRef>
+                        <a:fillRef idx="0">
+                          <a:srgbClr val="FFFFFF"/>
+                        </a:fillRef>
+                        <a:effectRef idx="0">
+                          <a:srgbClr val="FFFFFF"/>
+                        </a:effectRef>
+                        <a:fontRef idx="minor">
+                          <a:schemeClr val="tx1"/>
+                        </a:fontRef>
+                      </wps:style>
+                      <wps:txbx>
+                        <w:txbxContent>
+                          <w:p>
+                            <w:pPr>
+                              <w:jc w:val="center"/>
+                            </w:pPr>
+                          </w:p>
+                          <w:p/>
+                        </w:txbxContent>
+                      </wps:txbx>
+                      <wps:bodyPr rot="0" spcFirstLastPara="0" vertOverflow="overflow" horzOverflow="overflow" vert="horz" wrap="square" lIns="91440" tIns="45720" rIns="91440" bIns="45720" numCol="1" spcCol="0" rtlCol="0" fromWordArt="0" anchor="ctr" anchorCtr="0" forceAA="0" compatLnSpc="1">
+                        <a:noAutofit/>
+                      </wps:bodyPr>
+                    </wps:wsp>
+                  </a:graphicData>
+                </a:graphic>
+              </wp:anchor>
+            </w:drawing>
+          </mc:Choice>
+          <mc:Fallback>
+            <w:pict>
+              <v:rect id="_x0000_s1026" o:spid="_x0000_s1026" o:spt="1" style="position:absolute;left:0pt;margin-left:102.8pt;margin-top:51pt;height:18.65pt;width:23.45pt;z-index:251674624;v-text-anchor:middle;mso-width-relative:page;mso-height-relative:page;" filled="f" stroked="t" coordsize="21600,21600" o:gfxdata="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">
+                <v:fill on="f" focussize="0,0"/>
+                <v:stroke weight="1.5pt" color="#E54C5E [3209]" miterlimit="8" joinstyle="miter"/>
+                <v:imagedata o:title=""/>
+                <o:lock v:ext="edit" aspectratio="f"/>
+                <v:textbox>
+                  <w:txbxContent>
+                    <w:p>
+                      <w:pPr>
+                        <w:jc w:val="center"/>
+                      </w:pPr>
+                    </w:p>
+                    <w:p/>
+                  </w:txbxContent>
+                </v:textbox>
+              </v:rect>
+            </w:pict>
+          </mc:Fallback>
+        </mc:AlternateContent>
+      </w:r>
+      <w:r>
+        <w:rPr>
+          <w:rFonts w:hint="eastAsia" w:ascii="ＭＳ ゴシック" w:hAnsi="ＭＳ ゴシック" w:eastAsia="ＭＳ ゴシック" w:cs="ＭＳ ゴシック"/>
+          <w:sz w:val="21"/>
+        </w:rPr>
+        <mc:AlternateContent>
+          <mc:Choice Requires="wps">
+            <w:drawing>
+              <wp:anchor distT="0" distB="0" distL="114300" distR="114300" simplePos="0" relativeHeight="251675648" behindDoc="0" locked="0" layoutInCell="1" allowOverlap="1">
+                <wp:simplePos x="0" y="0"/>
+                <wp:positionH relativeFrom="column">
+                  <wp:posOffset>1518285</wp:posOffset>
+                </wp:positionH>
+                <wp:positionV relativeFrom="paragraph">
+                  <wp:posOffset>826770</wp:posOffset>
                 </wp:positionV>
                 <wp:extent cx="225425" cy="167005"/>
                 <wp:effectExtent l="0" t="1905" r="11430" b="21590"/>
@@ -1628,7 +1910,7 @@
           </mc:Choice>
           <mc:Fallback>
             <w:pict>
-              <v:shape id="_x0000_s1026" o:spid="_x0000_s1026" o:spt="66" type="#_x0000_t66" style="position:absolute;left:0pt;margin-left:128.05pt;margin-top:67.6pt;height:13.15pt;width:17.75pt;rotation:2686976f;z-index:251666432;v-text-anchor:middle;mso-width-relative:page;mso-height-relative:page;" fillcolor="#FFFFFF [3212]" filled="t" stroked="t" coordsize="21600,21600" o:gfxdata="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" adj="8539,7066">
+              <v:shape id="_x0000_s1026" o:spid="_x0000_s1026" o:spt="66" type="#_x0000_t66" style="position:absolute;left:0pt;margin-left:119.55pt;margin-top:65.1pt;height:13.15pt;width:17.75pt;rotation:2686976f;z-index:251675648;v-text-anchor:middle;mso-width-relative:page;mso-height-relative:page;" fillcolor="#FFFFFF [3212]" filled="t" stroked="t" coordsize="21600,21600" o:gfxdata="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" adj="8539,7066">
                 <v:fill on="t" focussize="0,0"/>
                 <v:stroke weight="1pt" color="#000000 [3213]" miterlimit="8" joinstyle="miter"/>
                 <v:imagedata o:title=""/>
@@ -1639,6 +1921,9 @@
         </mc:AlternateContent>
       </w:r>
       <w:r>
+        <w:rPr>
+          <w:rFonts w:hint="eastAsia" w:ascii="ＭＳ ゴシック" w:hAnsi="ＭＳ ゴシック" w:eastAsia="ＭＳ ゴシック" w:cs="ＭＳ ゴシック"/>
+        </w:rPr>
         <w:drawing>
           <wp:inline distT="0" distB="0" distL="114300" distR="114300">
             <wp:extent cx="4978400" cy="981710"/>
@@ -1713,14 +1998,110 @@
       </w:r>
     </w:p>
     <w:p>
-      <w:r>
-        <w:rPr>
+      <w:pPr>
+        <w:rPr>
+          <w:rFonts w:hint="eastAsia" w:ascii="ＭＳ ゴシック" w:hAnsi="ＭＳ ゴシック" w:eastAsia="ＭＳ ゴシック" w:cs="ＭＳ ゴシック"/>
+        </w:rPr>
+      </w:pPr>
+      <w:r>
+        <w:rPr>
+          <w:rFonts w:hint="eastAsia" w:ascii="ＭＳ ゴシック" w:hAnsi="ＭＳ ゴシック" w:eastAsia="ＭＳ ゴシック" w:cs="ＭＳ ゴシック"/>
           <w:sz w:val="21"/>
         </w:rPr>
         <mc:AlternateContent>
           <mc:Choice Requires="wps">
             <w:drawing>
-              <wp:anchor distT="0" distB="0" distL="114300" distR="114300" simplePos="0" relativeHeight="251669504" behindDoc="0" locked="0" layoutInCell="1" allowOverlap="1">
+              <wp:anchor distT="0" distB="0" distL="114300" distR="114300" simplePos="0" relativeHeight="251672576" behindDoc="0" locked="0" layoutInCell="1" allowOverlap="1">
+                <wp:simplePos x="0" y="0"/>
+                <wp:positionH relativeFrom="column">
+                  <wp:posOffset>3527425</wp:posOffset>
+                </wp:positionH>
+                <wp:positionV relativeFrom="paragraph">
+                  <wp:posOffset>79375</wp:posOffset>
+                </wp:positionV>
+                <wp:extent cx="1123315" cy="1722755"/>
+                <wp:effectExtent l="9525" t="9525" r="10160" b="20320"/>
+                <wp:wrapNone/>
+                <wp:docPr id="15" name="四角形 15"/>
+                <wp:cNvGraphicFramePr/>
+                <a:graphic xmlns:a="http://schemas.openxmlformats.org/drawingml/2006/main">
+                  <a:graphicData uri="http://schemas.microsoft.com/office/word/2010/wordprocessingShape">
+                    <wps:wsp>
+                      <wps:cNvSpPr/>
+                      <wps:spPr>
+                        <a:xfrm>
+                          <a:off x="0" y="0"/>
+                          <a:ext cx="1123315" cy="1722755"/>
+                        </a:xfrm>
+                        <a:prstGeom prst="rect">
+                          <a:avLst/>
+                        </a:prstGeom>
+                        <a:ln w="19050"/>
+                      </wps:spPr>
+                      <wps:style>
+                        <a:lnRef idx="2">
+                          <a:schemeClr val="accent6"/>
+                        </a:lnRef>
+                        <a:fillRef idx="0">
+                          <a:srgbClr val="FFFFFF"/>
+                        </a:fillRef>
+                        <a:effectRef idx="0">
+                          <a:srgbClr val="FFFFFF"/>
+                        </a:effectRef>
+                        <a:fontRef idx="minor">
+                          <a:schemeClr val="tx1"/>
+                        </a:fontRef>
+                      </wps:style>
+                      <wps:txbx>
+                        <w:txbxContent>
+                          <w:p>
+                            <w:pPr>
+                              <w:jc w:val="center"/>
+                            </w:pPr>
+                          </w:p>
+                          <w:p/>
+                        </w:txbxContent>
+                      </wps:txbx>
+                      <wps:bodyPr rot="0" spcFirstLastPara="0" vertOverflow="overflow" horzOverflow="overflow" vert="horz" wrap="square" lIns="91440" tIns="45720" rIns="91440" bIns="45720" numCol="1" spcCol="0" rtlCol="0" fromWordArt="0" anchor="ctr" anchorCtr="0" forceAA="0" compatLnSpc="1">
+                        <a:noAutofit/>
+                      </wps:bodyPr>
+                    </wps:wsp>
+                  </a:graphicData>
+                </a:graphic>
+              </wp:anchor>
+            </w:drawing>
+          </mc:Choice>
+          <mc:Fallback>
+            <w:pict>
+              <v:rect id="_x0000_s1026" o:spid="_x0000_s1026" o:spt="1" style="position:absolute;left:0pt;margin-left:277.75pt;margin-top:6.25pt;height:135.65pt;width:88.45pt;z-index:251672576;v-text-anchor:middle;mso-width-relative:page;mso-height-relative:page;" filled="f" stroked="t" coordsize="21600,21600" o:gfxdata="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">
+                <v:fill on="f" focussize="0,0"/>
+                <v:stroke weight="1.5pt" color="#E54C5E [3209]" miterlimit="8" joinstyle="miter"/>
+                <v:imagedata o:title=""/>
+                <o:lock v:ext="edit" aspectratio="f"/>
+                <v:textbox>
+                  <w:txbxContent>
+                    <w:p>
+                      <w:pPr>
+                        <w:jc w:val="center"/>
+                      </w:pPr>
+                    </w:p>
+                    <w:p/>
+                  </w:txbxContent>
+                </v:textbox>
+              </v:rect>
+            </w:pict>
+          </mc:Fallback>
+        </mc:AlternateContent>
+      </w:r>
+      <w:r>
+        <w:rPr>
+          <w:rFonts w:hint="eastAsia" w:ascii="ＭＳ ゴシック" w:hAnsi="ＭＳ ゴシック" w:eastAsia="ＭＳ ゴシック" w:cs="ＭＳ ゴシック"/>
+          <w:sz w:val="21"/>
+        </w:rPr>
+        <mc:AlternateContent>
+          <mc:Choice Requires="wps">
+            <w:drawing>
+              <wp:anchor distT="0" distB="0" distL="114300" distR="114300" simplePos="0" relativeHeight="251662336" behindDoc="0" locked="0" layoutInCell="1" allowOverlap="1">
                 <wp:simplePos x="0" y="0"/>
                 <wp:positionH relativeFrom="column">
                   <wp:posOffset>4756150</wp:posOffset>
@@ -1749,23 +2130,13 @@
                             <a:gd name="adj3" fmla="val 16667"/>
                           </a:avLst>
                         </a:prstGeom>
-                        <a:solidFill>
-                          <a:schemeClr val="bg1"/>
-                        </a:solidFill>
-                        <a:ln>
-                          <a:solidFill>
-                            <a:schemeClr val="accent2"/>
-                          </a:solidFill>
-                        </a:ln>
                       </wps:spPr>
                       <wps:style>
                         <a:lnRef idx="2">
-                          <a:schemeClr val="accent1">
-                            <a:lumMod val="75000"/>
-                          </a:schemeClr>
+                          <a:schemeClr val="accent3"/>
                         </a:lnRef>
-                        <a:fillRef idx="1">
-                          <a:schemeClr val="accent1"/>
+                        <a:fillRef idx="2">
+                          <a:schemeClr val="accent3"/>
                         </a:fillRef>
                         <a:effectRef idx="0">
                           <a:srgbClr val="FFFFFF"/>
@@ -1780,7 +2151,7 @@
                             <w:pPr>
                               <w:jc w:val="center"/>
                               <w:rPr>
-                                <w:rFonts w:hint="default"/>
+                                <w:rFonts w:hint="eastAsia" w:ascii="メイリオ" w:hAnsi="メイリオ" w:eastAsia="メイリオ" w:cs="メイリオ"/>
                                 <w:color w:val="000000" w:themeColor="text1"/>
                                 <w:lang w:val="en-US" w:eastAsia="ja-JP"/>
                                 <w14:textFill>
@@ -1792,7 +2163,7 @@
                             </w:pPr>
                             <w:r>
                               <w:rPr>
-                                <w:rFonts w:hint="eastAsia"/>
+                                <w:rFonts w:hint="eastAsia" w:ascii="メイリオ" w:hAnsi="メイリオ" w:eastAsia="メイリオ" w:cs="メイリオ"/>
                                 <w:color w:val="000000" w:themeColor="text1"/>
                                 <w:lang w:val="en-US" w:eastAsia="ja-JP"/>
                                 <w14:textFill>
@@ -1801,7 +2172,7 @@
                                   </w14:solidFill>
                                 </w14:textFill>
                               </w:rPr>
-                              <w:t>絞り込み解除</w:t>
+                              <w:t>②絞り込み解除</w:t>
                             </w:r>
                           </w:p>
                         </w:txbxContent>
@@ -1817,9 +2188,11 @@
           </mc:Choice>
           <mc:Fallback>
             <w:pict>
-              <v:shape id="_x0000_s1026" o:spid="_x0000_s1026" o:spt="62" type="#_x0000_t62" style="position:absolute;left:0pt;margin-left:374.5pt;margin-top:82.7pt;height:48.6pt;width:115.15pt;z-index:251669504;v-text-anchor:middle;mso-width-relative:page;mso-height-relative:page;" fillcolor="#FFFFFF [3212]" filled="t" stroked="t" coordsize="21600,21600" o:gfxdata="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" adj="-497,-6467,14400">
-                <v:fill on="t" focussize="0,0"/>
-                <v:stroke weight="1pt" color="#EE822F [3205]" miterlimit="8" joinstyle="miter"/>
+              <v:shape id="_x0000_s1026" o:spid="_x0000_s1026" o:spt="62" type="#_x0000_t62" style="position:absolute;left:0pt;margin-left:374.5pt;margin-top:82.7pt;height:48.6pt;width:115.15pt;z-index:251662336;v-text-anchor:middle;mso-width-relative:page;mso-height-relative:page;" fillcolor="#FED550 [3216]" filled="t" stroked="t" coordsize="21600,21600" o:gfxdata="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" adj="-497,-6467,14400">
+                <v:fill type="gradient" on="t" color2="#F2BA02 [3216]" angle="45" focus="100%" focussize="0,0" rotate="t">
+                  <o:fill type="gradientUnscaled" v:ext="backwardCompatible"/>
+                </v:fill>
+                <v:stroke weight="1pt" color="#F2BA02 [3206]" miterlimit="8" joinstyle="miter"/>
                 <v:imagedata o:title=""/>
                 <o:lock v:ext="edit" aspectratio="f"/>
                 <v:textbox>
@@ -1828,7 +2201,7 @@
                       <w:pPr>
                         <w:jc w:val="center"/>
                         <w:rPr>
-                          <w:rFonts w:hint="default"/>
+                          <w:rFonts w:hint="eastAsia" w:ascii="メイリオ" w:hAnsi="メイリオ" w:eastAsia="メイリオ" w:cs="メイリオ"/>
                           <w:color w:val="000000" w:themeColor="text1"/>
                           <w:lang w:val="en-US" w:eastAsia="ja-JP"/>
                           <w14:textFill>
@@ -1840,7 +2213,7 @@
                       </w:pPr>
                       <w:r>
                         <w:rPr>
-                          <w:rFonts w:hint="eastAsia"/>
+                          <w:rFonts w:hint="eastAsia" w:ascii="メイリオ" w:hAnsi="メイリオ" w:eastAsia="メイリオ" w:cs="メイリオ"/>
                           <w:color w:val="000000" w:themeColor="text1"/>
                           <w:lang w:val="en-US" w:eastAsia="ja-JP"/>
                           <w14:textFill>
@@ -1849,7 +2222,7 @@
                             </w14:solidFill>
                           </w14:textFill>
                         </w:rPr>
-                        <w:t>絞り込み解除</w:t>
+                        <w:t>②絞り込み解除</w:t>
                       </w:r>
                     </w:p>
                   </w:txbxContent>
@@ -1860,6 +2233,9 @@
         </mc:AlternateContent>
       </w:r>
       <w:r>
+        <w:rPr>
+          <w:rFonts w:hint="eastAsia" w:ascii="ＭＳ ゴシック" w:hAnsi="ＭＳ ゴシック" w:eastAsia="ＭＳ ゴシック" w:cs="ＭＳ ゴシック"/>
+        </w:rPr>
         <w:drawing>
           <wp:inline distT="0" distB="0" distL="114300" distR="114300">
             <wp:extent cx="4928235" cy="2121535"/>
@@ -1903,11 +2279,17 @@
         </w:drawing>
       </w:r>
     </w:p>
-    <w:p/>
     <w:p>
       <w:pPr>
         <w:rPr>
-          <w:rFonts w:hint="default" w:ascii="ＭＳ ゴシック" w:hAnsi="ＭＳ ゴシック" w:eastAsia="ＭＳ ゴシック" w:cs="ＭＳ ゴシック"/>
+          <w:rFonts w:hint="eastAsia" w:ascii="ＭＳ ゴシック" w:hAnsi="ＭＳ ゴシック" w:eastAsia="ＭＳ ゴシック" w:cs="ＭＳ ゴシック"/>
+        </w:rPr>
+      </w:pPr>
+    </w:p>
+    <w:p>
+      <w:pPr>
+        <w:rPr>
+          <w:rFonts w:hint="eastAsia" w:ascii="ＭＳ ゴシック" w:hAnsi="ＭＳ ゴシック" w:eastAsia="ＭＳ ゴシック" w:cs="ＭＳ ゴシック"/>
           <w:sz w:val="20"/>
           <w:szCs w:val="22"/>
           <w:lang w:val="en-US" w:eastAsia="ja-JP"/>
@@ -1920,7 +2302,18 @@
           <w:szCs w:val="22"/>
           <w:lang w:val="en-US" w:eastAsia="ja-JP"/>
         </w:rPr>
-        <w:t>※Power BIの仕様上、他ビジュアルから絞り込みを行った場合は、他ビジュアルで選択したデータのみしか得られません。なので、PC稼働状況には選択されたデータのみが繁栄されます。</w:t>
+        <w:t>※Power BIの仕様上、他ビジュアルから絞り込みを行った場合は、他ビジュアルで選択したデータのみしか得られません。なので、PC稼働状況には選択されたデータ</w:t>
+      </w:r>
+      <w:bookmarkStart w:id="0" w:name="_GoBack"/>
+      <w:bookmarkEnd w:id="0"/>
+      <w:r>
+        <w:rPr>
+          <w:rFonts w:hint="eastAsia" w:ascii="ＭＳ ゴシック" w:hAnsi="ＭＳ ゴシック" w:eastAsia="ＭＳ ゴシック" w:cs="ＭＳ ゴシック"/>
+          <w:sz w:val="20"/>
+          <w:szCs w:val="22"/>
+          <w:lang w:val="en-US" w:eastAsia="ja-JP"/>
+        </w:rPr>
+        <w:t>のみが繁栄されます。</w:t>
       </w:r>
     </w:p>
     <w:p>
@@ -1932,18 +2325,158 @@
       </w:pPr>
       <w:r>
         <w:rPr>
+          <w:rFonts w:hint="eastAsia" w:ascii="ＭＳ ゴシック" w:hAnsi="ＭＳ ゴシック" w:eastAsia="ＭＳ ゴシック" w:cs="ＭＳ ゴシック"/>
           <w:sz w:val="21"/>
         </w:rPr>
         <mc:AlternateContent>
           <mc:Choice Requires="wps">
             <w:drawing>
-              <wp:anchor distT="0" distB="0" distL="114300" distR="114300" simplePos="0" relativeHeight="251670528" behindDoc="0" locked="0" layoutInCell="1" allowOverlap="1">
+              <wp:anchor distT="0" distB="0" distL="114300" distR="114300" simplePos="0" relativeHeight="251678720" behindDoc="0" locked="0" layoutInCell="1" allowOverlap="1">
                 <wp:simplePos x="0" y="0"/>
                 <wp:positionH relativeFrom="column">
-                  <wp:posOffset>3702050</wp:posOffset>
+                  <wp:posOffset>482600</wp:posOffset>
                 </wp:positionH>
                 <wp:positionV relativeFrom="paragraph">
-                  <wp:posOffset>854710</wp:posOffset>
+                  <wp:posOffset>1134110</wp:posOffset>
+                </wp:positionV>
+                <wp:extent cx="2001520" cy="617220"/>
+                <wp:effectExtent l="6350" t="426720" r="11430" b="10160"/>
+                <wp:wrapNone/>
+                <wp:docPr id="23" name="角丸四角形吹き出し 23"/>
+                <wp:cNvGraphicFramePr/>
+                <a:graphic xmlns:a="http://schemas.openxmlformats.org/drawingml/2006/main">
+                  <a:graphicData uri="http://schemas.microsoft.com/office/word/2010/wordprocessingShape">
+                    <wps:wsp>
+                      <wps:cNvSpPr/>
+                      <wps:spPr>
+                        <a:xfrm>
+                          <a:off x="0" y="0"/>
+                          <a:ext cx="2001520" cy="617220"/>
+                        </a:xfrm>
+                        <a:prstGeom prst="wedgeRoundRectCallout">
+                          <a:avLst>
+                            <a:gd name="adj1" fmla="val 7620"/>
+                            <a:gd name="adj2" fmla="val -116975"/>
+                            <a:gd name="adj3" fmla="val 16667"/>
+                          </a:avLst>
+                        </a:prstGeom>
+                      </wps:spPr>
+                      <wps:style>
+                        <a:lnRef idx="2">
+                          <a:schemeClr val="accent3"/>
+                        </a:lnRef>
+                        <a:fillRef idx="2">
+                          <a:schemeClr val="accent3"/>
+                        </a:fillRef>
+                        <a:effectRef idx="0">
+                          <a:srgbClr val="FFFFFF"/>
+                        </a:effectRef>
+                        <a:fontRef idx="minor">
+                          <a:schemeClr val="lt1"/>
+                        </a:fontRef>
+                      </wps:style>
+                      <wps:txbx>
+                        <w:txbxContent>
+                          <w:p>
+                            <w:pPr>
+                              <w:jc w:val="center"/>
+                              <w:rPr>
+                                <w:rFonts w:hint="default" w:ascii="メイリオ" w:hAnsi="メイリオ" w:eastAsia="メイリオ" w:cs="メイリオ"/>
+                                <w:color w:val="000000" w:themeColor="text1"/>
+                                <w:lang w:val="en-US" w:eastAsia="ja-JP"/>
+                                <w14:textFill>
+                                  <w14:solidFill>
+                                    <w14:schemeClr w14:val="tx1"/>
+                                  </w14:solidFill>
+                                </w14:textFill>
+                              </w:rPr>
+                            </w:pPr>
+                            <w:r>
+                              <w:rPr>
+                                <w:rFonts w:hint="eastAsia" w:ascii="メイリオ" w:hAnsi="メイリオ" w:eastAsia="メイリオ" w:cs="メイリオ"/>
+                                <w:color w:val="000000" w:themeColor="text1"/>
+                                <w:lang w:val="en-US" w:eastAsia="ja-JP"/>
+                                <w14:textFill>
+                                  <w14:solidFill>
+                                    <w14:schemeClr w14:val="tx1"/>
+                                  </w14:solidFill>
+                                </w14:textFill>
+                              </w:rPr>
+                              <w:t>②選択したデータのみ表示</w:t>
+                            </w:r>
+                          </w:p>
+                        </w:txbxContent>
+                      </wps:txbx>
+                      <wps:bodyPr rot="0" spcFirstLastPara="0" vertOverflow="overflow" horzOverflow="overflow" vert="horz" wrap="square" lIns="91440" tIns="45720" rIns="91440" bIns="45720" numCol="1" spcCol="0" rtlCol="0" fromWordArt="0" anchor="ctr" anchorCtr="0" forceAA="0" compatLnSpc="1">
+                        <a:noAutofit/>
+                      </wps:bodyPr>
+                    </wps:wsp>
+                  </a:graphicData>
+                </a:graphic>
+              </wp:anchor>
+            </w:drawing>
+          </mc:Choice>
+          <mc:Fallback>
+            <w:pict>
+              <v:shape id="_x0000_s1026" o:spid="_x0000_s1026" o:spt="62" type="#_x0000_t62" style="position:absolute;left:0pt;margin-left:38pt;margin-top:89.3pt;height:48.6pt;width:157.6pt;z-index:251678720;v-text-anchor:middle;mso-width-relative:page;mso-height-relative:page;" fillcolor="#FED550 [3216]" filled="t" stroked="t" coordsize="21600,21600" o:gfxdata="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" adj="12446,-14467,14400">
+                <v:fill type="gradient" on="t" color2="#F2BA02 [3216]" angle="45" focus="100%" focussize="0,0" rotate="t">
+                  <o:fill type="gradientUnscaled" v:ext="backwardCompatible"/>
+                </v:fill>
+                <v:stroke weight="1pt" color="#F2BA02 [3206]" miterlimit="8" joinstyle="miter"/>
+                <v:imagedata o:title=""/>
+                <o:lock v:ext="edit" aspectratio="f"/>
+                <v:textbox>
+                  <w:txbxContent>
+                    <w:p>
+                      <w:pPr>
+                        <w:jc w:val="center"/>
+                        <w:rPr>
+                          <w:rFonts w:hint="default" w:ascii="メイリオ" w:hAnsi="メイリオ" w:eastAsia="メイリオ" w:cs="メイリオ"/>
+                          <w:color w:val="000000" w:themeColor="text1"/>
+                          <w:lang w:val="en-US" w:eastAsia="ja-JP"/>
+                          <w14:textFill>
+                            <w14:solidFill>
+                              <w14:schemeClr w14:val="tx1"/>
+                            </w14:solidFill>
+                          </w14:textFill>
+                        </w:rPr>
+                      </w:pPr>
+                      <w:r>
+                        <w:rPr>
+                          <w:rFonts w:hint="eastAsia" w:ascii="メイリオ" w:hAnsi="メイリオ" w:eastAsia="メイリオ" w:cs="メイリオ"/>
+                          <w:color w:val="000000" w:themeColor="text1"/>
+                          <w:lang w:val="en-US" w:eastAsia="ja-JP"/>
+                          <w14:textFill>
+                            <w14:solidFill>
+                              <w14:schemeClr w14:val="tx1"/>
+                            </w14:solidFill>
+                          </w14:textFill>
+                        </w:rPr>
+                        <w:t>②選択したデータのみ表示</w:t>
+                      </w:r>
+                    </w:p>
+                  </w:txbxContent>
+                </v:textbox>
+              </v:shape>
+            </w:pict>
+          </mc:Fallback>
+        </mc:AlternateContent>
+      </w:r>
+      <w:r>
+        <w:rPr>
+          <w:rFonts w:hint="eastAsia" w:ascii="ＭＳ ゴシック" w:hAnsi="ＭＳ ゴシック" w:eastAsia="ＭＳ ゴシック" w:cs="ＭＳ ゴシック"/>
+          <w:sz w:val="21"/>
+        </w:rPr>
+        <mc:AlternateContent>
+          <mc:Choice Requires="wps">
+            <w:drawing>
+              <wp:anchor distT="0" distB="0" distL="114300" distR="114300" simplePos="0" relativeHeight="251663360" behindDoc="0" locked="0" layoutInCell="1" allowOverlap="1">
+                <wp:simplePos x="0" y="0"/>
+                <wp:positionH relativeFrom="column">
+                  <wp:posOffset>3663950</wp:posOffset>
+                </wp:positionH>
+                <wp:positionV relativeFrom="paragraph">
+                  <wp:posOffset>880110</wp:posOffset>
                 </wp:positionV>
                 <wp:extent cx="1462405" cy="617220"/>
                 <wp:effectExtent l="71120" t="201930" r="15875" b="6350"/>
@@ -1966,23 +2499,13 @@
                             <a:gd name="adj3" fmla="val 16667"/>
                           </a:avLst>
                         </a:prstGeom>
-                        <a:solidFill>
-                          <a:schemeClr val="bg1"/>
-                        </a:solidFill>
-                        <a:ln>
-                          <a:solidFill>
-                            <a:schemeClr val="accent2"/>
-                          </a:solidFill>
-                        </a:ln>
                       </wps:spPr>
                       <wps:style>
                         <a:lnRef idx="2">
-                          <a:schemeClr val="accent1">
-                            <a:lumMod val="75000"/>
-                          </a:schemeClr>
+                          <a:schemeClr val="accent3"/>
                         </a:lnRef>
-                        <a:fillRef idx="1">
-                          <a:schemeClr val="accent1"/>
+                        <a:fillRef idx="2">
+                          <a:schemeClr val="accent3"/>
                         </a:fillRef>
                         <a:effectRef idx="0">
                           <a:srgbClr val="FFFFFF"/>
@@ -1997,7 +2520,7 @@
                             <w:pPr>
                               <w:jc w:val="center"/>
                               <w:rPr>
-                                <w:rFonts w:hint="default"/>
+                                <w:rFonts w:hint="default" w:ascii="メイリオ" w:hAnsi="メイリオ" w:eastAsia="メイリオ" w:cs="メイリオ"/>
                                 <w:color w:val="000000" w:themeColor="text1"/>
                                 <w:lang w:val="en-US" w:eastAsia="ja-JP"/>
                                 <w14:textFill>
@@ -2009,7 +2532,7 @@
                             </w:pPr>
                             <w:r>
                               <w:rPr>
-                                <w:rFonts w:hint="eastAsia"/>
+                                <w:rFonts w:hint="eastAsia" w:ascii="メイリオ" w:hAnsi="メイリオ" w:eastAsia="メイリオ" w:cs="メイリオ"/>
                                 <w:color w:val="000000" w:themeColor="text1"/>
                                 <w:lang w:val="en-US" w:eastAsia="ja-JP"/>
                                 <w14:textFill>
@@ -2018,7 +2541,7 @@
                                   </w14:solidFill>
                                 </w14:textFill>
                               </w:rPr>
-                              <w:t>選択したデータのみ</w:t>
+                              <w:t>①表のデータを選択</w:t>
                             </w:r>
                           </w:p>
                         </w:txbxContent>
@@ -2034,9 +2557,11 @@
           </mc:Choice>
           <mc:Fallback>
             <w:pict>
-              <v:shape id="_x0000_s1026" o:spid="_x0000_s1026" o:spt="62" type="#_x0000_t62" style="position:absolute;left:0pt;margin-left:291.5pt;margin-top:67.3pt;height:48.6pt;width:115.15pt;z-index:251670528;v-text-anchor:middle;mso-width-relative:page;mso-height-relative:page;" fillcolor="#FFFFFF [3212]" filled="t" stroked="t" coordsize="21600,21600" o:gfxdata="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" adj="-497,-6467,14400">
-                <v:fill on="t" focussize="0,0"/>
-                <v:stroke weight="1pt" color="#EE822F [3205]" miterlimit="8" joinstyle="miter"/>
+              <v:shape id="_x0000_s1026" o:spid="_x0000_s1026" o:spt="62" type="#_x0000_t62" style="position:absolute;left:0pt;margin-left:288.5pt;margin-top:69.3pt;height:48.6pt;width:115.15pt;z-index:251663360;v-text-anchor:middle;mso-width-relative:page;mso-height-relative:page;" fillcolor="#FED550 [3216]" filled="t" stroked="t" coordsize="21600,21600" o:gfxdata="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" adj="-497,-6467,14400">
+                <v:fill type="gradient" on="t" color2="#F2BA02 [3216]" angle="45" focus="100%" focussize="0,0" rotate="t">
+                  <o:fill type="gradientUnscaled" v:ext="backwardCompatible"/>
+                </v:fill>
+                <v:stroke weight="1pt" color="#F2BA02 [3206]" miterlimit="8" joinstyle="miter"/>
                 <v:imagedata o:title=""/>
                 <o:lock v:ext="edit" aspectratio="f"/>
                 <v:textbox>
@@ -2045,7 +2570,7 @@
                       <w:pPr>
                         <w:jc w:val="center"/>
                         <w:rPr>
-                          <w:rFonts w:hint="default"/>
+                          <w:rFonts w:hint="default" w:ascii="メイリオ" w:hAnsi="メイリオ" w:eastAsia="メイリオ" w:cs="メイリオ"/>
                           <w:color w:val="000000" w:themeColor="text1"/>
                           <w:lang w:val="en-US" w:eastAsia="ja-JP"/>
                           <w14:textFill>
@@ -2057,7 +2582,7 @@
                       </w:pPr>
                       <w:r>
                         <w:rPr>
-                          <w:rFonts w:hint="eastAsia"/>
+                          <w:rFonts w:hint="eastAsia" w:ascii="メイリオ" w:hAnsi="メイリオ" w:eastAsia="メイリオ" w:cs="メイリオ"/>
                           <w:color w:val="000000" w:themeColor="text1"/>
                           <w:lang w:val="en-US" w:eastAsia="ja-JP"/>
                           <w14:textFill>
@@ -2066,7 +2591,7 @@
                             </w14:solidFill>
                           </w14:textFill>
                         </w:rPr>
-                        <w:t>選択したデータのみ</w:t>
+                        <w:t>①表のデータを選択</w:t>
                       </w:r>
                     </w:p>
                   </w:txbxContent>
@@ -2077,6 +2602,189 @@
         </mc:AlternateContent>
       </w:r>
       <w:r>
+        <w:rPr>
+          <w:rFonts w:hint="eastAsia" w:ascii="ＭＳ ゴシック" w:hAnsi="ＭＳ ゴシック" w:eastAsia="ＭＳ ゴシック" w:cs="ＭＳ ゴシック"/>
+          <w:sz w:val="21"/>
+        </w:rPr>
+        <mc:AlternateContent>
+          <mc:Choice Requires="wps">
+            <w:drawing>
+              <wp:anchor distT="0" distB="0" distL="114300" distR="114300" simplePos="0" relativeHeight="251671552" behindDoc="0" locked="0" layoutInCell="1" allowOverlap="1">
+                <wp:simplePos x="0" y="0"/>
+                <wp:positionH relativeFrom="column">
+                  <wp:posOffset>2721610</wp:posOffset>
+                </wp:positionH>
+                <wp:positionV relativeFrom="paragraph">
+                  <wp:posOffset>588645</wp:posOffset>
+                </wp:positionV>
+                <wp:extent cx="849630" cy="90805"/>
+                <wp:effectExtent l="9525" t="9525" r="17145" b="13970"/>
+                <wp:wrapNone/>
+                <wp:docPr id="14" name="四角形 14"/>
+                <wp:cNvGraphicFramePr/>
+                <a:graphic xmlns:a="http://schemas.openxmlformats.org/drawingml/2006/main">
+                  <a:graphicData uri="http://schemas.microsoft.com/office/word/2010/wordprocessingShape">
+                    <wps:wsp>
+                      <wps:cNvSpPr/>
+                      <wps:spPr>
+                        <a:xfrm>
+                          <a:off x="0" y="0"/>
+                          <a:ext cx="849630" cy="90805"/>
+                        </a:xfrm>
+                        <a:prstGeom prst="rect">
+                          <a:avLst/>
+                        </a:prstGeom>
+                        <a:ln w="19050"/>
+                      </wps:spPr>
+                      <wps:style>
+                        <a:lnRef idx="2">
+                          <a:schemeClr val="accent6"/>
+                        </a:lnRef>
+                        <a:fillRef idx="0">
+                          <a:srgbClr val="FFFFFF"/>
+                        </a:fillRef>
+                        <a:effectRef idx="0">
+                          <a:srgbClr val="FFFFFF"/>
+                        </a:effectRef>
+                        <a:fontRef idx="minor">
+                          <a:schemeClr val="tx1"/>
+                        </a:fontRef>
+                      </wps:style>
+                      <wps:txbx>
+                        <w:txbxContent>
+                          <w:p>
+                            <w:pPr>
+                              <w:jc w:val="center"/>
+                            </w:pPr>
+                          </w:p>
+                          <w:p/>
+                        </w:txbxContent>
+                      </wps:txbx>
+                      <wps:bodyPr rot="0" spcFirstLastPara="0" vertOverflow="overflow" horzOverflow="overflow" vert="horz" wrap="square" lIns="91440" tIns="45720" rIns="91440" bIns="45720" numCol="1" spcCol="0" rtlCol="0" fromWordArt="0" anchor="ctr" anchorCtr="0" forceAA="0" compatLnSpc="1">
+                        <a:noAutofit/>
+                      </wps:bodyPr>
+                    </wps:wsp>
+                  </a:graphicData>
+                </a:graphic>
+              </wp:anchor>
+            </w:drawing>
+          </mc:Choice>
+          <mc:Fallback>
+            <w:pict>
+              <v:rect id="_x0000_s1026" o:spid="_x0000_s1026" o:spt="1" style="position:absolute;left:0pt;margin-left:214.3pt;margin-top:46.35pt;height:7.15pt;width:66.9pt;z-index:251671552;v-text-anchor:middle;mso-width-relative:page;mso-height-relative:page;" filled="f" stroked="t" coordsize="21600,21600" o:gfxdata="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">
+                <v:fill on="f" focussize="0,0"/>
+                <v:stroke weight="1.5pt" color="#E54C5E [3209]" miterlimit="8" joinstyle="miter"/>
+                <v:imagedata o:title=""/>
+                <o:lock v:ext="edit" aspectratio="f"/>
+                <v:textbox>
+                  <w:txbxContent>
+                    <w:p>
+                      <w:pPr>
+                        <w:jc w:val="center"/>
+                      </w:pPr>
+                    </w:p>
+                    <w:p/>
+                  </w:txbxContent>
+                </v:textbox>
+              </v:rect>
+            </w:pict>
+          </mc:Fallback>
+        </mc:AlternateContent>
+      </w:r>
+      <w:r>
+        <w:rPr>
+          <w:rFonts w:hint="eastAsia" w:ascii="ＭＳ ゴシック" w:hAnsi="ＭＳ ゴシック" w:eastAsia="ＭＳ ゴシック" w:cs="ＭＳ ゴシック"/>
+          <w:sz w:val="21"/>
+        </w:rPr>
+        <mc:AlternateContent>
+          <mc:Choice Requires="wps">
+            <w:drawing>
+              <wp:anchor distT="0" distB="0" distL="114300" distR="114300" simplePos="0" relativeHeight="251670528" behindDoc="0" locked="0" layoutInCell="1" allowOverlap="1">
+                <wp:simplePos x="0" y="0"/>
+                <wp:positionH relativeFrom="column">
+                  <wp:posOffset>1343660</wp:posOffset>
+                </wp:positionH>
+                <wp:positionV relativeFrom="paragraph">
+                  <wp:posOffset>385445</wp:posOffset>
+                </wp:positionV>
+                <wp:extent cx="259715" cy="267970"/>
+                <wp:effectExtent l="9525" t="9525" r="10160" b="14605"/>
+                <wp:wrapNone/>
+                <wp:docPr id="13" name="四角形 13"/>
+                <wp:cNvGraphicFramePr/>
+                <a:graphic xmlns:a="http://schemas.openxmlformats.org/drawingml/2006/main">
+                  <a:graphicData uri="http://schemas.microsoft.com/office/word/2010/wordprocessingShape">
+                    <wps:wsp>
+                      <wps:cNvSpPr/>
+                      <wps:spPr>
+                        <a:xfrm>
+                          <a:off x="0" y="0"/>
+                          <a:ext cx="259715" cy="267970"/>
+                        </a:xfrm>
+                        <a:prstGeom prst="rect">
+                          <a:avLst/>
+                        </a:prstGeom>
+                        <a:ln w="19050"/>
+                      </wps:spPr>
+                      <wps:style>
+                        <a:lnRef idx="2">
+                          <a:schemeClr val="accent6"/>
+                        </a:lnRef>
+                        <a:fillRef idx="0">
+                          <a:srgbClr val="FFFFFF"/>
+                        </a:fillRef>
+                        <a:effectRef idx="0">
+                          <a:srgbClr val="FFFFFF"/>
+                        </a:effectRef>
+                        <a:fontRef idx="minor">
+                          <a:schemeClr val="tx1"/>
+                        </a:fontRef>
+                      </wps:style>
+                      <wps:txbx>
+                        <w:txbxContent>
+                          <w:p>
+                            <w:pPr>
+                              <w:jc w:val="center"/>
+                            </w:pPr>
+                          </w:p>
+                          <w:p/>
+                        </w:txbxContent>
+                      </wps:txbx>
+                      <wps:bodyPr rot="0" spcFirstLastPara="0" vertOverflow="overflow" horzOverflow="overflow" vert="horz" wrap="square" lIns="91440" tIns="45720" rIns="91440" bIns="45720" numCol="1" spcCol="0" rtlCol="0" fromWordArt="0" anchor="ctr" anchorCtr="0" forceAA="0" compatLnSpc="1">
+                        <a:noAutofit/>
+                      </wps:bodyPr>
+                    </wps:wsp>
+                  </a:graphicData>
+                </a:graphic>
+              </wp:anchor>
+            </w:drawing>
+          </mc:Choice>
+          <mc:Fallback>
+            <w:pict>
+              <v:rect id="_x0000_s1026" o:spid="_x0000_s1026" o:spt="1" style="position:absolute;left:0pt;margin-left:105.8pt;margin-top:30.35pt;height:21.1pt;width:20.45pt;z-index:251670528;v-text-anchor:middle;mso-width-relative:page;mso-height-relative:page;" filled="f" stroked="t" coordsize="21600,21600" o:gfxdata="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">
+                <v:fill on="f" focussize="0,0"/>
+                <v:stroke weight="1.5pt" color="#E54C5E [3209]" miterlimit="8" joinstyle="miter"/>
+                <v:imagedata o:title=""/>
+                <o:lock v:ext="edit" aspectratio="f"/>
+                <v:textbox>
+                  <w:txbxContent>
+                    <w:p>
+                      <w:pPr>
+                        <w:jc w:val="center"/>
+                      </w:pPr>
+                    </w:p>
+                    <w:p/>
+                  </w:txbxContent>
+                </v:textbox>
+              </v:rect>
+            </w:pict>
+          </mc:Fallback>
+        </mc:AlternateContent>
+      </w:r>
+      <w:r>
+        <w:rPr>
+          <w:rFonts w:hint="eastAsia" w:ascii="ＭＳ ゴシック" w:hAnsi="ＭＳ ゴシック" w:eastAsia="ＭＳ ゴシック" w:cs="ＭＳ ゴシック"/>
+        </w:rPr>
         <w:drawing>
           <wp:inline distT="0" distB="0" distL="114300" distR="114300">
             <wp:extent cx="3842385" cy="1647190"/>

--- a/カスタムビジュアルPC稼働状況の使い方.docx
+++ b/カスタムビジュアルPC稼働状況の使い方.docx
@@ -1343,7 +1343,7 @@
           </mc:Choice>
           <mc:Fallback>
             <w:pict>
-              <v:shape id="_x0000_s1026" o:spid="_x0000_s1026" o:spt="62" type="#_x0000_t62" style="position:absolute;left:0pt;margin-left:6.5pt;margin-top:19.5pt;height:48.6pt;width:119.7pt;z-index:251659264;v-text-anchor:middle;mso-width-relative:page;mso-height-relative:page;" fillcolor="#FED550 [3216]" filled="t" stroked="t" coordsize="21600,21600" o:gfxdata="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" adj="26736,16867,14400">
+              <v:shape id="_x0000_s1026" o:spid="_x0000_s1026" o:spt="62" type="#_x0000_t62" style="position:absolute;left:0pt;margin-left:6.5pt;margin-top:19.5pt;height:48.6pt;width:119.7pt;z-index:251659264;v-text-anchor:middle;mso-width-relative:page;mso-height-relative:page;" fillcolor="#FED550 [3216]" filled="t" stroked="t" coordsize="21600,21600" o:gfxdata="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" adj="26736,16867,14400">
                 <v:fill type="gradient" on="t" color2="#F2BA02 [3216]" angle="45" focus="100%" focussize="0,0" rotate="t">
                   <o:fill type="gradientUnscaled" v:ext="backwardCompatible"/>
                 </v:fill>
@@ -1732,14 +1732,7 @@
           <w:rFonts w:hint="eastAsia" w:ascii="ＭＳ ゴシック" w:hAnsi="ＭＳ ゴシック" w:eastAsia="ＭＳ ゴシック" w:cs="ＭＳ ゴシック"/>
           <w:lang w:val="en-US" w:eastAsia="ja-JP"/>
         </w:rPr>
-        <w:t>また、絞り込みの解除は、画像上の装置以外（</w:t>
-      </w:r>
-      <w:r>
-        <w:rPr>
-          <w:rFonts w:hint="eastAsia" w:ascii="ＭＳ ゴシック" w:hAnsi="ＭＳ ゴシック" w:eastAsia="ＭＳ ゴシック" w:cs="ＭＳ ゴシック"/>
-          <w:lang w:val="en-US" w:eastAsia="ja-JP"/>
-        </w:rPr>
-        <w:t>tooktipのでないところ）をクリックしてください。</w:t>
+        <w:t>また、絞り込みの解除は、画像上の装置以外（tooktipのでないところ）をクリックしてください。</w:t>
       </w:r>
     </w:p>
     <w:p>
@@ -2302,25 +2295,13 @@
           <w:szCs w:val="22"/>
           <w:lang w:val="en-US" w:eastAsia="ja-JP"/>
         </w:rPr>
-        <w:t>※Power BIの仕様上、他ビジュアルから絞り込みを行った場合は、他ビジュアルで選択したデータのみしか得られません。なので、PC稼働状況には選択されたデータ</w:t>
-      </w:r>
-      <w:bookmarkStart w:id="0" w:name="_GoBack"/>
-      <w:bookmarkEnd w:id="0"/>
-      <w:r>
-        <w:rPr>
-          <w:rFonts w:hint="eastAsia" w:ascii="ＭＳ ゴシック" w:hAnsi="ＭＳ ゴシック" w:eastAsia="ＭＳ ゴシック" w:cs="ＭＳ ゴシック"/>
-          <w:sz w:val="20"/>
-          <w:szCs w:val="22"/>
-          <w:lang w:val="en-US" w:eastAsia="ja-JP"/>
-        </w:rPr>
-        <w:t>のみが繁栄されます。</w:t>
+        <w:t>※Power BIの仕様上、他ビジュアルから絞り込みを行った場合は、他ビジュアルで選択したデータのみしか得られません。なので、PC稼働状況には選択されたデータのみが繁栄されます。</w:t>
       </w:r>
     </w:p>
     <w:p>
       <w:pPr>
         <w:rPr>
           <w:rFonts w:hint="eastAsia" w:ascii="ＭＳ ゴシック" w:hAnsi="ＭＳ ゴシック" w:eastAsia="ＭＳ ゴシック" w:cs="ＭＳ ゴシック"/>
-          <w:lang w:val="en-US" w:eastAsia="ja-JP"/>
         </w:rPr>
       </w:pPr>
       <w:r>
@@ -2557,7 +2538,7 @@
           </mc:Choice>
           <mc:Fallback>
             <w:pict>
-              <v:shape id="_x0000_s1026" o:spid="_x0000_s1026" o:spt="62" type="#_x0000_t62" style="position:absolute;left:0pt;margin-left:288.5pt;margin-top:69.3pt;height:48.6pt;width:115.15pt;z-index:251663360;v-text-anchor:middle;mso-width-relative:page;mso-height-relative:page;" fillcolor="#FED550 [3216]" filled="t" stroked="t" coordsize="21600,21600" o:gfxdata="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" adj="-497,-6467,14400">
+              <v:shape id="_x0000_s1026" o:spid="_x0000_s1026" o:spt="62" type="#_x0000_t62" style="position:absolute;left:0pt;margin-left:288.5pt;margin-top:69.3pt;height:48.6pt;width:115.15pt;z-index:251663360;v-text-anchor:middle;mso-width-relative:page;mso-height-relative:page;" fillcolor="#FED550 [3216]" filled="t" stroked="t" coordsize="21600,21600" o:gfxdata="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" adj="-497,-6467,14400">
                 <v:fill type="gradient" on="t" color2="#F2BA02 [3216]" angle="45" focus="100%" focussize="0,0" rotate="t">
                   <o:fill type="gradientUnscaled" v:ext="backwardCompatible"/>
                 </v:fill>
@@ -2826,6 +2807,172 @@
             </a:graphic>
           </wp:inline>
         </w:drawing>
+      </w:r>
+    </w:p>
+    <w:p>
+      <w:pPr>
+        <w:rPr>
+          <w:rFonts w:hint="eastAsia" w:ascii="ＭＳ ゴシック" w:hAnsi="ＭＳ ゴシック" w:eastAsia="ＭＳ ゴシック" w:cs="ＭＳ ゴシック"/>
+          <w:lang w:val="en-US" w:eastAsia="ja-JP"/>
+        </w:rPr>
+      </w:pPr>
+      <w:r>
+        <w:rPr>
+          <w:rFonts w:hint="eastAsia" w:ascii="ＭＳ ゴシック" w:hAnsi="ＭＳ ゴシック" w:eastAsia="ＭＳ ゴシック" w:cs="ＭＳ ゴシック"/>
+          <w:lang w:val="en-US" w:eastAsia="ja-JP"/>
+        </w:rPr>
+        <w:br w:type="page"/>
+      </w:r>
+    </w:p>
+    <w:p>
+      <w:pPr>
+        <w:rPr>
+          <w:rFonts w:hint="eastAsia" w:ascii="ＭＳ ゴシック" w:hAnsi="ＭＳ ゴシック" w:eastAsia="ＭＳ ゴシック" w:cs="ＭＳ ゴシック"/>
+          <w:lang w:val="en-US" w:eastAsia="ja-JP"/>
+        </w:rPr>
+      </w:pPr>
+      <w:r>
+        <w:rPr>
+          <w:rFonts w:hint="eastAsia" w:ascii="ＭＳ ゴシック" w:hAnsi="ＭＳ ゴシック" w:eastAsia="ＭＳ ゴシック" w:cs="ＭＳ ゴシック"/>
+          <w:lang w:val="en-US" w:eastAsia="ja-JP"/>
+        </w:rPr>
+        <w:t>【活用方法】</w:t>
+      </w:r>
+    </w:p>
+    <w:p>
+      <w:pPr>
+        <w:rPr>
+          <w:rFonts w:hint="eastAsia" w:ascii="ＭＳ ゴシック" w:hAnsi="ＭＳ ゴシック" w:eastAsia="ＭＳ ゴシック" w:cs="ＭＳ ゴシック"/>
+          <w:lang w:val="en-US" w:eastAsia="ja-JP"/>
+        </w:rPr>
+      </w:pPr>
+      <w:r>
+        <w:rPr>
+          <w:rFonts w:hint="eastAsia" w:ascii="ＭＳ ゴシック" w:hAnsi="ＭＳ ゴシック" w:eastAsia="ＭＳ ゴシック" w:cs="ＭＳ ゴシック"/>
+          <w:lang w:val="en-US" w:eastAsia="ja-JP"/>
+        </w:rPr>
+        <w:t>　たとえば、５分ごとに新しいデータで表示をし直したい場合、DirectQueryとPower Appsを使うと実装することができます。石川さんのQiitaではDataverseを利用して書かれていますのでよかったらご参考にしてください。</w:t>
+      </w:r>
+    </w:p>
+    <w:p>
+      <w:pPr>
+        <w:rPr>
+          <w:rFonts w:hint="eastAsia" w:ascii="ＭＳ ゴシック" w:hAnsi="ＭＳ ゴシック" w:eastAsia="ＭＳ ゴシック" w:cs="ＭＳ ゴシック"/>
+          <w:b/>
+          <w:bCs/>
+          <w:lang w:val="en-US" w:eastAsia="ja-JP"/>
+        </w:rPr>
+      </w:pPr>
+      <w:r>
+        <w:rPr>
+          <w:rFonts w:hint="eastAsia" w:ascii="ＭＳ ゴシック" w:hAnsi="ＭＳ ゴシック" w:eastAsia="ＭＳ ゴシック" w:cs="ＭＳ ゴシック"/>
+          <w:b/>
+          <w:bCs/>
+          <w:sz w:val="24"/>
+          <w:szCs w:val="24"/>
+        </w:rPr>
+        <w:fldChar w:fldCharType="begin"/>
+      </w:r>
+      <w:r>
+        <w:rPr>
+          <w:rFonts w:hint="eastAsia" w:ascii="ＭＳ ゴシック" w:hAnsi="ＭＳ ゴシック" w:eastAsia="ＭＳ ゴシック" w:cs="ＭＳ ゴシック"/>
+          <w:b/>
+          <w:bCs/>
+          <w:sz w:val="24"/>
+          <w:szCs w:val="24"/>
+        </w:rPr>
+        <w:instrText xml:space="preserve"> HYPERLINK "https://qiita.com/ishiayaya/items/94c764723333d25221bf" </w:instrText>
+      </w:r>
+      <w:r>
+        <w:rPr>
+          <w:rFonts w:hint="eastAsia" w:ascii="ＭＳ ゴシック" w:hAnsi="ＭＳ ゴシック" w:eastAsia="ＭＳ ゴシック" w:cs="ＭＳ ゴシック"/>
+          <w:b/>
+          <w:bCs/>
+          <w:sz w:val="24"/>
+          <w:szCs w:val="24"/>
+        </w:rPr>
+        <w:fldChar w:fldCharType="separate"/>
+      </w:r>
+      <w:r>
+        <w:rPr>
+          <w:rStyle w:val="5"/>
+          <w:rFonts w:hint="eastAsia" w:ascii="ＭＳ ゴシック" w:hAnsi="ＭＳ ゴシック" w:eastAsia="ＭＳ ゴシック" w:cs="ＭＳ ゴシック"/>
+          <w:b/>
+          <w:bCs/>
+          <w:sz w:val="24"/>
+          <w:szCs w:val="24"/>
+        </w:rPr>
+        <w:t>Power BI上にPower Appsを表示させてリアルタイムに更新、反映させよう! Dataverseで #PowerApps - Qiita</w:t>
+      </w:r>
+      <w:r>
+        <w:rPr>
+          <w:rFonts w:hint="eastAsia" w:ascii="ＭＳ ゴシック" w:hAnsi="ＭＳ ゴシック" w:eastAsia="ＭＳ ゴシック" w:cs="ＭＳ ゴシック"/>
+          <w:b/>
+          <w:bCs/>
+          <w:sz w:val="24"/>
+          <w:szCs w:val="24"/>
+        </w:rPr>
+        <w:fldChar w:fldCharType="end"/>
+      </w:r>
+    </w:p>
+    <w:p>
+      <w:pPr>
+        <w:rPr>
+          <w:rFonts w:hint="default" w:ascii="ＭＳ ゴシック" w:hAnsi="ＭＳ ゴシック" w:eastAsia="ＭＳ ゴシック" w:cs="ＭＳ ゴシック"/>
+          <w:lang w:val="en-US" w:eastAsia="ja-JP"/>
+        </w:rPr>
+      </w:pPr>
+    </w:p>
+    <w:p>
+      <w:pPr>
+        <w:rPr>
+          <w:rFonts w:hint="eastAsia" w:ascii="ＭＳ ゴシック" w:hAnsi="ＭＳ ゴシック" w:eastAsia="ＭＳ ゴシック" w:cs="ＭＳ ゴシック"/>
+          <w:lang w:val="en-US" w:eastAsia="ja-JP"/>
+        </w:rPr>
+      </w:pPr>
+      <w:r>
+        <w:rPr>
+          <w:rFonts w:hint="eastAsia" w:ascii="ＭＳ ゴシック" w:hAnsi="ＭＳ ゴシック" w:eastAsia="ＭＳ ゴシック" w:cs="ＭＳ ゴシック"/>
+          <w:lang w:val="en-US" w:eastAsia="ja-JP"/>
+        </w:rPr>
+        <w:t>　ここまで、読んでくださりありがとうございました。</w:t>
+      </w:r>
+      <w:r>
+        <w:rPr>
+          <w:rFonts w:hint="eastAsia" w:ascii="ＭＳ ゴシック" w:hAnsi="ＭＳ ゴシック" w:eastAsia="ＭＳ ゴシック" w:cs="ＭＳ ゴシック"/>
+          <w:lang w:val="en-US" w:eastAsia="ja-JP"/>
+        </w:rPr>
+        <w:br w:type="textWrapping"/>
+      </w:r>
+      <w:r>
+        <w:rPr>
+          <w:rFonts w:hint="eastAsia" w:ascii="ＭＳ ゴシック" w:hAnsi="ＭＳ ゴシック" w:eastAsia="ＭＳ ゴシック" w:cs="ＭＳ ゴシック"/>
+          <w:lang w:val="en-US" w:eastAsia="ja-JP"/>
+        </w:rPr>
+        <w:t>　（採用と関係なく、もし本資料が貴社のPower BI活用の一助となることがありましたら</w:t>
+      </w:r>
+      <w:r>
+        <w:rPr>
+          <w:rFonts w:hint="eastAsia" w:ascii="ＭＳ ゴシック" w:hAnsi="ＭＳ ゴシック" w:eastAsia="ＭＳ ゴシック" w:cs="ＭＳ ゴシック"/>
+          <w:lang w:val="en-US" w:eastAsia="ja-JP"/>
+        </w:rPr>
+        <w:br w:type="textWrapping"/>
+      </w:r>
+      <w:r>
+        <w:rPr>
+          <w:rFonts w:hint="eastAsia" w:ascii="ＭＳ ゴシック" w:hAnsi="ＭＳ ゴシック" w:eastAsia="ＭＳ ゴシック" w:cs="ＭＳ ゴシック"/>
+          <w:lang w:val="en-US" w:eastAsia="ja-JP"/>
+        </w:rPr>
+        <w:t>　　幸いです。貴社の社内DX活動がこれからも素敵な方向にいきますように！</w:t>
+      </w:r>
+      <w:bookmarkStart w:id="0" w:name="_GoBack"/>
+      <w:bookmarkEnd w:id="0"/>
+      <w:r>
+        <w:rPr>
+          <w:rFonts w:hint="eastAsia" w:ascii="ＭＳ ゴシック" w:hAnsi="ＭＳ ゴシック" w:eastAsia="ＭＳ ゴシック" w:cs="ＭＳ ゴシック"/>
+          <w:lang w:val="en-US" w:eastAsia="ja-JP"/>
+        </w:rPr>
+        <w:t>）</w:t>
       </w:r>
     </w:p>
     <w:sectPr>
@@ -2934,7 +3081,7 @@
     <w:lsdException w:unhideWhenUsed="0" w:uiPriority="0" w:semiHidden="0" w:name="Body Text Indent 2"/>
     <w:lsdException w:unhideWhenUsed="0" w:uiPriority="0" w:semiHidden="0" w:name="Body Text Indent 3"/>
     <w:lsdException w:unhideWhenUsed="0" w:uiPriority="0" w:semiHidden="0" w:name="Block Text"/>
-    <w:lsdException w:unhideWhenUsed="0" w:uiPriority="0" w:semiHidden="0" w:name="Hyperlink"/>
+    <w:lsdException w:qFormat="1" w:unhideWhenUsed="0" w:uiPriority="0" w:semiHidden="0" w:name="Hyperlink"/>
     <w:lsdException w:unhideWhenUsed="0" w:uiPriority="0" w:semiHidden="0" w:name="FollowedHyperlink"/>
     <w:lsdException w:qFormat="1" w:unhideWhenUsed="0" w:uiPriority="0" w:semiHidden="0" w:name="Strong"/>
     <w:lsdException w:qFormat="1" w:unhideWhenUsed="0" w:uiPriority="0" w:semiHidden="0" w:name="Emphasis"/>
@@ -3148,6 +3295,16 @@
         <w:right w:w="108" w:type="dxa"/>
       </w:tblCellMar>
     </w:tblPr>
+  </w:style>
+  <w:style w:type="character" w:styleId="5">
+    <w:name w:val="Hyperlink"/>
+    <w:basedOn w:val="3"/>
+    <w:qFormat/>
+    <w:uiPriority w:val="0"/>
+    <w:rPr>
+      <w:color w:val="0000FF"/>
+      <w:u w:val="single"/>
+    </w:rPr>
   </w:style>
 </w:styles>
 </file>

--- a/カスタムビジュアルPC稼働状況の使い方.docx
+++ b/カスタムビジュアルPC稼働状況の使い方.docx
@@ -7,7 +7,7 @@
         <w:pStyle w:val="2"/>
         <w:bidi w:val="0"/>
         <w:rPr>
-          <w:rFonts w:hint="eastAsia" w:ascii="ＭＳ ゴシック" w:hAnsi="ＭＳ ゴシック" w:eastAsia="ＭＳ ゴシック" w:cs="ＭＳ ゴシック"/>
+          <w:rFonts w:hint="default" w:ascii="ＭＳ ゴシック" w:hAnsi="ＭＳ ゴシック" w:eastAsia="ＭＳ ゴシック" w:cs="ＭＳ ゴシック"/>
           <w:lang w:val="en-US" w:eastAsia="ja-JP"/>
         </w:rPr>
       </w:pPr>
@@ -18,7 +18,16 @@
           <w:szCs w:val="28"/>
           <w:lang w:val="en-US" w:eastAsia="ja-JP"/>
         </w:rPr>
-        <w:t>カスタムビジュアルPCの稼働状況の仕様</w:t>
+        <w:t>カスタムビジュアルPCの稼働状況の</w:t>
+      </w:r>
+      <w:r>
+        <w:rPr>
+          <w:rFonts w:hint="eastAsia" w:ascii="ＭＳ ゴシック" w:hAnsi="ＭＳ ゴシック" w:cs="ＭＳ ゴシック"/>
+          <w:sz w:val="28"/>
+          <w:szCs w:val="28"/>
+          <w:lang w:val="en-US" w:eastAsia="ja-JP"/>
+        </w:rPr>
+        <w:t>使い方</w:t>
       </w:r>
     </w:p>
     <w:p>
@@ -76,21 +85,990 @@
       <w:r>
         <w:rPr>
           <w:rFonts w:hint="eastAsia" w:ascii="ＭＳ ゴシック" w:hAnsi="ＭＳ ゴシック" w:eastAsia="ＭＳ ゴシック" w:cs="ＭＳ ゴシック"/>
+          <w:lang w:eastAsia="ja-JP"/>
+        </w:rPr>
+        <w:t>【</w:t>
+      </w:r>
+      <w:r>
+        <w:rPr>
+          <w:rFonts w:hint="eastAsia" w:ascii="ＭＳ ゴシック" w:hAnsi="ＭＳ ゴシック" w:eastAsia="ＭＳ ゴシック" w:cs="ＭＳ ゴシック"/>
+          <w:lang w:val="en-US" w:eastAsia="ja-JP"/>
+        </w:rPr>
+        <w:t>サンプル内容の説明</w:t>
+      </w:r>
+      <w:r>
+        <w:rPr>
+          <w:rFonts w:hint="eastAsia" w:ascii="ＭＳ ゴシック" w:hAnsi="ＭＳ ゴシック" w:eastAsia="ＭＳ ゴシック" w:cs="ＭＳ ゴシック"/>
+          <w:lang w:eastAsia="ja-JP"/>
+        </w:rPr>
+        <w:t>】</w:t>
+      </w:r>
+    </w:p>
+    <w:p>
+      <w:pPr>
+        <w:rPr>
+          <w:rFonts w:hint="eastAsia" w:ascii="ＭＳ ゴシック" w:hAnsi="ＭＳ ゴシック" w:eastAsia="ＭＳ 明朝" w:cs="ＭＳ ゴシック"/>
+          <w:lang w:val="en-US" w:eastAsia="ja-JP"/>
+        </w:rPr>
+      </w:pPr>
+      <w:r>
+        <w:rPr>
+          <w:rFonts w:hint="eastAsia" w:ascii="ＭＳ ゴシック" w:hAnsi="ＭＳ ゴシック" w:eastAsia="ＭＳ ゴシック" w:cs="ＭＳ ゴシック"/>
+          <w:lang w:val="en-US" w:eastAsia="ja-JP"/>
+        </w:rPr>
+        <w:t>まずサンプルレポートをダウンロードし</w:t>
+      </w:r>
+      <w:r>
+        <w:rPr>
+          <w:rFonts w:hint="eastAsia" w:ascii="ＭＳ ゴシック" w:hAnsi="ＭＳ ゴシック" w:eastAsia="ＭＳ ゴシック" w:cs="ＭＳ ゴシック"/>
+          <w:sz w:val="21"/>
+          <w:szCs w:val="21"/>
+          <w:lang w:val="en-US" w:eastAsia="ja-JP"/>
+        </w:rPr>
+        <w:t>て開いてください。</w:t>
+      </w:r>
+    </w:p>
+    <w:p>
+      <w:pPr>
+        <w:rPr>
+          <w:rFonts w:hint="eastAsia" w:ascii="ＭＳ ゴシック" w:hAnsi="ＭＳ ゴシック" w:eastAsia="ＭＳ ゴシック" w:cs="ＭＳ ゴシック"/>
+          <w:lang w:val="en-US" w:eastAsia="ja-JP"/>
+        </w:rPr>
+      </w:pPr>
+      <w:r>
+        <w:rPr>
+          <w:rFonts w:hint="eastAsia" w:ascii="ＭＳ ゴシック" w:hAnsi="ＭＳ ゴシック" w:eastAsia="ＭＳ ゴシック" w:cs="ＭＳ ゴシック"/>
+          <w:sz w:val="24"/>
+          <w:szCs w:val="24"/>
+        </w:rPr>
+        <w:fldChar w:fldCharType="begin"/>
+      </w:r>
+      <w:r>
+        <w:rPr>
+          <w:rFonts w:hint="eastAsia" w:ascii="ＭＳ ゴシック" w:hAnsi="ＭＳ ゴシック" w:eastAsia="ＭＳ ゴシック" w:cs="ＭＳ ゴシック"/>
+          <w:sz w:val="24"/>
+          <w:szCs w:val="24"/>
+        </w:rPr>
+        <w:instrText xml:space="preserve"> HYPERLINK "https://github.com/yakan0912/pcmonitor/blob/main/PC%E7%A8%BC%E5%83%8D%E7%8A%B6%E6%B3%81.pbix" </w:instrText>
+      </w:r>
+      <w:r>
+        <w:rPr>
+          <w:rFonts w:hint="eastAsia" w:ascii="ＭＳ ゴシック" w:hAnsi="ＭＳ ゴシック" w:eastAsia="ＭＳ ゴシック" w:cs="ＭＳ ゴシック"/>
+          <w:sz w:val="24"/>
+          <w:szCs w:val="24"/>
+        </w:rPr>
+        <w:fldChar w:fldCharType="separate"/>
+      </w:r>
+      <w:r>
+        <w:rPr>
+          <w:rStyle w:val="5"/>
+          <w:rFonts w:hint="eastAsia" w:ascii="ＭＳ ゴシック" w:hAnsi="ＭＳ ゴシック" w:eastAsia="ＭＳ ゴシック" w:cs="ＭＳ ゴシック"/>
+          <w:sz w:val="24"/>
+          <w:szCs w:val="24"/>
+        </w:rPr>
+        <w:t>pcmonitor/PC稼働状況.pbix at main · yakan0912/pcmonitor</w:t>
+      </w:r>
+      <w:r>
+        <w:rPr>
+          <w:rFonts w:hint="eastAsia" w:ascii="ＭＳ ゴシック" w:hAnsi="ＭＳ ゴシック" w:eastAsia="ＭＳ ゴシック" w:cs="ＭＳ ゴシック"/>
+          <w:sz w:val="24"/>
+          <w:szCs w:val="24"/>
+        </w:rPr>
+        <w:fldChar w:fldCharType="end"/>
+      </w:r>
+    </w:p>
+    <w:p>
+      <w:pPr>
+        <w:rPr>
+          <w:rFonts w:hint="eastAsia" w:ascii="ＭＳ ゴシック" w:hAnsi="ＭＳ ゴシック" w:eastAsia="ＭＳ ゴシック" w:cs="ＭＳ ゴシック"/>
+          <w:lang w:eastAsia="ja-JP"/>
+        </w:rPr>
+      </w:pPr>
+    </w:p>
+    <w:p>
+      <w:pPr>
+        <w:rPr>
+          <w:rFonts w:hint="eastAsia" w:ascii="ＭＳ ゴシック" w:hAnsi="ＭＳ ゴシック" w:eastAsia="ＭＳ ゴシック" w:cs="ＭＳ ゴシック"/>
+        </w:rPr>
+      </w:pPr>
+      <w:r>
+        <w:rPr>
+          <w:rFonts w:hint="eastAsia" w:ascii="ＭＳ ゴシック" w:hAnsi="ＭＳ ゴシック" w:eastAsia="ＭＳ ゴシック" w:cs="ＭＳ ゴシック"/>
           <w:sz w:val="21"/>
         </w:rPr>
         <mc:AlternateContent>
           <mc:Choice Requires="wps">
             <w:drawing>
-              <wp:anchor distT="0" distB="0" distL="114300" distR="114300" simplePos="0" relativeHeight="251668480" behindDoc="0" locked="0" layoutInCell="1" allowOverlap="1">
+              <wp:anchor distT="0" distB="0" distL="114300" distR="114300" simplePos="0" relativeHeight="251684864" behindDoc="0" locked="0" layoutInCell="1" allowOverlap="1">
                 <wp:simplePos x="0" y="0"/>
                 <wp:positionH relativeFrom="column">
-                  <wp:posOffset>3903345</wp:posOffset>
+                  <wp:posOffset>2929890</wp:posOffset>
                 </wp:positionH>
                 <wp:positionV relativeFrom="paragraph">
-                  <wp:posOffset>3159125</wp:posOffset>
+                  <wp:posOffset>1158875</wp:posOffset>
+                </wp:positionV>
+                <wp:extent cx="2029460" cy="545465"/>
+                <wp:effectExtent l="6350" t="6350" r="8890" b="222885"/>
+                <wp:wrapNone/>
+                <wp:docPr id="34" name="角丸四角形吹き出し 34"/>
+                <wp:cNvGraphicFramePr/>
+                <a:graphic xmlns:a="http://schemas.openxmlformats.org/drawingml/2006/main">
+                  <a:graphicData uri="http://schemas.microsoft.com/office/word/2010/wordprocessingShape">
+                    <wps:wsp>
+                      <wps:cNvSpPr/>
+                      <wps:spPr>
+                        <a:xfrm>
+                          <a:off x="0" y="0"/>
+                          <a:ext cx="2029460" cy="545465"/>
+                        </a:xfrm>
+                        <a:prstGeom prst="wedgeRoundRectCallout">
+                          <a:avLst>
+                            <a:gd name="adj1" fmla="val -42709"/>
+                            <a:gd name="adj2" fmla="val 88300"/>
+                            <a:gd name="adj3" fmla="val 16667"/>
+                          </a:avLst>
+                        </a:prstGeom>
+                      </wps:spPr>
+                      <wps:style>
+                        <a:lnRef idx="2">
+                          <a:schemeClr val="accent3"/>
+                        </a:lnRef>
+                        <a:fillRef idx="2">
+                          <a:schemeClr val="accent3"/>
+                        </a:fillRef>
+                        <a:effectRef idx="0">
+                          <a:srgbClr val="FFFFFF"/>
+                        </a:effectRef>
+                        <a:fontRef idx="minor">
+                          <a:schemeClr val="lt1"/>
+                        </a:fontRef>
+                      </wps:style>
+                      <wps:txbx>
+                        <w:txbxContent>
+                          <w:p>
+                            <w:pPr>
+                              <w:jc w:val="center"/>
+                              <w:rPr>
+                                <w:rFonts w:hint="eastAsia" w:ascii="メイリオ" w:hAnsi="メイリオ" w:eastAsia="メイリオ" w:cs="メイリオ"/>
+                                <w:color w:val="000000" w:themeColor="text1"/>
+                                <w:sz w:val="18"/>
+                                <w:szCs w:val="21"/>
+                                <w:lang w:val="en-US" w:eastAsia="ja-JP"/>
+                                <w14:textFill>
+                                  <w14:solidFill>
+                                    <w14:schemeClr w14:val="tx1"/>
+                                  </w14:solidFill>
+                                </w14:textFill>
+                              </w:rPr>
+                            </w:pPr>
+                            <w:r>
+                              <w:rPr>
+                                <w:rFonts w:hint="eastAsia" w:ascii="メイリオ" w:hAnsi="メイリオ" w:eastAsia="メイリオ" w:cs="メイリオ"/>
+                                <w:color w:val="000000" w:themeColor="text1"/>
+                                <w:sz w:val="18"/>
+                                <w:szCs w:val="21"/>
+                                <w:lang w:val="en-US" w:eastAsia="ja-JP"/>
+                                <w14:textFill>
+                                  <w14:solidFill>
+                                    <w14:schemeClr w14:val="tx1"/>
+                                  </w14:solidFill>
+                                </w14:textFill>
+                              </w:rPr>
+                              <w:t>値を確認するためのテーブル</w:t>
+                            </w:r>
+                          </w:p>
+                        </w:txbxContent>
+                      </wps:txbx>
+                      <wps:bodyPr rot="0" spcFirstLastPara="0" vertOverflow="overflow" horzOverflow="overflow" vert="horz" wrap="square" lIns="91440" tIns="45720" rIns="91440" bIns="45720" numCol="1" spcCol="0" rtlCol="0" fromWordArt="0" anchor="ctr" anchorCtr="0" forceAA="0" compatLnSpc="1">
+                        <a:noAutofit/>
+                      </wps:bodyPr>
+                    </wps:wsp>
+                  </a:graphicData>
+                </a:graphic>
+              </wp:anchor>
+            </w:drawing>
+          </mc:Choice>
+          <mc:Fallback>
+            <w:pict>
+              <v:shape id="_x0000_s1026" o:spid="_x0000_s1026" o:spt="62" type="#_x0000_t62" style="position:absolute;left:0pt;margin-left:230.7pt;margin-top:91.25pt;height:42.95pt;width:159.8pt;z-index:251684864;v-text-anchor:middle;mso-width-relative:page;mso-height-relative:page;" fillcolor="#FED550 [3216]" filled="t" stroked="t" coordsize="21600,21600" o:gfxdata="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" adj="1575,29873,14400">
+                <v:fill type="gradient" on="t" color2="#F2BA02 [3216]" angle="45" focus="100%" focussize="0,0" rotate="t">
+                  <o:fill type="gradientUnscaled" v:ext="backwardCompatible"/>
+                </v:fill>
+                <v:stroke weight="1pt" color="#F2BA02 [3206]" miterlimit="8" joinstyle="miter"/>
+                <v:imagedata o:title=""/>
+                <o:lock v:ext="edit" aspectratio="f"/>
+                <v:textbox>
+                  <w:txbxContent>
+                    <w:p>
+                      <w:pPr>
+                        <w:jc w:val="center"/>
+                        <w:rPr>
+                          <w:rFonts w:hint="eastAsia" w:ascii="メイリオ" w:hAnsi="メイリオ" w:eastAsia="メイリオ" w:cs="メイリオ"/>
+                          <w:color w:val="000000" w:themeColor="text1"/>
+                          <w:sz w:val="18"/>
+                          <w:szCs w:val="21"/>
+                          <w:lang w:val="en-US" w:eastAsia="ja-JP"/>
+                          <w14:textFill>
+                            <w14:solidFill>
+                              <w14:schemeClr w14:val="tx1"/>
+                            </w14:solidFill>
+                          </w14:textFill>
+                        </w:rPr>
+                      </w:pPr>
+                      <w:r>
+                        <w:rPr>
+                          <w:rFonts w:hint="eastAsia" w:ascii="メイリオ" w:hAnsi="メイリオ" w:eastAsia="メイリオ" w:cs="メイリオ"/>
+                          <w:color w:val="000000" w:themeColor="text1"/>
+                          <w:sz w:val="18"/>
+                          <w:szCs w:val="21"/>
+                          <w:lang w:val="en-US" w:eastAsia="ja-JP"/>
+                          <w14:textFill>
+                            <w14:solidFill>
+                              <w14:schemeClr w14:val="tx1"/>
+                            </w14:solidFill>
+                          </w14:textFill>
+                        </w:rPr>
+                        <w:t>値を確認するためのテーブル</w:t>
+                      </w:r>
+                    </w:p>
+                  </w:txbxContent>
+                </v:textbox>
+              </v:shape>
+            </w:pict>
+          </mc:Fallback>
+        </mc:AlternateContent>
+      </w:r>
+      <w:r>
+        <w:rPr>
+          <w:rFonts w:hint="eastAsia" w:ascii="ＭＳ ゴシック" w:hAnsi="ＭＳ ゴシック" w:eastAsia="ＭＳ ゴシック" w:cs="ＭＳ ゴシック"/>
+          <w:sz w:val="21"/>
+        </w:rPr>
+        <mc:AlternateContent>
+          <mc:Choice Requires="wps">
+            <w:drawing>
+              <wp:anchor distT="0" distB="0" distL="114300" distR="114300" simplePos="0" relativeHeight="251683840" behindDoc="0" locked="0" layoutInCell="1" allowOverlap="1">
+                <wp:simplePos x="0" y="0"/>
+                <wp:positionH relativeFrom="column">
+                  <wp:posOffset>2281555</wp:posOffset>
+                </wp:positionH>
+                <wp:positionV relativeFrom="paragraph">
+                  <wp:posOffset>1742440</wp:posOffset>
+                </wp:positionV>
+                <wp:extent cx="1101725" cy="1216025"/>
+                <wp:effectExtent l="9525" t="9525" r="19050" b="19050"/>
+                <wp:wrapNone/>
+                <wp:docPr id="35" name="四角形 35"/>
+                <wp:cNvGraphicFramePr/>
+                <a:graphic xmlns:a="http://schemas.openxmlformats.org/drawingml/2006/main">
+                  <a:graphicData uri="http://schemas.microsoft.com/office/word/2010/wordprocessingShape">
+                    <wps:wsp>
+                      <wps:cNvSpPr/>
+                      <wps:spPr>
+                        <a:xfrm>
+                          <a:off x="0" y="0"/>
+                          <a:ext cx="1101725" cy="1216025"/>
+                        </a:xfrm>
+                        <a:prstGeom prst="rect">
+                          <a:avLst/>
+                        </a:prstGeom>
+                        <a:ln w="19050"/>
+                      </wps:spPr>
+                      <wps:style>
+                        <a:lnRef idx="2">
+                          <a:schemeClr val="accent6"/>
+                        </a:lnRef>
+                        <a:fillRef idx="0">
+                          <a:srgbClr val="FFFFFF"/>
+                        </a:fillRef>
+                        <a:effectRef idx="0">
+                          <a:srgbClr val="FFFFFF"/>
+                        </a:effectRef>
+                        <a:fontRef idx="minor">
+                          <a:schemeClr val="tx1"/>
+                        </a:fontRef>
+                      </wps:style>
+                      <wps:txbx>
+                        <w:txbxContent>
+                          <w:p>
+                            <w:pPr>
+                              <w:jc w:val="center"/>
+                            </w:pPr>
+                          </w:p>
+                          <w:p/>
+                        </w:txbxContent>
+                      </wps:txbx>
+                      <wps:bodyPr rot="0" spcFirstLastPara="0" vertOverflow="overflow" horzOverflow="overflow" vert="horz" wrap="square" lIns="91440" tIns="45720" rIns="91440" bIns="45720" numCol="1" spcCol="0" rtlCol="0" fromWordArt="0" anchor="ctr" anchorCtr="0" forceAA="0" compatLnSpc="1">
+                        <a:noAutofit/>
+                      </wps:bodyPr>
+                    </wps:wsp>
+                  </a:graphicData>
+                </a:graphic>
+              </wp:anchor>
+            </w:drawing>
+          </mc:Choice>
+          <mc:Fallback>
+            <w:pict>
+              <v:rect id="_x0000_s1026" o:spid="_x0000_s1026" o:spt="1" style="position:absolute;left:0pt;margin-left:179.65pt;margin-top:137.2pt;height:95.75pt;width:86.75pt;z-index:251683840;v-text-anchor:middle;mso-width-relative:page;mso-height-relative:page;" filled="f" stroked="t" coordsize="21600,21600" o:gfxdata="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">
+                <v:fill on="f" focussize="0,0"/>
+                <v:stroke weight="1.5pt" color="#E54C5E [3209]" miterlimit="8" joinstyle="miter"/>
+                <v:imagedata o:title=""/>
+                <o:lock v:ext="edit" aspectratio="f"/>
+                <v:textbox>
+                  <w:txbxContent>
+                    <w:p>
+                      <w:pPr>
+                        <w:jc w:val="center"/>
+                      </w:pPr>
+                    </w:p>
+                    <w:p/>
+                  </w:txbxContent>
+                </v:textbox>
+              </v:rect>
+            </w:pict>
+          </mc:Fallback>
+        </mc:AlternateContent>
+      </w:r>
+      <w:r>
+        <w:rPr>
+          <w:rFonts w:hint="eastAsia" w:ascii="ＭＳ ゴシック" w:hAnsi="ＭＳ ゴシック" w:eastAsia="ＭＳ ゴシック" w:cs="ＭＳ ゴシック"/>
+          <w:sz w:val="21"/>
+        </w:rPr>
+        <mc:AlternateContent>
+          <mc:Choice Requires="wps">
+            <w:drawing>
+              <wp:anchor distT="0" distB="0" distL="114300" distR="114300" simplePos="0" relativeHeight="251681792" behindDoc="0" locked="0" layoutInCell="1" allowOverlap="1">
+                <wp:simplePos x="0" y="0"/>
+                <wp:positionH relativeFrom="column">
+                  <wp:posOffset>3401695</wp:posOffset>
+                </wp:positionH>
+                <wp:positionV relativeFrom="paragraph">
+                  <wp:posOffset>2858770</wp:posOffset>
+                </wp:positionV>
+                <wp:extent cx="2029460" cy="545465"/>
+                <wp:effectExtent l="6350" t="158750" r="8890" b="6985"/>
+                <wp:wrapNone/>
+                <wp:docPr id="9" name="角丸四角形吹き出し 9"/>
+                <wp:cNvGraphicFramePr/>
+                <a:graphic xmlns:a="http://schemas.openxmlformats.org/drawingml/2006/main">
+                  <a:graphicData uri="http://schemas.microsoft.com/office/word/2010/wordprocessingShape">
+                    <wps:wsp>
+                      <wps:cNvSpPr/>
+                      <wps:spPr>
+                        <a:xfrm>
+                          <a:off x="0" y="0"/>
+                          <a:ext cx="2029460" cy="545465"/>
+                        </a:xfrm>
+                        <a:prstGeom prst="wedgeRoundRectCallout">
+                          <a:avLst>
+                            <a:gd name="adj1" fmla="val -33575"/>
+                            <a:gd name="adj2" fmla="val -77590"/>
+                            <a:gd name="adj3" fmla="val 16667"/>
+                          </a:avLst>
+                        </a:prstGeom>
+                      </wps:spPr>
+                      <wps:style>
+                        <a:lnRef idx="2">
+                          <a:schemeClr val="accent3"/>
+                        </a:lnRef>
+                        <a:fillRef idx="2">
+                          <a:schemeClr val="accent3"/>
+                        </a:fillRef>
+                        <a:effectRef idx="0">
+                          <a:srgbClr val="FFFFFF"/>
+                        </a:effectRef>
+                        <a:fontRef idx="minor">
+                          <a:schemeClr val="lt1"/>
+                        </a:fontRef>
+                      </wps:style>
+                      <wps:txbx>
+                        <w:txbxContent>
+                          <w:p>
+                            <w:pPr>
+                              <w:jc w:val="center"/>
+                              <w:rPr>
+                                <w:rFonts w:hint="eastAsia" w:ascii="メイリオ" w:hAnsi="メイリオ" w:eastAsia="メイリオ" w:cs="メイリオ"/>
+                                <w:color w:val="000000" w:themeColor="text1"/>
+                                <w:sz w:val="18"/>
+                                <w:szCs w:val="21"/>
+                                <w:lang w:val="en-US" w:eastAsia="ja-JP"/>
+                                <w14:textFill>
+                                  <w14:solidFill>
+                                    <w14:schemeClr w14:val="tx1"/>
+                                  </w14:solidFill>
+                                </w14:textFill>
+                              </w:rPr>
+                            </w:pPr>
+                            <w:r>
+                              <w:rPr>
+                                <w:rFonts w:hint="eastAsia" w:ascii="メイリオ" w:hAnsi="メイリオ" w:eastAsia="メイリオ" w:cs="メイリオ"/>
+                                <w:color w:val="000000" w:themeColor="text1"/>
+                                <w:sz w:val="18"/>
+                                <w:szCs w:val="21"/>
+                                <w:lang w:val="en-US" w:eastAsia="ja-JP"/>
+                                <w14:textFill>
+                                  <w14:solidFill>
+                                    <w14:schemeClr w14:val="tx1"/>
+                                  </w14:solidFill>
+                                </w14:textFill>
+                              </w:rPr>
+                              <w:t>今回作成したカスタムビジュアル</w:t>
+                            </w:r>
+                          </w:p>
+                        </w:txbxContent>
+                      </wps:txbx>
+                      <wps:bodyPr rot="0" spcFirstLastPara="0" vertOverflow="overflow" horzOverflow="overflow" vert="horz" wrap="square" lIns="91440" tIns="45720" rIns="91440" bIns="45720" numCol="1" spcCol="0" rtlCol="0" fromWordArt="0" anchor="ctr" anchorCtr="0" forceAA="0" compatLnSpc="1">
+                        <a:noAutofit/>
+                      </wps:bodyPr>
+                    </wps:wsp>
+                  </a:graphicData>
+                </a:graphic>
+              </wp:anchor>
+            </w:drawing>
+          </mc:Choice>
+          <mc:Fallback>
+            <w:pict>
+              <v:shape id="_x0000_s1026" o:spid="_x0000_s1026" o:spt="62" type="#_x0000_t62" style="position:absolute;left:0pt;margin-left:267.85pt;margin-top:225.1pt;height:42.95pt;width:159.8pt;z-index:251681792;v-text-anchor:middle;mso-width-relative:page;mso-height-relative:page;" fillcolor="#FED550 [3216]" filled="t" stroked="t" coordsize="21600,21600" o:gfxdata="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" adj="3548,-5959,14400">
+                <v:fill type="gradient" on="t" color2="#F2BA02 [3216]" angle="45" focus="100%" focussize="0,0" rotate="t">
+                  <o:fill type="gradientUnscaled" v:ext="backwardCompatible"/>
+                </v:fill>
+                <v:stroke weight="1pt" color="#F2BA02 [3206]" miterlimit="8" joinstyle="miter"/>
+                <v:imagedata o:title=""/>
+                <o:lock v:ext="edit" aspectratio="f"/>
+                <v:textbox>
+                  <w:txbxContent>
+                    <w:p>
+                      <w:pPr>
+                        <w:jc w:val="center"/>
+                        <w:rPr>
+                          <w:rFonts w:hint="eastAsia" w:ascii="メイリオ" w:hAnsi="メイリオ" w:eastAsia="メイリオ" w:cs="メイリオ"/>
+                          <w:color w:val="000000" w:themeColor="text1"/>
+                          <w:sz w:val="18"/>
+                          <w:szCs w:val="21"/>
+                          <w:lang w:val="en-US" w:eastAsia="ja-JP"/>
+                          <w14:textFill>
+                            <w14:solidFill>
+                              <w14:schemeClr w14:val="tx1"/>
+                            </w14:solidFill>
+                          </w14:textFill>
+                        </w:rPr>
+                      </w:pPr>
+                      <w:r>
+                        <w:rPr>
+                          <w:rFonts w:hint="eastAsia" w:ascii="メイリオ" w:hAnsi="メイリオ" w:eastAsia="メイリオ" w:cs="メイリオ"/>
+                          <w:color w:val="000000" w:themeColor="text1"/>
+                          <w:sz w:val="18"/>
+                          <w:szCs w:val="21"/>
+                          <w:lang w:val="en-US" w:eastAsia="ja-JP"/>
+                          <w14:textFill>
+                            <w14:solidFill>
+                              <w14:schemeClr w14:val="tx1"/>
+                            </w14:solidFill>
+                          </w14:textFill>
+                        </w:rPr>
+                        <w:t>今回作成したカスタムビジュアル</w:t>
+                      </w:r>
+                    </w:p>
+                  </w:txbxContent>
+                </v:textbox>
+              </v:shape>
+            </w:pict>
+          </mc:Fallback>
+        </mc:AlternateContent>
+      </w:r>
+      <w:r>
+        <w:rPr>
+          <w:rFonts w:hint="eastAsia" w:ascii="ＭＳ ゴシック" w:hAnsi="ＭＳ ゴシック" w:eastAsia="ＭＳ ゴシック" w:cs="ＭＳ ゴシック"/>
+          <w:sz w:val="21"/>
+        </w:rPr>
+        <mc:AlternateContent>
+          <mc:Choice Requires="wps">
+            <w:drawing>
+              <wp:anchor distT="0" distB="0" distL="114300" distR="114300" simplePos="0" relativeHeight="251682816" behindDoc="0" locked="0" layoutInCell="1" allowOverlap="1">
+                <wp:simplePos x="0" y="0"/>
+                <wp:positionH relativeFrom="column">
+                  <wp:posOffset>3536315</wp:posOffset>
+                </wp:positionH>
+                <wp:positionV relativeFrom="paragraph">
+                  <wp:posOffset>2579370</wp:posOffset>
+                </wp:positionV>
+                <wp:extent cx="160020" cy="173355"/>
+                <wp:effectExtent l="9525" t="9525" r="20955" b="20320"/>
+                <wp:wrapNone/>
+                <wp:docPr id="33" name="四角形 33"/>
+                <wp:cNvGraphicFramePr/>
+                <a:graphic xmlns:a="http://schemas.openxmlformats.org/drawingml/2006/main">
+                  <a:graphicData uri="http://schemas.microsoft.com/office/word/2010/wordprocessingShape">
+                    <wps:wsp>
+                      <wps:cNvSpPr/>
+                      <wps:spPr>
+                        <a:xfrm>
+                          <a:off x="0" y="0"/>
+                          <a:ext cx="160020" cy="173355"/>
+                        </a:xfrm>
+                        <a:prstGeom prst="rect">
+                          <a:avLst/>
+                        </a:prstGeom>
+                        <a:ln w="19050"/>
+                      </wps:spPr>
+                      <wps:style>
+                        <a:lnRef idx="2">
+                          <a:schemeClr val="accent6"/>
+                        </a:lnRef>
+                        <a:fillRef idx="0">
+                          <a:srgbClr val="FFFFFF"/>
+                        </a:fillRef>
+                        <a:effectRef idx="0">
+                          <a:srgbClr val="FFFFFF"/>
+                        </a:effectRef>
+                        <a:fontRef idx="minor">
+                          <a:schemeClr val="tx1"/>
+                        </a:fontRef>
+                      </wps:style>
+                      <wps:txbx>
+                        <w:txbxContent>
+                          <w:p>
+                            <w:pPr>
+                              <w:jc w:val="center"/>
+                            </w:pPr>
+                          </w:p>
+                          <w:p/>
+                        </w:txbxContent>
+                      </wps:txbx>
+                      <wps:bodyPr rot="0" spcFirstLastPara="0" vertOverflow="overflow" horzOverflow="overflow" vert="horz" wrap="square" lIns="91440" tIns="45720" rIns="91440" bIns="45720" numCol="1" spcCol="0" rtlCol="0" fromWordArt="0" anchor="ctr" anchorCtr="0" forceAA="0" compatLnSpc="1">
+                        <a:noAutofit/>
+                      </wps:bodyPr>
+                    </wps:wsp>
+                  </a:graphicData>
+                </a:graphic>
+              </wp:anchor>
+            </w:drawing>
+          </mc:Choice>
+          <mc:Fallback>
+            <w:pict>
+              <v:rect id="_x0000_s1026" o:spid="_x0000_s1026" o:spt="1" style="position:absolute;left:0pt;margin-left:278.45pt;margin-top:203.1pt;height:13.65pt;width:12.6pt;z-index:251682816;v-text-anchor:middle;mso-width-relative:page;mso-height-relative:page;" filled="f" stroked="t" coordsize="21600,21600" o:gfxdata="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">
+                <v:fill on="f" focussize="0,0"/>
+                <v:stroke weight="1.5pt" color="#E54C5E [3209]" miterlimit="8" joinstyle="miter"/>
+                <v:imagedata o:title=""/>
+                <o:lock v:ext="edit" aspectratio="f"/>
+                <v:textbox>
+                  <w:txbxContent>
+                    <w:p>
+                      <w:pPr>
+                        <w:jc w:val="center"/>
+                      </w:pPr>
+                    </w:p>
+                    <w:p/>
+                  </w:txbxContent>
+                </v:textbox>
+              </v:rect>
+            </w:pict>
+          </mc:Fallback>
+        </mc:AlternateContent>
+      </w:r>
+      <w:r>
+        <w:rPr>
+          <w:rFonts w:hint="eastAsia" w:ascii="ＭＳ ゴシック" w:hAnsi="ＭＳ ゴシック" w:eastAsia="ＭＳ ゴシック" w:cs="ＭＳ ゴシック"/>
+          <w:sz w:val="21"/>
+        </w:rPr>
+        <mc:AlternateContent>
+          <mc:Choice Requires="wps">
+            <w:drawing>
+              <wp:anchor distT="0" distB="0" distL="114300" distR="114300" simplePos="0" relativeHeight="251680768" behindDoc="0" locked="0" layoutInCell="1" allowOverlap="1">
+                <wp:simplePos x="0" y="0"/>
+                <wp:positionH relativeFrom="column">
+                  <wp:posOffset>231140</wp:posOffset>
+                </wp:positionH>
+                <wp:positionV relativeFrom="paragraph">
+                  <wp:posOffset>1744980</wp:posOffset>
+                </wp:positionV>
+                <wp:extent cx="2027555" cy="1162050"/>
+                <wp:effectExtent l="9525" t="9525" r="20320" b="9525"/>
+                <wp:wrapNone/>
+                <wp:docPr id="32" name="四角形 32"/>
+                <wp:cNvGraphicFramePr/>
+                <a:graphic xmlns:a="http://schemas.openxmlformats.org/drawingml/2006/main">
+                  <a:graphicData uri="http://schemas.microsoft.com/office/word/2010/wordprocessingShape">
+                    <wps:wsp>
+                      <wps:cNvSpPr/>
+                      <wps:spPr>
+                        <a:xfrm>
+                          <a:off x="0" y="0"/>
+                          <a:ext cx="2027555" cy="1162050"/>
+                        </a:xfrm>
+                        <a:prstGeom prst="rect">
+                          <a:avLst/>
+                        </a:prstGeom>
+                        <a:ln w="19050"/>
+                      </wps:spPr>
+                      <wps:style>
+                        <a:lnRef idx="2">
+                          <a:schemeClr val="accent6"/>
+                        </a:lnRef>
+                        <a:fillRef idx="0">
+                          <a:srgbClr val="FFFFFF"/>
+                        </a:fillRef>
+                        <a:effectRef idx="0">
+                          <a:srgbClr val="FFFFFF"/>
+                        </a:effectRef>
+                        <a:fontRef idx="minor">
+                          <a:schemeClr val="tx1"/>
+                        </a:fontRef>
+                      </wps:style>
+                      <wps:txbx>
+                        <w:txbxContent>
+                          <w:p>
+                            <w:pPr>
+                              <w:jc w:val="center"/>
+                            </w:pPr>
+                          </w:p>
+                          <w:p/>
+                        </w:txbxContent>
+                      </wps:txbx>
+                      <wps:bodyPr rot="0" spcFirstLastPara="0" vertOverflow="overflow" horzOverflow="overflow" vert="horz" wrap="square" lIns="91440" tIns="45720" rIns="91440" bIns="45720" numCol="1" spcCol="0" rtlCol="0" fromWordArt="0" anchor="ctr" anchorCtr="0" forceAA="0" compatLnSpc="1">
+                        <a:noAutofit/>
+                      </wps:bodyPr>
+                    </wps:wsp>
+                  </a:graphicData>
+                </a:graphic>
+              </wp:anchor>
+            </w:drawing>
+          </mc:Choice>
+          <mc:Fallback>
+            <w:pict>
+              <v:rect id="_x0000_s1026" o:spid="_x0000_s1026" o:spt="1" style="position:absolute;left:0pt;margin-left:18.2pt;margin-top:137.4pt;height:91.5pt;width:159.65pt;z-index:251680768;v-text-anchor:middle;mso-width-relative:page;mso-height-relative:page;" filled="f" stroked="t" coordsize="21600,21600" o:gfxdata="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">
+                <v:fill on="f" focussize="0,0"/>
+                <v:stroke weight="1.5pt" color="#E54C5E [3209]" miterlimit="8" joinstyle="miter"/>
+                <v:imagedata o:title=""/>
+                <o:lock v:ext="edit" aspectratio="f"/>
+                <v:textbox>
+                  <w:txbxContent>
+                    <w:p>
+                      <w:pPr>
+                        <w:jc w:val="center"/>
+                      </w:pPr>
+                    </w:p>
+                    <w:p/>
+                  </w:txbxContent>
+                </v:textbox>
+              </v:rect>
+            </w:pict>
+          </mc:Fallback>
+        </mc:AlternateContent>
+      </w:r>
+      <w:r>
+        <w:rPr>
+          <w:rFonts w:hint="eastAsia" w:ascii="ＭＳ ゴシック" w:hAnsi="ＭＳ ゴシック" w:eastAsia="ＭＳ ゴシック" w:cs="ＭＳ ゴシック"/>
+          <w:sz w:val="21"/>
+        </w:rPr>
+        <mc:AlternateContent>
+          <mc:Choice Requires="wps">
+            <w:drawing>
+              <wp:anchor distT="0" distB="0" distL="114300" distR="114300" simplePos="0" relativeHeight="251679744" behindDoc="0" locked="0" layoutInCell="1" allowOverlap="1">
+                <wp:simplePos x="0" y="0"/>
+                <wp:positionH relativeFrom="column">
+                  <wp:posOffset>-350520</wp:posOffset>
+                </wp:positionH>
+                <wp:positionV relativeFrom="paragraph">
+                  <wp:posOffset>1043940</wp:posOffset>
+                </wp:positionV>
+                <wp:extent cx="2451735" cy="545465"/>
+                <wp:effectExtent l="6350" t="6350" r="18415" b="133985"/>
+                <wp:wrapNone/>
+                <wp:docPr id="6" name="角丸四角形吹き出し 6"/>
+                <wp:cNvGraphicFramePr/>
+                <a:graphic xmlns:a="http://schemas.openxmlformats.org/drawingml/2006/main">
+                  <a:graphicData uri="http://schemas.microsoft.com/office/word/2010/wordprocessingShape">
+                    <wps:wsp>
+                      <wps:cNvSpPr/>
+                      <wps:spPr>
+                        <a:xfrm>
+                          <a:off x="0" y="0"/>
+                          <a:ext cx="2451735" cy="545465"/>
+                        </a:xfrm>
+                        <a:prstGeom prst="wedgeRoundRectCallout">
+                          <a:avLst>
+                            <a:gd name="adj1" fmla="val 21042"/>
+                            <a:gd name="adj2" fmla="val 72700"/>
+                            <a:gd name="adj3" fmla="val 16667"/>
+                          </a:avLst>
+                        </a:prstGeom>
+                      </wps:spPr>
+                      <wps:style>
+                        <a:lnRef idx="2">
+                          <a:schemeClr val="accent3"/>
+                        </a:lnRef>
+                        <a:fillRef idx="2">
+                          <a:schemeClr val="accent3"/>
+                        </a:fillRef>
+                        <a:effectRef idx="0">
+                          <a:srgbClr val="FFFFFF"/>
+                        </a:effectRef>
+                        <a:fontRef idx="minor">
+                          <a:schemeClr val="lt1"/>
+                        </a:fontRef>
+                      </wps:style>
+                      <wps:txbx>
+                        <w:txbxContent>
+                          <w:p>
+                            <w:pPr>
+                              <w:jc w:val="center"/>
+                              <w:rPr>
+                                <w:rFonts w:hint="default" w:ascii="メイリオ" w:hAnsi="メイリオ" w:eastAsia="メイリオ" w:cs="メイリオ"/>
+                                <w:color w:val="000000" w:themeColor="text1"/>
+                                <w:sz w:val="18"/>
+                                <w:szCs w:val="21"/>
+                                <w:lang w:val="en-US" w:eastAsia="ja-JP"/>
+                                <w14:textFill>
+                                  <w14:solidFill>
+                                    <w14:schemeClr w14:val="tx1"/>
+                                  </w14:solidFill>
+                                </w14:textFill>
+                              </w:rPr>
+                            </w:pPr>
+                            <w:r>
+                              <w:rPr>
+                                <w:rFonts w:hint="eastAsia" w:ascii="メイリオ" w:hAnsi="メイリオ" w:eastAsia="メイリオ" w:cs="メイリオ"/>
+                                <w:color w:val="000000" w:themeColor="text1"/>
+                                <w:sz w:val="18"/>
+                                <w:szCs w:val="21"/>
+                                <w:lang w:val="en-US" w:eastAsia="ja-JP"/>
+                                <w14:textFill>
+                                  <w14:solidFill>
+                                    <w14:schemeClr w14:val="tx1"/>
+                                  </w14:solidFill>
+                                </w14:textFill>
+                              </w:rPr>
+                              <w:t>PC稼働状況のビジュアル（値設定済）</w:t>
+                            </w:r>
+                          </w:p>
+                        </w:txbxContent>
+                      </wps:txbx>
+                      <wps:bodyPr rot="0" spcFirstLastPara="0" vertOverflow="overflow" horzOverflow="overflow" vert="horz" wrap="square" lIns="91440" tIns="45720" rIns="91440" bIns="45720" numCol="1" spcCol="0" rtlCol="0" fromWordArt="0" anchor="ctr" anchorCtr="0" forceAA="0" compatLnSpc="1">
+                        <a:noAutofit/>
+                      </wps:bodyPr>
+                    </wps:wsp>
+                  </a:graphicData>
+                </a:graphic>
+              </wp:anchor>
+            </w:drawing>
+          </mc:Choice>
+          <mc:Fallback>
+            <w:pict>
+              <v:shape id="_x0000_s1026" o:spid="_x0000_s1026" o:spt="62" type="#_x0000_t62" style="position:absolute;left:0pt;margin-left:-27.6pt;margin-top:82.2pt;height:42.95pt;width:193.05pt;z-index:251679744;v-text-anchor:middle;mso-width-relative:page;mso-height-relative:page;" fillcolor="#FED550 [3216]" filled="t" stroked="t" coordsize="21600,21600" o:gfxdata="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" adj="15345,26503,14400">
+                <v:fill type="gradient" on="t" color2="#F2BA02 [3216]" angle="45" focus="100%" focussize="0,0" rotate="t">
+                  <o:fill type="gradientUnscaled" v:ext="backwardCompatible"/>
+                </v:fill>
+                <v:stroke weight="1pt" color="#F2BA02 [3206]" miterlimit="8" joinstyle="miter"/>
+                <v:imagedata o:title=""/>
+                <o:lock v:ext="edit" aspectratio="f"/>
+                <v:textbox>
+                  <w:txbxContent>
+                    <w:p>
+                      <w:pPr>
+                        <w:jc w:val="center"/>
+                        <w:rPr>
+                          <w:rFonts w:hint="default" w:ascii="メイリオ" w:hAnsi="メイリオ" w:eastAsia="メイリオ" w:cs="メイリオ"/>
+                          <w:color w:val="000000" w:themeColor="text1"/>
+                          <w:sz w:val="18"/>
+                          <w:szCs w:val="21"/>
+                          <w:lang w:val="en-US" w:eastAsia="ja-JP"/>
+                          <w14:textFill>
+                            <w14:solidFill>
+                              <w14:schemeClr w14:val="tx1"/>
+                            </w14:solidFill>
+                          </w14:textFill>
+                        </w:rPr>
+                      </w:pPr>
+                      <w:r>
+                        <w:rPr>
+                          <w:rFonts w:hint="eastAsia" w:ascii="メイリオ" w:hAnsi="メイリオ" w:eastAsia="メイリオ" w:cs="メイリオ"/>
+                          <w:color w:val="000000" w:themeColor="text1"/>
+                          <w:sz w:val="18"/>
+                          <w:szCs w:val="21"/>
+                          <w:lang w:val="en-US" w:eastAsia="ja-JP"/>
+                          <w14:textFill>
+                            <w14:solidFill>
+                              <w14:schemeClr w14:val="tx1"/>
+                            </w14:solidFill>
+                          </w14:textFill>
+                        </w:rPr>
+                        <w:t>PC稼働状況のビジュアル（値設定済）</w:t>
+                      </w:r>
+                    </w:p>
+                  </w:txbxContent>
+                </v:textbox>
+              </v:shape>
+            </w:pict>
+          </mc:Fallback>
+        </mc:AlternateContent>
+      </w:r>
+      <w:r>
+        <w:rPr>
+          <w:rFonts w:hint="eastAsia" w:ascii="ＭＳ ゴシック" w:hAnsi="ＭＳ ゴシック" w:eastAsia="ＭＳ ゴシック" w:cs="ＭＳ ゴシック"/>
+          <w:lang w:eastAsia="ja-JP"/>
+        </w:rPr>
+        <w:t>開くと、今回作成した</w:t>
+      </w:r>
+      <w:r>
+        <w:rPr>
+          <w:rFonts w:hint="eastAsia" w:ascii="ＭＳ ゴシック" w:hAnsi="ＭＳ ゴシック" w:eastAsia="ＭＳ ゴシック" w:cs="ＭＳ ゴシック"/>
+          <w:lang w:val="en-US" w:eastAsia="ja-JP"/>
+        </w:rPr>
+        <w:t>PC稼働状況の</w:t>
+      </w:r>
+      <w:r>
+        <w:rPr>
+          <w:rFonts w:hint="eastAsia" w:ascii="ＭＳ ゴシック" w:hAnsi="ＭＳ ゴシック" w:eastAsia="ＭＳ ゴシック" w:cs="ＭＳ ゴシック"/>
+          <w:lang w:eastAsia="ja-JP"/>
+        </w:rPr>
+        <w:t>値設定済のビジュアルと、その設定値を確認するためのテーブルがの２つの</w:t>
+      </w:r>
+      <w:bookmarkStart w:id="0" w:name="_GoBack"/>
+      <w:bookmarkEnd w:id="0"/>
+      <w:r>
+        <w:rPr>
+          <w:rFonts w:hint="eastAsia" w:ascii="ＭＳ ゴシック" w:hAnsi="ＭＳ ゴシック" w:eastAsia="ＭＳ ゴシック" w:cs="ＭＳ ゴシック"/>
+          <w:lang w:eastAsia="ja-JP"/>
+        </w:rPr>
+        <w:t>ビジュアルが表示されています。また、新しくカスタムビジュアルを追加したため、視覚化ペインに新しくアイコンが設定されています。</w:t>
+      </w:r>
+      <w:r>
+        <w:rPr>
+          <w:rFonts w:hint="eastAsia" w:ascii="ＭＳ ゴシック" w:hAnsi="ＭＳ ゴシック" w:eastAsia="ＭＳ ゴシック" w:cs="ＭＳ ゴシック"/>
+        </w:rPr>
+        <w:br w:type="textWrapping"/>
+      </w:r>
+      <w:r>
+        <w:rPr>
+          <w:rFonts w:hint="eastAsia" w:ascii="ＭＳ ゴシック" w:hAnsi="ＭＳ ゴシック" w:eastAsia="ＭＳ ゴシック" w:cs="ＭＳ ゴシック"/>
+        </w:rPr>
+        <w:drawing>
+          <wp:inline distT="0" distB="0" distL="114300" distR="114300">
+            <wp:extent cx="4925695" cy="2678430"/>
+            <wp:effectExtent l="0" t="0" r="1905" b="1270"/>
+            <wp:docPr id="1" name="図形 1"/>
+            <wp:cNvGraphicFramePr>
+              <a:graphicFrameLocks xmlns:a="http://schemas.openxmlformats.org/drawingml/2006/main" noChangeAspect="1"/>
+            </wp:cNvGraphicFramePr>
+            <a:graphic xmlns:a="http://schemas.openxmlformats.org/drawingml/2006/main">
+              <a:graphicData uri="http://schemas.openxmlformats.org/drawingml/2006/picture">
+                <pic:pic xmlns:pic="http://schemas.openxmlformats.org/drawingml/2006/picture">
+                  <pic:nvPicPr>
+                    <pic:cNvPr id="1" name="図形 1"/>
+                    <pic:cNvPicPr>
+                      <a:picLocks noChangeAspect="1"/>
+                    </pic:cNvPicPr>
+                  </pic:nvPicPr>
+                  <pic:blipFill>
+                    <a:blip r:embed="rId4"/>
+                    <a:stretch>
+                      <a:fillRect/>
+                    </a:stretch>
+                  </pic:blipFill>
+                  <pic:spPr>
+                    <a:xfrm>
+                      <a:off x="0" y="0"/>
+                      <a:ext cx="4925695" cy="2678430"/>
+                    </a:xfrm>
+                    <a:prstGeom prst="rect">
+                      <a:avLst/>
+                    </a:prstGeom>
+                    <a:noFill/>
+                    <a:ln>
+                      <a:noFill/>
+                    </a:ln>
+                  </pic:spPr>
+                </pic:pic>
+              </a:graphicData>
+            </a:graphic>
+          </wp:inline>
+        </w:drawing>
+      </w:r>
+    </w:p>
+    <w:p>
+      <w:pPr>
+        <w:rPr>
+          <w:rFonts w:hint="eastAsia" w:ascii="ＭＳ ゴシック" w:hAnsi="ＭＳ ゴシック" w:eastAsia="ＭＳ ゴシック" w:cs="ＭＳ ゴシック"/>
+          <w:lang w:eastAsia="ja-JP"/>
+        </w:rPr>
+      </w:pPr>
+      <w:r>
+        <w:rPr>
+          <w:rFonts w:hint="eastAsia" w:ascii="ＭＳ ゴシック" w:hAnsi="ＭＳ ゴシック" w:eastAsia="ＭＳ ゴシック" w:cs="ＭＳ ゴシック"/>
+          <w:lang w:eastAsia="ja-JP"/>
+        </w:rPr>
+        <w:br w:type="textWrapping"/>
+      </w:r>
+      <w:r>
+        <w:rPr>
+          <w:rFonts w:hint="eastAsia" w:ascii="ＭＳ ゴシック" w:hAnsi="ＭＳ ゴシック" w:eastAsia="ＭＳ ゴシック" w:cs="ＭＳ ゴシック"/>
+          <w:lang w:eastAsia="ja-JP"/>
+        </w:rPr>
+        <w:t>【オプション】</w:t>
+      </w:r>
+    </w:p>
+    <w:p>
+      <w:pPr>
+        <w:rPr>
+          <w:rFonts w:hint="eastAsia" w:ascii="ＭＳ ゴシック" w:hAnsi="ＭＳ ゴシック" w:eastAsia="ＭＳ ゴシック" w:cs="ＭＳ ゴシック"/>
+          <w:lang w:val="en-US" w:eastAsia="ja-JP"/>
+        </w:rPr>
+      </w:pPr>
+      <w:r>
+        <w:rPr>
+          <w:rFonts w:hint="eastAsia" w:ascii="ＭＳ ゴシック" w:hAnsi="ＭＳ ゴシック" w:eastAsia="ＭＳ ゴシック" w:cs="ＭＳ ゴシック"/>
+          <w:lang w:val="en-US" w:eastAsia="ja-JP"/>
+        </w:rPr>
+        <w:t>・tooltip</w:t>
+      </w:r>
+    </w:p>
+    <w:p>
+      <w:pPr>
+        <w:rPr>
+          <w:rFonts w:hint="eastAsia" w:ascii="ＭＳ ゴシック" w:hAnsi="ＭＳ ゴシック" w:eastAsia="ＭＳ ゴシック" w:cs="ＭＳ ゴシック"/>
+          <w:lang w:val="en-US" w:eastAsia="ja-JP"/>
+        </w:rPr>
+      </w:pPr>
+      <w:r>
+        <w:rPr>
+          <w:rFonts w:hint="eastAsia" w:ascii="ＭＳ ゴシック" w:hAnsi="ＭＳ ゴシック" w:eastAsia="ＭＳ ゴシック" w:cs="ＭＳ ゴシック"/>
+          <w:lang w:eastAsia="ja-JP"/>
+        </w:rPr>
+        <w:t>マウスで装置をホバーすると</w:t>
+      </w:r>
+      <w:r>
+        <w:rPr>
+          <w:rFonts w:hint="eastAsia" w:ascii="ＭＳ ゴシック" w:hAnsi="ＭＳ ゴシック" w:eastAsia="ＭＳ ゴシック" w:cs="ＭＳ ゴシック"/>
+          <w:lang w:val="en-US" w:eastAsia="ja-JP"/>
+        </w:rPr>
+        <w:t>tooltipが出てきます。</w:t>
+      </w:r>
+    </w:p>
+    <w:p>
+      <w:pPr>
+        <w:rPr>
+          <w:rFonts w:hint="eastAsia" w:ascii="ＭＳ ゴシック" w:hAnsi="ＭＳ ゴシック" w:eastAsia="ＭＳ ゴシック" w:cs="ＭＳ ゴシック"/>
+          <w:lang w:val="en-US" w:eastAsia="ja-JP"/>
+        </w:rPr>
+      </w:pPr>
+      <w:r>
+        <w:rPr>
+          <w:rFonts w:hint="eastAsia" w:ascii="ＭＳ ゴシック" w:hAnsi="ＭＳ ゴシック" w:eastAsia="ＭＳ ゴシック" w:cs="ＭＳ ゴシック"/>
+          <w:sz w:val="21"/>
+        </w:rPr>
+        <mc:AlternateContent>
+          <mc:Choice Requires="wps">
+            <w:drawing>
+              <wp:anchor distT="0" distB="0" distL="114300" distR="114300" simplePos="0" relativeHeight="251678720" behindDoc="0" locked="0" layoutInCell="1" allowOverlap="1">
+                <wp:simplePos x="0" y="0"/>
+                <wp:positionH relativeFrom="column">
+                  <wp:posOffset>4105275</wp:posOffset>
+                </wp:positionH>
+                <wp:positionV relativeFrom="paragraph">
+                  <wp:posOffset>1301750</wp:posOffset>
                 </wp:positionV>
                 <wp:extent cx="1267460" cy="545465"/>
-                <wp:effectExtent l="113030" t="6350" r="16510" b="222885"/>
+                <wp:effectExtent l="6350" t="204470" r="8890" b="12065"/>
                 <wp:wrapNone/>
                 <wp:docPr id="11" name="角丸四角形吹き出し 11"/>
                 <wp:cNvGraphicFramePr/>
@@ -105,8 +1083,8 @@
                         </a:xfrm>
                         <a:prstGeom prst="wedgeRoundRectCallout">
                           <a:avLst>
-                            <a:gd name="adj1" fmla="val -55753"/>
-                            <a:gd name="adj2" fmla="val 85390"/>
+                            <a:gd name="adj1" fmla="val -33667"/>
+                            <a:gd name="adj2" fmla="val -85389"/>
                             <a:gd name="adj3" fmla="val 16667"/>
                           </a:avLst>
                         </a:prstGeom>
@@ -168,7 +1146,7 @@
           </mc:Choice>
           <mc:Fallback>
             <w:pict>
-              <v:shape id="_x0000_s1026" o:spid="_x0000_s1026" o:spt="62" type="#_x0000_t62" style="position:absolute;left:0pt;margin-left:307.35pt;margin-top:248.75pt;height:42.95pt;width:99.8pt;z-index:251668480;v-text-anchor:middle;mso-width-relative:page;mso-height-relative:page;" fillcolor="#FED550 [3216]" filled="t" stroked="t" coordsize="21600,21600" o:gfxdata="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" adj="-1243,29244,14400">
+              <v:shape id="_x0000_s1026" o:spid="_x0000_s1026" o:spt="62" type="#_x0000_t62" style="position:absolute;left:0pt;margin-left:323.25pt;margin-top:102.5pt;height:42.95pt;width:99.8pt;z-index:251678720;v-text-anchor:middle;mso-width-relative:page;mso-height-relative:page;" fillcolor="#FED550 [3216]" filled="t" stroked="t" coordsize="21600,21600" o:gfxdata="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" adj="3528,-7644,14400">
                 <v:fill type="gradient" on="t" color2="#F2BA02 [3216]" angle="45" focus="100%" focussize="0,0" rotate="t">
                   <o:fill type="gradientUnscaled" v:ext="backwardCompatible"/>
                 </v:fill>
@@ -212,116 +1190,6 @@
           </mc:Fallback>
         </mc:AlternateContent>
       </w:r>
-      <w:r>
-        <w:rPr>
-          <w:rFonts w:hint="eastAsia" w:ascii="ＭＳ ゴシック" w:hAnsi="ＭＳ ゴシック" w:eastAsia="ＭＳ ゴシック" w:cs="ＭＳ ゴシック"/>
-        </w:rPr>
-        <w:drawing>
-          <wp:inline distT="0" distB="0" distL="114300" distR="114300">
-            <wp:extent cx="4925695" cy="2678430"/>
-            <wp:effectExtent l="0" t="0" r="1905" b="1270"/>
-            <wp:docPr id="1" name="図形 1"/>
-            <wp:cNvGraphicFramePr>
-              <a:graphicFrameLocks xmlns:a="http://schemas.openxmlformats.org/drawingml/2006/main" noChangeAspect="1"/>
-            </wp:cNvGraphicFramePr>
-            <a:graphic xmlns:a="http://schemas.openxmlformats.org/drawingml/2006/main">
-              <a:graphicData uri="http://schemas.openxmlformats.org/drawingml/2006/picture">
-                <pic:pic xmlns:pic="http://schemas.openxmlformats.org/drawingml/2006/picture">
-                  <pic:nvPicPr>
-                    <pic:cNvPr id="1" name="図形 1"/>
-                    <pic:cNvPicPr>
-                      <a:picLocks noChangeAspect="1"/>
-                    </pic:cNvPicPr>
-                  </pic:nvPicPr>
-                  <pic:blipFill>
-                    <a:blip r:embed="rId4"/>
-                    <a:stretch>
-                      <a:fillRect/>
-                    </a:stretch>
-                  </pic:blipFill>
-                  <pic:spPr>
-                    <a:xfrm>
-                      <a:off x="0" y="0"/>
-                      <a:ext cx="4925695" cy="2678430"/>
-                    </a:xfrm>
-                    <a:prstGeom prst="rect">
-                      <a:avLst/>
-                    </a:prstGeom>
-                    <a:noFill/>
-                    <a:ln>
-                      <a:noFill/>
-                    </a:ln>
-                  </pic:spPr>
-                </pic:pic>
-              </a:graphicData>
-            </a:graphic>
-          </wp:inline>
-        </w:drawing>
-      </w:r>
-      <w:r>
-        <w:rPr>
-          <w:rFonts w:hint="eastAsia" w:ascii="ＭＳ ゴシック" w:hAnsi="ＭＳ ゴシック" w:eastAsia="ＭＳ ゴシック" w:cs="ＭＳ ゴシック"/>
-        </w:rPr>
-        <w:br w:type="textWrapping"/>
-      </w:r>
-      <w:r>
-        <w:rPr>
-          <w:rFonts w:hint="eastAsia" w:ascii="ＭＳ ゴシック" w:hAnsi="ＭＳ ゴシック" w:eastAsia="ＭＳ ゴシック" w:cs="ＭＳ ゴシック"/>
-        </w:rPr>
-        <w:br w:type="textWrapping"/>
-      </w:r>
-      <w:r>
-        <w:rPr>
-          <w:rFonts w:hint="eastAsia" w:ascii="ＭＳ ゴシック" w:hAnsi="ＭＳ ゴシック" w:eastAsia="ＭＳ ゴシック" w:cs="ＭＳ ゴシック"/>
-          <w:lang w:eastAsia="ja-JP"/>
-        </w:rPr>
-        <w:t>【オプション】</w:t>
-      </w:r>
-    </w:p>
-    <w:p>
-      <w:pPr>
-        <w:rPr>
-          <w:rFonts w:hint="eastAsia" w:ascii="ＭＳ ゴシック" w:hAnsi="ＭＳ ゴシック" w:eastAsia="ＭＳ ゴシック" w:cs="ＭＳ ゴシック"/>
-          <w:lang w:val="en-US" w:eastAsia="ja-JP"/>
-        </w:rPr>
-      </w:pPr>
-      <w:r>
-        <w:rPr>
-          <w:rFonts w:hint="eastAsia" w:ascii="ＭＳ ゴシック" w:hAnsi="ＭＳ ゴシック" w:eastAsia="ＭＳ ゴシック" w:cs="ＭＳ ゴシック"/>
-          <w:lang w:val="en-US" w:eastAsia="ja-JP"/>
-        </w:rPr>
-        <w:t>・tooltip</w:t>
-      </w:r>
-    </w:p>
-    <w:p>
-      <w:pPr>
-        <w:rPr>
-          <w:rFonts w:hint="eastAsia" w:ascii="ＭＳ ゴシック" w:hAnsi="ＭＳ ゴシック" w:eastAsia="ＭＳ ゴシック" w:cs="ＭＳ ゴシック"/>
-          <w:lang w:val="en-US" w:eastAsia="ja-JP"/>
-        </w:rPr>
-      </w:pPr>
-      <w:r>
-        <w:rPr>
-          <w:rFonts w:hint="eastAsia" w:ascii="ＭＳ ゴシック" w:hAnsi="ＭＳ ゴシック" w:eastAsia="ＭＳ ゴシック" w:cs="ＭＳ ゴシック"/>
-          <w:lang w:eastAsia="ja-JP"/>
-        </w:rPr>
-        <w:t>マウスで装置をホバーすると</w:t>
-      </w:r>
-      <w:r>
-        <w:rPr>
-          <w:rFonts w:hint="eastAsia" w:ascii="ＭＳ ゴシック" w:hAnsi="ＭＳ ゴシック" w:eastAsia="ＭＳ ゴシック" w:cs="ＭＳ ゴシック"/>
-          <w:lang w:val="en-US" w:eastAsia="ja-JP"/>
-        </w:rPr>
-        <w:t>tooltipが出てきます。</w:t>
-      </w:r>
-    </w:p>
-    <w:p>
-      <w:pPr>
-        <w:rPr>
-          <w:rFonts w:hint="eastAsia" w:ascii="ＭＳ ゴシック" w:hAnsi="ＭＳ ゴシック" w:eastAsia="ＭＳ ゴシック" w:cs="ＭＳ ゴシック"/>
-          <w:lang w:val="en-US" w:eastAsia="ja-JP"/>
-        </w:rPr>
-      </w:pPr>
       <w:r>
         <w:rPr>
           <w:rFonts w:hint="eastAsia" w:ascii="ＭＳ ゴシック" w:hAnsi="ＭＳ ゴシック" w:eastAsia="ＭＳ ゴシック" w:cs="ＭＳ ゴシック"/>
@@ -795,7 +1663,7 @@
           <w:rFonts w:hint="eastAsia" w:ascii="ＭＳ ゴシック" w:hAnsi="ＭＳ ゴシック" w:eastAsia="ＭＳ ゴシック" w:cs="ＭＳ ゴシック"/>
           <w:lang w:val="en-US" w:eastAsia="ja-JP"/>
         </w:rPr>
-        <w:t>tooltipに表示する内容は、視覚化ペインのデータフィールドに設定したデータとなります。</w:t>
+        <w:br w:type="page"/>
       </w:r>
     </w:p>
     <w:p>
@@ -808,12 +1676,26 @@
       <w:r>
         <w:rPr>
           <w:rFonts w:hint="eastAsia" w:ascii="ＭＳ ゴシック" w:hAnsi="ＭＳ ゴシック" w:eastAsia="ＭＳ ゴシック" w:cs="ＭＳ ゴシック"/>
+          <w:lang w:val="en-US" w:eastAsia="ja-JP"/>
+        </w:rPr>
+        <w:t>tooltipに表示する内容は、視覚化ペインのデータフィールドに設定したデータとなります。</w:t>
+      </w:r>
+    </w:p>
+    <w:p>
+      <w:pPr>
+        <w:rPr>
+          <w:rFonts w:hint="eastAsia" w:ascii="ＭＳ ゴシック" w:hAnsi="ＭＳ ゴシック" w:eastAsia="ＭＳ ゴシック" w:cs="ＭＳ ゴシック"/>
+        </w:rPr>
+      </w:pPr>
+      <w:r>
+        <w:rPr>
+          <w:rFonts w:hint="eastAsia" w:ascii="ＭＳ ゴシック" w:hAnsi="ＭＳ ゴシック" w:eastAsia="ＭＳ ゴシック" w:cs="ＭＳ ゴシック"/>
           <w:sz w:val="21"/>
         </w:rPr>
         <mc:AlternateContent>
           <mc:Choice Requires="wps">
             <w:drawing>
-              <wp:anchor distT="0" distB="0" distL="114300" distR="114300" simplePos="0" relativeHeight="251669504" behindDoc="0" locked="0" layoutInCell="1" allowOverlap="1">
+              <wp:anchor distT="0" distB="0" distL="114300" distR="114300" simplePos="0" relativeHeight="251668480" behindDoc="0" locked="0" layoutInCell="1" allowOverlap="1">
                 <wp:simplePos x="0" y="0"/>
                 <wp:positionH relativeFrom="column">
                   <wp:posOffset>130810</wp:posOffset>
@@ -875,7 +1757,7 @@
           </mc:Choice>
           <mc:Fallback>
             <w:pict>
-              <v:rect id="_x0000_s1026" o:spid="_x0000_s1026" o:spt="1" style="position:absolute;left:0pt;margin-left:10.3pt;margin-top:30.1pt;height:37pt;width:126.95pt;z-index:251669504;v-text-anchor:middle;mso-width-relative:page;mso-height-relative:page;" filled="f" stroked="t" coordsize="21600,21600" o:gfxdata="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">
+              <v:rect id="_x0000_s1026" o:spid="_x0000_s1026" o:spt="1" style="position:absolute;left:0pt;margin-left:10.3pt;margin-top:30.1pt;height:37pt;width:126.95pt;z-index:251668480;v-text-anchor:middle;mso-width-relative:page;mso-height-relative:page;" filled="f" stroked="t" coordsize="21600,21600" o:gfxdata="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">
                 <v:fill on="f" focussize="0,0"/>
                 <v:stroke weight="1.5pt" color="#E54C5E [3209]" miterlimit="8" joinstyle="miter"/>
                 <v:imagedata o:title=""/>
@@ -941,28 +1823,13 @@
           </wp:inline>
         </w:drawing>
       </w:r>
-      <w:r>
-        <w:rPr>
-          <w:rFonts w:hint="eastAsia" w:ascii="ＭＳ ゴシック" w:hAnsi="ＭＳ ゴシック" w:eastAsia="ＭＳ ゴシック" w:cs="ＭＳ ゴシック"/>
-          <w:lang w:val="en-US" w:eastAsia="ja-JP"/>
-        </w:rPr>
-        <w:br w:type="page"/>
-      </w:r>
     </w:p>
     <w:p>
       <w:pPr>
         <w:rPr>
           <w:rFonts w:hint="eastAsia" w:ascii="ＭＳ ゴシック" w:hAnsi="ＭＳ ゴシック" w:eastAsia="ＭＳ ゴシック" w:cs="ＭＳ ゴシック"/>
-          <w:lang w:val="en-US" w:eastAsia="ja-JP"/>
         </w:rPr>
       </w:pPr>
-      <w:r>
-        <w:rPr>
-          <w:rFonts w:hint="eastAsia" w:ascii="ＭＳ ゴシック" w:hAnsi="ＭＳ ゴシック" w:eastAsia="ＭＳ ゴシック" w:cs="ＭＳ ゴシック"/>
-          <w:lang w:val="en-US" w:eastAsia="ja-JP"/>
-        </w:rPr>
-        <w:t>・絞り込み</w:t>
-      </w:r>
     </w:p>
     <w:p>
       <w:pPr>
@@ -976,7 +1843,7 @@
           <w:rFonts w:hint="eastAsia" w:ascii="ＭＳ ゴシック" w:hAnsi="ＭＳ ゴシック" w:eastAsia="ＭＳ ゴシック" w:cs="ＭＳ ゴシック"/>
           <w:lang w:val="en-US" w:eastAsia="ja-JP"/>
         </w:rPr>
-        <w:t>マウスで装置をクリックすると他のビジュアルの絞り込みが行えます。</w:t>
+        <w:t>・絞り込み</w:t>
       </w:r>
     </w:p>
     <w:p>
@@ -989,12 +1856,27 @@
       <w:r>
         <w:rPr>
           <w:rFonts w:hint="eastAsia" w:ascii="ＭＳ ゴシック" w:hAnsi="ＭＳ ゴシック" w:eastAsia="ＭＳ ゴシック" w:cs="ＭＳ ゴシック"/>
+          <w:lang w:val="en-US" w:eastAsia="ja-JP"/>
+        </w:rPr>
+        <w:t>マウスで装置をクリックすると他のビジュアルの絞り込みが行えます。</w:t>
+      </w:r>
+    </w:p>
+    <w:p>
+      <w:pPr>
+        <w:rPr>
+          <w:rFonts w:hint="eastAsia" w:ascii="ＭＳ ゴシック" w:hAnsi="ＭＳ ゴシック" w:eastAsia="ＭＳ ゴシック" w:cs="ＭＳ ゴシック"/>
+          <w:lang w:val="en-US" w:eastAsia="ja-JP"/>
+        </w:rPr>
+      </w:pPr>
+      <w:r>
+        <w:rPr>
+          <w:rFonts w:hint="eastAsia" w:ascii="ＭＳ ゴシック" w:hAnsi="ＭＳ ゴシック" w:eastAsia="ＭＳ ゴシック" w:cs="ＭＳ ゴシック"/>
           <w:sz w:val="21"/>
         </w:rPr>
         <mc:AlternateContent>
           <mc:Choice Requires="wps">
             <w:drawing>
-              <wp:anchor distT="0" distB="0" distL="114300" distR="114300" simplePos="0" relativeHeight="251677696" behindDoc="0" locked="0" layoutInCell="1" allowOverlap="1">
+              <wp:anchor distT="0" distB="0" distL="114300" distR="114300" simplePos="0" relativeHeight="251676672" behindDoc="0" locked="0" layoutInCell="1" allowOverlap="1">
                 <wp:simplePos x="0" y="0"/>
                 <wp:positionH relativeFrom="column">
                   <wp:posOffset>3928110</wp:posOffset>
@@ -1056,7 +1938,7 @@
           </mc:Choice>
           <mc:Fallback>
             <w:pict>
-              <v:rect id="_x0000_s1026" o:spid="_x0000_s1026" o:spt="1" style="position:absolute;left:0pt;margin-left:309.3pt;margin-top:15.9pt;height:11.7pt;width:93.4pt;z-index:251677696;v-text-anchor:middle;mso-width-relative:page;mso-height-relative:page;" filled="f" stroked="t" coordsize="21600,21600" o:gfxdata="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">
+              <v:rect id="_x0000_s1026" o:spid="_x0000_s1026" o:spt="1" style="position:absolute;left:0pt;margin-left:309.3pt;margin-top:15.9pt;height:11.7pt;width:93.4pt;z-index:251676672;v-text-anchor:middle;mso-width-relative:page;mso-height-relative:page;" filled="f" stroked="t" coordsize="21600,21600" o:gfxdata="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">
                 <v:fill on="f" focussize="0,0"/>
                 <v:stroke weight="1.5pt" color="#E54C5E [3209]" miterlimit="8" joinstyle="miter"/>
                 <v:imagedata o:title=""/>
@@ -1084,7 +1966,7 @@
         <mc:AlternateContent>
           <mc:Choice Requires="wps">
             <w:drawing>
-              <wp:anchor distT="0" distB="0" distL="114300" distR="114300" simplePos="0" relativeHeight="251673600" behindDoc="0" locked="0" layoutInCell="1" allowOverlap="1">
+              <wp:anchor distT="0" distB="0" distL="114300" distR="114300" simplePos="0" relativeHeight="251672576" behindDoc="0" locked="0" layoutInCell="1" allowOverlap="1">
                 <wp:simplePos x="0" y="0"/>
                 <wp:positionH relativeFrom="column">
                   <wp:posOffset>1927860</wp:posOffset>
@@ -1146,7 +2028,7 @@
           </mc:Choice>
           <mc:Fallback>
             <w:pict>
-              <v:rect id="_x0000_s1026" o:spid="_x0000_s1026" o:spt="1" style="position:absolute;left:0pt;margin-left:151.8pt;margin-top:41.4pt;height:27.65pt;width:29.45pt;z-index:251673600;v-text-anchor:middle;mso-width-relative:page;mso-height-relative:page;" filled="f" stroked="t" coordsize="21600,21600" o:gfxdata="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">
+              <v:rect id="_x0000_s1026" o:spid="_x0000_s1026" o:spt="1" style="position:absolute;left:0pt;margin-left:151.8pt;margin-top:41.4pt;height:27.65pt;width:29.45pt;z-index:251672576;v-text-anchor:middle;mso-width-relative:page;mso-height-relative:page;" filled="f" stroked="t" coordsize="21600,21600" o:gfxdata="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">
                 <v:fill on="f" focussize="0,0"/>
                 <v:stroke weight="1.5pt" color="#E54C5E [3209]" miterlimit="8" joinstyle="miter"/>
                 <v:imagedata o:title=""/>
@@ -1174,7 +2056,7 @@
         <mc:AlternateContent>
           <mc:Choice Requires="wps">
             <w:drawing>
-              <wp:anchor distT="0" distB="0" distL="114300" distR="114300" simplePos="0" relativeHeight="251676672" behindDoc="0" locked="0" layoutInCell="1" allowOverlap="1">
+              <wp:anchor distT="0" distB="0" distL="114300" distR="114300" simplePos="0" relativeHeight="251675648" behindDoc="0" locked="0" layoutInCell="1" allowOverlap="1">
                 <wp:simplePos x="0" y="0"/>
                 <wp:positionH relativeFrom="column">
                   <wp:posOffset>2204085</wp:posOffset>
@@ -1238,7 +2120,7 @@
           </mc:Choice>
           <mc:Fallback>
             <w:pict>
-              <v:shape id="_x0000_s1026" o:spid="_x0000_s1026" o:spt="66" type="#_x0000_t66" style="position:absolute;left:0pt;margin-left:173.55pt;margin-top:64.5pt;height:13.15pt;width:17.75pt;rotation:2686976f;z-index:251676672;v-text-anchor:middle;mso-width-relative:page;mso-height-relative:page;" fillcolor="#FFFFFF [3212]" filled="t" stroked="t" coordsize="21600,21600" o:gfxdata="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" adj="8539,7066">
+              <v:shape id="_x0000_s1026" o:spid="_x0000_s1026" o:spt="66" type="#_x0000_t66" style="position:absolute;left:0pt;margin-left:173.55pt;margin-top:64.5pt;height:13.15pt;width:17.75pt;rotation:2686976f;z-index:251675648;v-text-anchor:middle;mso-width-relative:page;mso-height-relative:page;" fillcolor="#FFFFFF [3212]" filled="t" stroked="t" coordsize="21600,21600" o:gfxdata="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" adj="8539,7066">
                 <v:fill on="t" focussize="0,0"/>
                 <v:stroke weight="1pt" color="#000000 [3213]" miterlimit="8" joinstyle="miter"/>
                 <v:imagedata o:title=""/>
@@ -1749,7 +2631,7 @@
         <mc:AlternateContent>
           <mc:Choice Requires="wps">
             <w:drawing>
-              <wp:anchor distT="0" distB="0" distL="114300" distR="114300" simplePos="0" relativeHeight="251674624" behindDoc="0" locked="0" layoutInCell="1" allowOverlap="1">
+              <wp:anchor distT="0" distB="0" distL="114300" distR="114300" simplePos="0" relativeHeight="251673600" behindDoc="0" locked="0" layoutInCell="1" allowOverlap="1">
                 <wp:simplePos x="0" y="0"/>
                 <wp:positionH relativeFrom="column">
                   <wp:posOffset>1305560</wp:posOffset>
@@ -1811,7 +2693,7 @@
           </mc:Choice>
           <mc:Fallback>
             <w:pict>
-              <v:rect id="_x0000_s1026" o:spid="_x0000_s1026" o:spt="1" style="position:absolute;left:0pt;margin-left:102.8pt;margin-top:51pt;height:18.65pt;width:23.45pt;z-index:251674624;v-text-anchor:middle;mso-width-relative:page;mso-height-relative:page;" filled="f" stroked="t" coordsize="21600,21600" o:gfxdata="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">
+              <v:rect id="_x0000_s1026" o:spid="_x0000_s1026" o:spt="1" style="position:absolute;left:0pt;margin-left:102.8pt;margin-top:51pt;height:18.65pt;width:23.45pt;z-index:251673600;v-text-anchor:middle;mso-width-relative:page;mso-height-relative:page;" filled="f" stroked="t" coordsize="21600,21600" o:gfxdata="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">
                 <v:fill on="f" focussize="0,0"/>
                 <v:stroke weight="1.5pt" color="#E54C5E [3209]" miterlimit="8" joinstyle="miter"/>
                 <v:imagedata o:title=""/>
@@ -1839,7 +2721,7 @@
         <mc:AlternateContent>
           <mc:Choice Requires="wps">
             <w:drawing>
-              <wp:anchor distT="0" distB="0" distL="114300" distR="114300" simplePos="0" relativeHeight="251675648" behindDoc="0" locked="0" layoutInCell="1" allowOverlap="1">
+              <wp:anchor distT="0" distB="0" distL="114300" distR="114300" simplePos="0" relativeHeight="251674624" behindDoc="0" locked="0" layoutInCell="1" allowOverlap="1">
                 <wp:simplePos x="0" y="0"/>
                 <wp:positionH relativeFrom="column">
                   <wp:posOffset>1518285</wp:posOffset>
@@ -1903,7 +2785,7 @@
           </mc:Choice>
           <mc:Fallback>
             <w:pict>
-              <v:shape id="_x0000_s1026" o:spid="_x0000_s1026" o:spt="66" type="#_x0000_t66" style="position:absolute;left:0pt;margin-left:119.55pt;margin-top:65.1pt;height:13.15pt;width:17.75pt;rotation:2686976f;z-index:251675648;v-text-anchor:middle;mso-width-relative:page;mso-height-relative:page;" fillcolor="#FFFFFF [3212]" filled="t" stroked="t" coordsize="21600,21600" o:gfxdata="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" adj="8539,7066">
+              <v:shape id="_x0000_s1026" o:spid="_x0000_s1026" o:spt="66" type="#_x0000_t66" style="position:absolute;left:0pt;margin-left:119.55pt;margin-top:65.1pt;height:13.15pt;width:17.75pt;rotation:2686976f;z-index:251674624;v-text-anchor:middle;mso-width-relative:page;mso-height-relative:page;" fillcolor="#FFFFFF [3212]" filled="t" stroked="t" coordsize="21600,21600" o:gfxdata="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" adj="8539,7066">
                 <v:fill on="t" focussize="0,0"/>
                 <v:stroke weight="1pt" color="#000000 [3213]" miterlimit="8" joinstyle="miter"/>
                 <v:imagedata o:title=""/>
@@ -2004,7 +2886,7 @@
         <mc:AlternateContent>
           <mc:Choice Requires="wps">
             <w:drawing>
-              <wp:anchor distT="0" distB="0" distL="114300" distR="114300" simplePos="0" relativeHeight="251672576" behindDoc="0" locked="0" layoutInCell="1" allowOverlap="1">
+              <wp:anchor distT="0" distB="0" distL="114300" distR="114300" simplePos="0" relativeHeight="251671552" behindDoc="0" locked="0" layoutInCell="1" allowOverlap="1">
                 <wp:simplePos x="0" y="0"/>
                 <wp:positionH relativeFrom="column">
                   <wp:posOffset>3527425</wp:posOffset>
@@ -2066,7 +2948,7 @@
           </mc:Choice>
           <mc:Fallback>
             <w:pict>
-              <v:rect id="_x0000_s1026" o:spid="_x0000_s1026" o:spt="1" style="position:absolute;left:0pt;margin-left:277.75pt;margin-top:6.25pt;height:135.65pt;width:88.45pt;z-index:251672576;v-text-anchor:middle;mso-width-relative:page;mso-height-relative:page;" filled="f" stroked="t" coordsize="21600,21600" o:gfxdata="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">
+              <v:rect id="_x0000_s1026" o:spid="_x0000_s1026" o:spt="1" style="position:absolute;left:0pt;margin-left:277.75pt;margin-top:6.25pt;height:135.65pt;width:88.45pt;z-index:251671552;v-text-anchor:middle;mso-width-relative:page;mso-height-relative:page;" filled="f" stroked="t" coordsize="21600,21600" o:gfxdata="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">
                 <v:fill on="f" focussize="0,0"/>
                 <v:stroke weight="1.5pt" color="#E54C5E [3209]" miterlimit="8" joinstyle="miter"/>
                 <v:imagedata o:title=""/>
@@ -2295,13 +3177,32 @@
           <w:szCs w:val="22"/>
           <w:lang w:val="en-US" w:eastAsia="ja-JP"/>
         </w:rPr>
-        <w:t>※Power BIの仕様上、他ビジュアルから絞り込みを行った場合は、他ビジュアルで選択したデータのみしか得られません。なので、PC稼働状況には選択されたデータのみが繁栄されます。</w:t>
+        <w:br w:type="page"/>
       </w:r>
     </w:p>
     <w:p>
       <w:pPr>
         <w:rPr>
           <w:rFonts w:hint="eastAsia" w:ascii="ＭＳ ゴシック" w:hAnsi="ＭＳ ゴシック" w:eastAsia="ＭＳ ゴシック" w:cs="ＭＳ ゴシック"/>
+          <w:sz w:val="20"/>
+          <w:szCs w:val="22"/>
+          <w:lang w:val="en-US" w:eastAsia="ja-JP"/>
+        </w:rPr>
+      </w:pPr>
+      <w:r>
+        <w:rPr>
+          <w:rFonts w:hint="eastAsia" w:ascii="ＭＳ ゴシック" w:hAnsi="ＭＳ ゴシック" w:eastAsia="ＭＳ ゴシック" w:cs="ＭＳ ゴシック"/>
+          <w:sz w:val="20"/>
+          <w:szCs w:val="22"/>
+          <w:lang w:val="en-US" w:eastAsia="ja-JP"/>
+        </w:rPr>
+        <w:t>※Power BIの仕様上、他ビジュアルからデータの絞り込みを行った場合は、他ビジュアルで選択したデータのみしか得られません。なので、PC稼働状況には選択されたデータのみが繁栄されます。</w:t>
+      </w:r>
+    </w:p>
+    <w:p>
+      <w:pPr>
+        <w:rPr>
+          <w:rFonts w:hint="eastAsia" w:ascii="ＭＳ ゴシック" w:hAnsi="ＭＳ ゴシック" w:eastAsia="ＭＳ ゴシック" w:cs="ＭＳ ゴシック"/>
         </w:rPr>
       </w:pPr>
       <w:r>
@@ -2312,7 +3213,7 @@
         <mc:AlternateContent>
           <mc:Choice Requires="wps">
             <w:drawing>
-              <wp:anchor distT="0" distB="0" distL="114300" distR="114300" simplePos="0" relativeHeight="251678720" behindDoc="0" locked="0" layoutInCell="1" allowOverlap="1">
+              <wp:anchor distT="0" distB="0" distL="114300" distR="114300" simplePos="0" relativeHeight="251677696" behindDoc="0" locked="0" layoutInCell="1" allowOverlap="1">
                 <wp:simplePos x="0" y="0"/>
                 <wp:positionH relativeFrom="column">
                   <wp:posOffset>482600</wp:posOffset>
@@ -2399,7 +3300,7 @@
           </mc:Choice>
           <mc:Fallback>
             <w:pict>
-              <v:shape id="_x0000_s1026" o:spid="_x0000_s1026" o:spt="62" type="#_x0000_t62" style="position:absolute;left:0pt;margin-left:38pt;margin-top:89.3pt;height:48.6pt;width:157.6pt;z-index:251678720;v-text-anchor:middle;mso-width-relative:page;mso-height-relative:page;" fillcolor="#FED550 [3216]" filled="t" stroked="t" coordsize="21600,21600" o:gfxdata="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" adj="12446,-14467,14400">
+              <v:shape id="_x0000_s1026" o:spid="_x0000_s1026" o:spt="62" type="#_x0000_t62" style="position:absolute;left:0pt;margin-left:38pt;margin-top:89.3pt;height:48.6pt;width:157.6pt;z-index:251677696;v-text-anchor:middle;mso-width-relative:page;mso-height-relative:page;" fillcolor="#FED550 [3216]" filled="t" stroked="t" coordsize="21600,21600" o:gfxdata="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" adj="12446,-14467,14400">
                 <v:fill type="gradient" on="t" color2="#F2BA02 [3216]" angle="45" focus="100%" focussize="0,0" rotate="t">
                   <o:fill type="gradientUnscaled" v:ext="backwardCompatible"/>
                 </v:fill>
@@ -2590,7 +3491,7 @@
         <mc:AlternateContent>
           <mc:Choice Requires="wps">
             <w:drawing>
-              <wp:anchor distT="0" distB="0" distL="114300" distR="114300" simplePos="0" relativeHeight="251671552" behindDoc="0" locked="0" layoutInCell="1" allowOverlap="1">
+              <wp:anchor distT="0" distB="0" distL="114300" distR="114300" simplePos="0" relativeHeight="251670528" behindDoc="0" locked="0" layoutInCell="1" allowOverlap="1">
                 <wp:simplePos x="0" y="0"/>
                 <wp:positionH relativeFrom="column">
                   <wp:posOffset>2721610</wp:posOffset>
@@ -2652,7 +3553,7 @@
           </mc:Choice>
           <mc:Fallback>
             <w:pict>
-              <v:rect id="_x0000_s1026" o:spid="_x0000_s1026" o:spt="1" style="position:absolute;left:0pt;margin-left:214.3pt;margin-top:46.35pt;height:7.15pt;width:66.9pt;z-index:251671552;v-text-anchor:middle;mso-width-relative:page;mso-height-relative:page;" filled="f" stroked="t" coordsize="21600,21600" o:gfxdata="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">
+              <v:rect id="_x0000_s1026" o:spid="_x0000_s1026" o:spt="1" style="position:absolute;left:0pt;margin-left:214.3pt;margin-top:46.35pt;height:7.15pt;width:66.9pt;z-index:251670528;v-text-anchor:middle;mso-width-relative:page;mso-height-relative:page;" filled="f" stroked="t" coordsize="21600,21600" o:gfxdata="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">
                 <v:fill on="f" focussize="0,0"/>
                 <v:stroke weight="1.5pt" color="#E54C5E [3209]" miterlimit="8" joinstyle="miter"/>
                 <v:imagedata o:title=""/>
@@ -2680,7 +3581,7 @@
         <mc:AlternateContent>
           <mc:Choice Requires="wps">
             <w:drawing>
-              <wp:anchor distT="0" distB="0" distL="114300" distR="114300" simplePos="0" relativeHeight="251670528" behindDoc="0" locked="0" layoutInCell="1" allowOverlap="1">
+              <wp:anchor distT="0" distB="0" distL="114300" distR="114300" simplePos="0" relativeHeight="251669504" behindDoc="0" locked="0" layoutInCell="1" allowOverlap="1">
                 <wp:simplePos x="0" y="0"/>
                 <wp:positionH relativeFrom="column">
                   <wp:posOffset>1343660</wp:posOffset>
@@ -2742,7 +3643,7 @@
           </mc:Choice>
           <mc:Fallback>
             <w:pict>
-              <v:rect id="_x0000_s1026" o:spid="_x0000_s1026" o:spt="1" style="position:absolute;left:0pt;margin-left:105.8pt;margin-top:30.35pt;height:21.1pt;width:20.45pt;z-index:251670528;v-text-anchor:middle;mso-width-relative:page;mso-height-relative:page;" filled="f" stroked="t" coordsize="21600,21600" o:gfxdata="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">
+              <v:rect id="_x0000_s1026" o:spid="_x0000_s1026" o:spt="1" style="position:absolute;left:0pt;margin-left:105.8pt;margin-top:30.35pt;height:21.1pt;width:20.45pt;z-index:251669504;v-text-anchor:middle;mso-width-relative:page;mso-height-relative:page;" filled="f" stroked="t" coordsize="21600,21600" o:gfxdata="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">
                 <v:fill on="f" focussize="0,0"/>
                 <v:stroke weight="1.5pt" color="#E54C5E [3209]" miterlimit="8" joinstyle="miter"/>
                 <v:imagedata o:title=""/>
@@ -2816,13 +3717,6 @@
           <w:lang w:val="en-US" w:eastAsia="ja-JP"/>
         </w:rPr>
       </w:pPr>
-      <w:r>
-        <w:rPr>
-          <w:rFonts w:hint="eastAsia" w:ascii="ＭＳ ゴシック" w:hAnsi="ＭＳ ゴシック" w:eastAsia="ＭＳ ゴシック" w:cs="ＭＳ ゴシック"/>
-          <w:lang w:val="en-US" w:eastAsia="ja-JP"/>
-        </w:rPr>
-        <w:br w:type="page"/>
-      </w:r>
     </w:p>
     <w:p>
       <w:pPr>
@@ -2963,16 +3857,7 @@
           <w:rFonts w:hint="eastAsia" w:ascii="ＭＳ ゴシック" w:hAnsi="ＭＳ ゴシック" w:eastAsia="ＭＳ ゴシック" w:cs="ＭＳ ゴシック"/>
           <w:lang w:val="en-US" w:eastAsia="ja-JP"/>
         </w:rPr>
-        <w:t>　　幸いです。貴社の社内DX活動がこれからも素敵な方向にいきますように！</w:t>
-      </w:r>
-      <w:bookmarkStart w:id="0" w:name="_GoBack"/>
-      <w:bookmarkEnd w:id="0"/>
-      <w:r>
-        <w:rPr>
-          <w:rFonts w:hint="eastAsia" w:ascii="ＭＳ ゴシック" w:hAnsi="ＭＳ ゴシック" w:eastAsia="ＭＳ ゴシック" w:cs="ＭＳ ゴシック"/>
-          <w:lang w:val="en-US" w:eastAsia="ja-JP"/>
-        </w:rPr>
-        <w:t>）</w:t>
+        <w:t>　　幸いです。貴社の社内DX活動がこれからも素敵な方向にいきますように！）</w:t>
       </w:r>
     </w:p>
     <w:sectPr>

--- a/カスタムビジュアルPC稼働状況の使い方.docx
+++ b/カスタムビジュアルPC稼働状況の使い方.docx
@@ -735,7 +735,7 @@
           </mc:Choice>
           <mc:Fallback>
             <w:pict>
-              <v:rect id="_x0000_s1026" o:spid="_x0000_s1026" o:spt="1" style="position:absolute;left:0pt;margin-left:18.2pt;margin-top:137.4pt;height:91.5pt;width:159.65pt;z-index:251680768;v-text-anchor:middle;mso-width-relative:page;mso-height-relative:page;" filled="f" stroked="t" coordsize="21600,21600" o:gfxdata="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">
+              <v:rect id="_x0000_s1026" o:spid="_x0000_s1026" o:spt="1" style="position:absolute;left:0pt;margin-left:18.2pt;margin-top:137.4pt;height:91.5pt;width:159.65pt;z-index:251680768;v-text-anchor:middle;mso-width-relative:page;mso-height-relative:page;" filled="f" stroked="t" coordsize="21600,21600" o:gfxdata="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">
                 <v:fill on="f" focussize="0,0"/>
                 <v:stroke weight="1.5pt" color="#E54C5E [3209]" miterlimit="8" joinstyle="miter"/>
                 <v:imagedata o:title=""/>
@@ -854,7 +854,7 @@
           </mc:Choice>
           <mc:Fallback>
             <w:pict>
-              <v:shape id="_x0000_s1026" o:spid="_x0000_s1026" o:spt="62" type="#_x0000_t62" style="position:absolute;left:0pt;margin-left:-27.6pt;margin-top:82.2pt;height:42.95pt;width:193.05pt;z-index:251679744;v-text-anchor:middle;mso-width-relative:page;mso-height-relative:page;" fillcolor="#FED550 [3216]" filled="t" stroked="t" coordsize="21600,21600" o:gfxdata="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" adj="15345,26503,14400">
+              <v:shape id="_x0000_s1026" o:spid="_x0000_s1026" o:spt="62" type="#_x0000_t62" style="position:absolute;left:0pt;margin-left:-27.6pt;margin-top:82.2pt;height:42.95pt;width:193.05pt;z-index:251679744;v-text-anchor:middle;mso-width-relative:page;mso-height-relative:page;" fillcolor="#FED550 [3216]" filled="t" stroked="t" coordsize="21600,21600" o:gfxdata="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" adj="15345,26503,14400">
                 <v:fill type="gradient" on="t" color2="#F2BA02 [3216]" angle="45" focus="100%" focussize="0,0" rotate="t">
                   <o:fill type="gradientUnscaled" v:ext="backwardCompatible"/>
                 </v:fill>
@@ -921,16 +921,7 @@
           <w:rFonts w:hint="eastAsia" w:ascii="ＭＳ ゴシック" w:hAnsi="ＭＳ ゴシック" w:eastAsia="ＭＳ ゴシック" w:cs="ＭＳ ゴシック"/>
           <w:lang w:eastAsia="ja-JP"/>
         </w:rPr>
-        <w:t>値設定済のビジュアルと、その設定値を確認するためのテーブルがの２つの</w:t>
-      </w:r>
-      <w:bookmarkStart w:id="0" w:name="_GoBack"/>
-      <w:bookmarkEnd w:id="0"/>
-      <w:r>
-        <w:rPr>
-          <w:rFonts w:hint="eastAsia" w:ascii="ＭＳ ゴシック" w:hAnsi="ＭＳ ゴシック" w:eastAsia="ＭＳ ゴシック" w:cs="ＭＳ ゴシック"/>
-          <w:lang w:eastAsia="ja-JP"/>
-        </w:rPr>
-        <w:t>ビジュアルが表示されています。また、新しくカスタムビジュアルを追加したため、視覚化ペインに新しくアイコンが設定されています。</w:t>
+        <w:t>値設定済のビジュアルと、その設定値を確認するためのテーブルがの２つのビジュアルが表示されています。また、新しくカスタムビジュアルを追加したため、視覚化ペインに新しくアイコンが設定されています。</w:t>
       </w:r>
       <w:r>
         <w:rPr>
@@ -3170,6 +3161,8 @@
           <w:lang w:val="en-US" w:eastAsia="ja-JP"/>
         </w:rPr>
       </w:pPr>
+      <w:bookmarkStart w:id="0" w:name="_GoBack"/>
+      <w:bookmarkEnd w:id="0"/>
       <w:r>
         <w:rPr>
           <w:rFonts w:hint="eastAsia" w:ascii="ＭＳ ゴシック" w:hAnsi="ＭＳ ゴシック" w:eastAsia="ＭＳ ゴシック" w:cs="ＭＳ ゴシック"/>
@@ -3196,7 +3189,7 @@
           <w:szCs w:val="22"/>
           <w:lang w:val="en-US" w:eastAsia="ja-JP"/>
         </w:rPr>
-        <w:t>※Power BIの仕様上、他ビジュアルからデータの絞り込みを行った場合は、他ビジュアルで選択したデータのみしか得られません。なので、PC稼働状況には選択されたデータのみが繁栄されます。</w:t>
+        <w:t>※Power BIの仕様上、他ビジュアルからデータの絞り込みを行った場合は、他ビジュアルで選択したデータのみしか得られません。なので、PC稼働状況には選択されたデータのみが反映されます。</w:t>
       </w:r>
     </w:p>
     <w:p>
@@ -3812,18 +3805,17 @@
     <w:p>
       <w:pPr>
         <w:rPr>
-          <w:rFonts w:hint="default" w:ascii="ＭＳ ゴシック" w:hAnsi="ＭＳ ゴシック" w:eastAsia="ＭＳ ゴシック" w:cs="ＭＳ ゴシック"/>
+          <w:rFonts w:hint="eastAsia" w:ascii="ＭＳ ゴシック" w:hAnsi="ＭＳ ゴシック" w:eastAsia="ＭＳ ゴシック" w:cs="ＭＳ ゴシック"/>
           <w:lang w:val="en-US" w:eastAsia="ja-JP"/>
         </w:rPr>
       </w:pPr>
-    </w:p>
-    <w:p>
-      <w:pPr>
-        <w:rPr>
-          <w:rFonts w:hint="eastAsia" w:ascii="ＭＳ ゴシック" w:hAnsi="ＭＳ ゴシック" w:eastAsia="ＭＳ ゴシック" w:cs="ＭＳ ゴシック"/>
-          <w:lang w:val="en-US" w:eastAsia="ja-JP"/>
-        </w:rPr>
-      </w:pPr>
+      <w:r>
+        <w:rPr>
+          <w:rFonts w:hint="eastAsia" w:ascii="ＭＳ ゴシック" w:hAnsi="ＭＳ ゴシック" w:eastAsia="ＭＳ ゴシック" w:cs="ＭＳ ゴシック"/>
+          <w:lang w:val="en-US" w:eastAsia="ja-JP"/>
+        </w:rPr>
+        <w:br w:type="textWrapping"/>
+      </w:r>
       <w:r>
         <w:rPr>
           <w:rFonts w:hint="eastAsia" w:ascii="ＭＳ ゴシック" w:hAnsi="ＭＳ ゴシック" w:eastAsia="ＭＳ ゴシック" w:cs="ＭＳ ゴシック"/>
@@ -4191,6 +4183,15 @@
       <w:u w:val="single"/>
     </w:rPr>
   </w:style>
+  <w:style w:type="character" w:styleId="6">
+    <w:name w:val="FollowedHyperlink"/>
+    <w:basedOn w:val="3"/>
+    <w:uiPriority w:val="0"/>
+    <w:rPr>
+      <w:color w:val="464FEB"/>
+      <w:u w:val="none"/>
+    </w:rPr>
+  </w:style>
 </w:styles>
 </file>
 
